--- a/Appendix/AllTestCases.docx
+++ b/Appendix/AllTestCases.docx
@@ -5,7 +5,7 @@
     <w:tbl>
       <w:tblPr>
         <w:tblStyle w:val="GridTable1Light"/>
-        <w:tblW w:w="0" w:type="auto"/>
+        <w:tblW w:w="10456" w:type="dxa"/>
         <w:tblLayout w:type="fixed"/>
         <w:tblLook w:val="04A0" w:firstRow="1" w:lastRow="0" w:firstColumn="1" w:lastColumn="0" w:noHBand="0" w:noVBand="1"/>
       </w:tblPr>
@@ -255,7 +255,25 @@
                 <w:sz w:val="28"/>
                 <w:szCs w:val="28"/>
               </w:rPr>
-              <w:t>TC-01</w:t>
+              <w:t>TC-</w:t>
+            </w:r>
+            <w:r>
+              <w:rPr>
+                <w:b w:val="0"/>
+                <w:bCs w:val="0"/>
+                <w:sz w:val="28"/>
+                <w:szCs w:val="28"/>
+              </w:rPr>
+              <w:t>LA-</w:t>
+            </w:r>
+            <w:r>
+              <w:rPr>
+                <w:b w:val="0"/>
+                <w:bCs w:val="0"/>
+                <w:sz w:val="28"/>
+                <w:szCs w:val="28"/>
+              </w:rPr>
+              <w:t>01</w:t>
             </w:r>
           </w:p>
         </w:tc>
@@ -447,13 +465,32 @@
                 <w:szCs w:val="28"/>
               </w:rPr>
             </w:pPr>
-            <w:r>
-              <w:rPr>
-                <w:sz w:val="28"/>
-                <w:szCs w:val="28"/>
-              </w:rPr>
-              <w:t>[]</w:t>
-            </w:r>
+            <w:hyperlink r:id="rId4" w:history="1">
+              <w:r>
+                <w:rPr>
+                  <w:rStyle w:val="Hyperlink"/>
+                  <w:sz w:val="28"/>
+                  <w:szCs w:val="28"/>
+                </w:rPr>
+                <w:t>Evi</w:t>
+              </w:r>
+              <w:r>
+                <w:rPr>
+                  <w:rStyle w:val="Hyperlink"/>
+                  <w:sz w:val="28"/>
+                  <w:szCs w:val="28"/>
+                </w:rPr>
+                <w:t>d</w:t>
+              </w:r>
+              <w:r>
+                <w:rPr>
+                  <w:rStyle w:val="Hyperlink"/>
+                  <w:sz w:val="28"/>
+                  <w:szCs w:val="28"/>
+                </w:rPr>
+                <w:t>ence</w:t>
+              </w:r>
+            </w:hyperlink>
           </w:p>
         </w:tc>
       </w:tr>
@@ -485,7 +522,7 @@
                 <w:sz w:val="28"/>
                 <w:szCs w:val="28"/>
               </w:rPr>
-              <w:t>TC-02</w:t>
+              <w:t>TC-LA-02</w:t>
             </w:r>
           </w:p>
         </w:tc>
@@ -689,24 +726,6 @@
             <w:tcW w:w="1258" w:type="dxa"/>
             <w:vAlign w:val="center"/>
           </w:tcPr>
-          <w:p>
-            <w:pPr>
-              <w:suppressAutoHyphens w:val="0"/>
-              <w:jc w:val="center"/>
-              <w:cnfStyle w:val="000000000000" w:firstRow="0" w:lastRow="0" w:firstColumn="0" w:lastColumn="0" w:oddVBand="0" w:evenVBand="0" w:oddHBand="0" w:evenHBand="0" w:firstRowFirstColumn="0" w:firstRowLastColumn="0" w:lastRowFirstColumn="0" w:lastRowLastColumn="0"/>
-              <w:rPr>
-                <w:sz w:val="28"/>
-                <w:szCs w:val="28"/>
-              </w:rPr>
-            </w:pPr>
-            <w:r>
-              <w:rPr>
-                <w:sz w:val="28"/>
-                <w:szCs w:val="28"/>
-              </w:rPr>
-              <w:t>[]</w:t>
-            </w:r>
-          </w:p>
           <w:p>
             <w:pPr>
               <w:suppressAutoHyphens w:val="0"/>
@@ -748,7 +767,7 @@
                 <w:sz w:val="28"/>
                 <w:szCs w:val="28"/>
               </w:rPr>
-              <w:t>TC-03</w:t>
+              <w:t>TC-LA-03</w:t>
             </w:r>
           </w:p>
         </w:tc>
@@ -1008,8 +1027,28 @@
               <w:rPr>
                 <w:b w:val="0"/>
                 <w:bCs w:val="0"/>
-              </w:rPr>
-              <w:t>TC- 04</w:t>
+                <w:sz w:val="28"/>
+                <w:szCs w:val="28"/>
+              </w:rPr>
+              <w:t>TC-</w:t>
+            </w:r>
+            <w:r>
+              <w:rPr>
+                <w:b w:val="0"/>
+                <w:bCs w:val="0"/>
+                <w:sz w:val="28"/>
+                <w:szCs w:val="28"/>
+              </w:rPr>
+              <w:t>LA-</w:t>
+            </w:r>
+            <w:r>
+              <w:rPr>
+                <w:b w:val="0"/>
+                <w:bCs w:val="0"/>
+                <w:sz w:val="28"/>
+                <w:szCs w:val="28"/>
+              </w:rPr>
+              <w:t xml:space="preserve"> 04</w:t>
             </w:r>
           </w:p>
         </w:tc>
@@ -1286,8 +1325,28 @@
               <w:rPr>
                 <w:b w:val="0"/>
                 <w:bCs w:val="0"/>
-              </w:rPr>
-              <w:t>TC-05</w:t>
+                <w:sz w:val="28"/>
+                <w:szCs w:val="28"/>
+              </w:rPr>
+              <w:t>TC-</w:t>
+            </w:r>
+            <w:r>
+              <w:rPr>
+                <w:b w:val="0"/>
+                <w:bCs w:val="0"/>
+                <w:sz w:val="28"/>
+                <w:szCs w:val="28"/>
+              </w:rPr>
+              <w:t>LA-</w:t>
+            </w:r>
+            <w:r>
+              <w:rPr>
+                <w:b w:val="0"/>
+                <w:bCs w:val="0"/>
+                <w:sz w:val="28"/>
+                <w:szCs w:val="28"/>
+              </w:rPr>
+              <w:t>05</w:t>
             </w:r>
           </w:p>
         </w:tc>
@@ -1523,8 +1582,10 @@
               <w:rPr>
                 <w:b w:val="0"/>
                 <w:bCs w:val="0"/>
-              </w:rPr>
-              <w:t>TC-06</w:t>
+                <w:sz w:val="28"/>
+                <w:szCs w:val="28"/>
+              </w:rPr>
+              <w:t>TC-LO-01</w:t>
             </w:r>
           </w:p>
         </w:tc>
@@ -1746,8 +1807,37 @@
               <w:rPr>
                 <w:b w:val="0"/>
                 <w:bCs w:val="0"/>
-              </w:rPr>
-              <w:t>TC-07</w:t>
+                <w:sz w:val="28"/>
+                <w:szCs w:val="28"/>
+              </w:rPr>
+              <w:t>TC-</w:t>
+            </w:r>
+            <w:r>
+              <w:rPr>
+                <w:b w:val="0"/>
+                <w:bCs w:val="0"/>
+                <w:sz w:val="28"/>
+                <w:szCs w:val="28"/>
+              </w:rPr>
+              <w:t>AS-</w:t>
+            </w:r>
+            <w:r>
+              <w:rPr>
+                <w:b w:val="0"/>
+                <w:bCs w:val="0"/>
+                <w:sz w:val="28"/>
+                <w:szCs w:val="28"/>
+              </w:rPr>
+              <w:t>0</w:t>
+            </w:r>
+            <w:r>
+              <w:rPr>
+                <w:b w:val="0"/>
+                <w:bCs w:val="0"/>
+                <w:sz w:val="28"/>
+                <w:szCs w:val="28"/>
+              </w:rPr>
+              <w:t>1</w:t>
             </w:r>
           </w:p>
         </w:tc>
@@ -1944,8 +2034,37 @@
               <w:rPr>
                 <w:b w:val="0"/>
                 <w:bCs w:val="0"/>
-              </w:rPr>
-              <w:t>TC-08</w:t>
+                <w:sz w:val="28"/>
+                <w:szCs w:val="28"/>
+              </w:rPr>
+              <w:t>TC-</w:t>
+            </w:r>
+            <w:r>
+              <w:rPr>
+                <w:b w:val="0"/>
+                <w:bCs w:val="0"/>
+                <w:sz w:val="28"/>
+                <w:szCs w:val="28"/>
+              </w:rPr>
+              <w:t>AS-</w:t>
+            </w:r>
+            <w:r>
+              <w:rPr>
+                <w:b w:val="0"/>
+                <w:bCs w:val="0"/>
+                <w:sz w:val="28"/>
+                <w:szCs w:val="28"/>
+              </w:rPr>
+              <w:t>0</w:t>
+            </w:r>
+            <w:r>
+              <w:rPr>
+                <w:b w:val="0"/>
+                <w:bCs w:val="0"/>
+                <w:sz w:val="28"/>
+                <w:szCs w:val="28"/>
+              </w:rPr>
+              <w:t>2</w:t>
             </w:r>
           </w:p>
         </w:tc>
@@ -2151,8 +2270,37 @@
               <w:rPr>
                 <w:b w:val="0"/>
                 <w:bCs w:val="0"/>
-              </w:rPr>
-              <w:t>TC-09</w:t>
+                <w:sz w:val="28"/>
+                <w:szCs w:val="28"/>
+              </w:rPr>
+              <w:t>TC-</w:t>
+            </w:r>
+            <w:r>
+              <w:rPr>
+                <w:b w:val="0"/>
+                <w:bCs w:val="0"/>
+                <w:sz w:val="28"/>
+                <w:szCs w:val="28"/>
+              </w:rPr>
+              <w:t>AS-</w:t>
+            </w:r>
+            <w:r>
+              <w:rPr>
+                <w:b w:val="0"/>
+                <w:bCs w:val="0"/>
+                <w:sz w:val="28"/>
+                <w:szCs w:val="28"/>
+              </w:rPr>
+              <w:t>0</w:t>
+            </w:r>
+            <w:r>
+              <w:rPr>
+                <w:b w:val="0"/>
+                <w:bCs w:val="0"/>
+                <w:sz w:val="28"/>
+                <w:szCs w:val="28"/>
+              </w:rPr>
+              <w:t>3</w:t>
             </w:r>
           </w:p>
         </w:tc>
@@ -2324,8 +2472,37 @@
               <w:rPr>
                 <w:b w:val="0"/>
                 <w:bCs w:val="0"/>
-              </w:rPr>
-              <w:t>TC-10</w:t>
+                <w:sz w:val="28"/>
+                <w:szCs w:val="28"/>
+              </w:rPr>
+              <w:t>TC-</w:t>
+            </w:r>
+            <w:r>
+              <w:rPr>
+                <w:b w:val="0"/>
+                <w:bCs w:val="0"/>
+                <w:sz w:val="28"/>
+                <w:szCs w:val="28"/>
+              </w:rPr>
+              <w:t>AS-</w:t>
+            </w:r>
+            <w:r>
+              <w:rPr>
+                <w:b w:val="0"/>
+                <w:bCs w:val="0"/>
+                <w:sz w:val="28"/>
+                <w:szCs w:val="28"/>
+              </w:rPr>
+              <w:t>0</w:t>
+            </w:r>
+            <w:r>
+              <w:rPr>
+                <w:b w:val="0"/>
+                <w:bCs w:val="0"/>
+                <w:sz w:val="28"/>
+                <w:szCs w:val="28"/>
+              </w:rPr>
+              <w:t>4</w:t>
             </w:r>
           </w:p>
         </w:tc>
@@ -2531,8 +2708,19 @@
               <w:rPr>
                 <w:b w:val="0"/>
                 <w:bCs w:val="0"/>
-              </w:rPr>
-              <w:t>TC-11</w:t>
+                <w:sz w:val="28"/>
+                <w:szCs w:val="28"/>
+              </w:rPr>
+              <w:t>TC-</w:t>
+            </w:r>
+            <w:r>
+              <w:rPr>
+                <w:b w:val="0"/>
+                <w:bCs w:val="0"/>
+                <w:sz w:val="28"/>
+                <w:szCs w:val="28"/>
+              </w:rPr>
+              <w:t>AS-05</w:t>
             </w:r>
           </w:p>
         </w:tc>
@@ -2703,8 +2891,19 @@
               <w:rPr>
                 <w:b w:val="0"/>
                 <w:bCs w:val="0"/>
-              </w:rPr>
-              <w:t>TC-12</w:t>
+                <w:sz w:val="28"/>
+                <w:szCs w:val="28"/>
+              </w:rPr>
+              <w:t>TC-</w:t>
+            </w:r>
+            <w:r>
+              <w:rPr>
+                <w:b w:val="0"/>
+                <w:bCs w:val="0"/>
+                <w:sz w:val="28"/>
+                <w:szCs w:val="28"/>
+              </w:rPr>
+              <w:t>AP-01</w:t>
             </w:r>
           </w:p>
         </w:tc>
@@ -2945,8 +3144,19 @@
               <w:rPr>
                 <w:b w:val="0"/>
                 <w:bCs w:val="0"/>
-              </w:rPr>
-              <w:t>TC-12</w:t>
+                <w:sz w:val="28"/>
+                <w:szCs w:val="28"/>
+              </w:rPr>
+              <w:t>TC-</w:t>
+            </w:r>
+            <w:r>
+              <w:rPr>
+                <w:b w:val="0"/>
+                <w:bCs w:val="0"/>
+                <w:sz w:val="28"/>
+                <w:szCs w:val="28"/>
+              </w:rPr>
+              <w:t>AP-02</w:t>
             </w:r>
           </w:p>
         </w:tc>
@@ -5326,6 +5536,41 @@
       </w:rPr>
     </w:tblStylePr>
   </w:style>
+  <w:style w:type="character" w:styleId="Hyperlink">
+    <w:name w:val="Hyperlink"/>
+    <w:basedOn w:val="DefaultParagraphFont"/>
+    <w:uiPriority w:val="99"/>
+    <w:unhideWhenUsed/>
+    <w:rsid w:val="00130BA1"/>
+    <w:rPr>
+      <w:color w:val="467886" w:themeColor="hyperlink"/>
+      <w:u w:val="single"/>
+    </w:rPr>
+  </w:style>
+  <w:style w:type="character" w:styleId="UnresolvedMention">
+    <w:name w:val="Unresolved Mention"/>
+    <w:basedOn w:val="DefaultParagraphFont"/>
+    <w:uiPriority w:val="99"/>
+    <w:semiHidden/>
+    <w:unhideWhenUsed/>
+    <w:rsid w:val="00130BA1"/>
+    <w:rPr>
+      <w:color w:val="605E5C"/>
+      <w:shd w:val="clear" w:color="auto" w:fill="E1DFDD"/>
+    </w:rPr>
+  </w:style>
+  <w:style w:type="character" w:styleId="FollowedHyperlink">
+    <w:name w:val="FollowedHyperlink"/>
+    <w:basedOn w:val="DefaultParagraphFont"/>
+    <w:uiPriority w:val="99"/>
+    <w:semiHidden/>
+    <w:unhideWhenUsed/>
+    <w:rsid w:val="00130BA1"/>
+    <w:rPr>
+      <w:color w:val="96607D" w:themeColor="followedHyperlink"/>
+      <w:u w:val="single"/>
+    </w:rPr>
+  </w:style>
 </w:styles>
 </file>
 

--- a/Appendix/AllTestCases.docx
+++ b/Appendix/AllTestCases.docx
@@ -537,338 +537,6 @@
               <w:jc w:val="center"/>
               <w:cnfStyle w:val="000000000000" w:firstRow="0" w:lastRow="0" w:firstColumn="0" w:lastColumn="0" w:oddVBand="0" w:evenVBand="0" w:oddHBand="0" w:evenHBand="0" w:firstRowFirstColumn="0" w:firstRowLastColumn="0" w:lastRowFirstColumn="0" w:lastRowLastColumn="0"/>
             </w:pPr>
-          </w:p>
-        </w:tc>
-      </w:tr>
-      <w:tr>
-        <w:trPr>
-          <w:cnfStyle w:val="000000100000" w:firstRow="0" w:lastRow="0" w:firstColumn="0" w:lastColumn="0" w:oddVBand="0" w:evenVBand="0" w:oddHBand="1" w:evenHBand="0" w:firstRowFirstColumn="0" w:firstRowLastColumn="0" w:lastRowFirstColumn="0" w:lastRowLastColumn="0"/>
-          <w:trHeight w:val="942"/>
-        </w:trPr>
-        <w:tc>
-          <w:tcPr>
-            <w:cnfStyle w:val="001000000000" w:firstRow="0" w:lastRow="0" w:firstColumn="1" w:lastColumn="0" w:oddVBand="0" w:evenVBand="0" w:oddHBand="0" w:evenHBand="0" w:firstRowFirstColumn="0" w:firstRowLastColumn="0" w:lastRowFirstColumn="0" w:lastRowLastColumn="0"/>
-            <w:tcW w:w="1166" w:type="dxa"/>
-            <w:vAlign w:val="center"/>
-          </w:tcPr>
-          <w:p>
-            <w:pPr>
-              <w:suppressAutoHyphens w:val="0"/>
-              <w:jc w:val="center"/>
-              <w:rPr>
-                <w:b w:val="0"/>
-                <w:bCs w:val="0"/>
-              </w:rPr>
-            </w:pPr>
-            <w:r>
-              <w:rPr>
-                <w:b w:val="0"/>
-                <w:bCs w:val="0"/>
-              </w:rPr>
-              <w:t>TC-LA-03</w:t>
-            </w:r>
-          </w:p>
-        </w:tc>
-        <w:tc>
-          <w:tcPr>
-            <w:tcW w:w="1799" w:type="dxa"/>
-            <w:vAlign w:val="center"/>
-          </w:tcPr>
-          <w:p>
-            <w:pPr>
-              <w:suppressAutoHyphens w:val="0"/>
-              <w:jc w:val="center"/>
-              <w:cnfStyle w:val="000000100000" w:firstRow="0" w:lastRow="0" w:firstColumn="0" w:lastColumn="0" w:oddVBand="0" w:evenVBand="0" w:oddHBand="1" w:evenHBand="0" w:firstRowFirstColumn="0" w:firstRowLastColumn="0" w:lastRowFirstColumn="0" w:lastRowLastColumn="0"/>
-            </w:pPr>
-            <w:r>
-              <w:t>Login &amp; Authentication</w:t>
-            </w:r>
-          </w:p>
-          <w:p>
-            <w:pPr>
-              <w:suppressAutoHyphens w:val="0"/>
-              <w:jc w:val="center"/>
-              <w:cnfStyle w:val="000000100000" w:firstRow="0" w:lastRow="0" w:firstColumn="0" w:lastColumn="0" w:oddVBand="0" w:evenVBand="0" w:oddHBand="1" w:evenHBand="0" w:firstRowFirstColumn="0" w:firstRowLastColumn="0" w:lastRowFirstColumn="0" w:lastRowLastColumn="0"/>
-            </w:pPr>
-            <w:r>
-              <w:t>Valid login (Farmer)</w:t>
-            </w:r>
-          </w:p>
-        </w:tc>
-        <w:tc>
-          <w:tcPr>
-            <w:tcW w:w="1620" w:type="dxa"/>
-            <w:vAlign w:val="center"/>
-          </w:tcPr>
-          <w:p>
-            <w:pPr>
-              <w:suppressAutoHyphens w:val="0"/>
-              <w:jc w:val="center"/>
-              <w:cnfStyle w:val="000000100000" w:firstRow="0" w:lastRow="0" w:firstColumn="0" w:lastColumn="0" w:oddVBand="0" w:evenVBand="0" w:oddHBand="1" w:evenHBand="0" w:firstRowFirstColumn="0" w:firstRowLastColumn="0" w:lastRowFirstColumn="0" w:lastRowLastColumn="0"/>
-            </w:pPr>
-            <w:r>
-              <w:t>Username: Noor28, password:</w:t>
-            </w:r>
-          </w:p>
-          <w:p>
-            <w:pPr>
-              <w:suppressAutoHyphens w:val="0"/>
-              <w:jc w:val="center"/>
-              <w:cnfStyle w:val="000000100000" w:firstRow="0" w:lastRow="0" w:firstColumn="0" w:lastColumn="0" w:oddVBand="0" w:evenVBand="0" w:oddHBand="1" w:evenHBand="0" w:firstRowFirstColumn="0" w:firstRowLastColumn="0" w:lastRowFirstColumn="0" w:lastRowLastColumn="0"/>
-            </w:pPr>
-            <w:r>
-              <w:t>Noor123</w:t>
-            </w:r>
-          </w:p>
-          <w:p>
-            <w:pPr>
-              <w:suppressAutoHyphens w:val="0"/>
-              <w:jc w:val="center"/>
-              <w:cnfStyle w:val="000000100000" w:firstRow="0" w:lastRow="0" w:firstColumn="0" w:lastColumn="0" w:oddVBand="0" w:evenVBand="0" w:oddHBand="1" w:evenHBand="0" w:firstRowFirstColumn="0" w:firstRowLastColumn="0" w:lastRowFirstColumn="0" w:lastRowLastColumn="0"/>
-            </w:pPr>
-          </w:p>
-        </w:tc>
-        <w:tc>
-          <w:tcPr>
-            <w:tcW w:w="1980" w:type="dxa"/>
-            <w:vAlign w:val="center"/>
-          </w:tcPr>
-          <w:p>
-            <w:pPr>
-              <w:suppressAutoHyphens w:val="0"/>
-              <w:jc w:val="center"/>
-              <w:cnfStyle w:val="000000100000" w:firstRow="0" w:lastRow="0" w:firstColumn="0" w:lastColumn="0" w:oddVBand="0" w:evenVBand="0" w:oddHBand="1" w:evenHBand="0" w:firstRowFirstColumn="0" w:firstRowLastColumn="0" w:lastRowFirstColumn="0" w:lastRowLastColumn="0"/>
-            </w:pPr>
-            <w:r>
-              <w:t>API returns 200 OK with JWT; App navigates to Farmer Panel</w:t>
-            </w:r>
-          </w:p>
-        </w:tc>
-        <w:tc>
-          <w:tcPr>
-            <w:tcW w:w="1890" w:type="dxa"/>
-            <w:vAlign w:val="center"/>
-          </w:tcPr>
-          <w:p>
-            <w:pPr>
-              <w:suppressAutoHyphens w:val="0"/>
-              <w:jc w:val="center"/>
-              <w:cnfStyle w:val="000000100000" w:firstRow="0" w:lastRow="0" w:firstColumn="0" w:lastColumn="0" w:oddVBand="0" w:evenVBand="0" w:oddHBand="1" w:evenHBand="0" w:firstRowFirstColumn="0" w:firstRowLastColumn="0" w:lastRowFirstColumn="0" w:lastRowLastColumn="0"/>
-            </w:pPr>
-            <w:r>
-              <w:t>API returns 200 OK with JWT; App navigates to Farmer Panel</w:t>
-            </w:r>
-          </w:p>
-        </w:tc>
-        <w:tc>
-          <w:tcPr>
-            <w:tcW w:w="720" w:type="dxa"/>
-            <w:vAlign w:val="center"/>
-          </w:tcPr>
-          <w:p>
-            <w:pPr>
-              <w:suppressAutoHyphens w:val="0"/>
-              <w:jc w:val="center"/>
-              <w:cnfStyle w:val="000000100000" w:firstRow="0" w:lastRow="0" w:firstColumn="0" w:lastColumn="0" w:oddVBand="0" w:evenVBand="0" w:oddHBand="1" w:evenHBand="0" w:firstRowFirstColumn="0" w:firstRowLastColumn="0" w:lastRowFirstColumn="0" w:lastRowLastColumn="0"/>
-            </w:pPr>
-            <w:r>
-              <w:t>Pass</w:t>
-            </w:r>
-          </w:p>
-        </w:tc>
-        <w:tc>
-          <w:tcPr>
-            <w:tcW w:w="1281" w:type="dxa"/>
-            <w:vAlign w:val="center"/>
-          </w:tcPr>
-          <w:p>
-            <w:pPr>
-              <w:suppressAutoHyphens w:val="0"/>
-              <w:jc w:val="center"/>
-              <w:cnfStyle w:val="000000100000" w:firstRow="0" w:lastRow="0" w:firstColumn="0" w:lastColumn="0" w:oddVBand="0" w:evenVBand="0" w:oddHBand="1" w:evenHBand="0" w:firstRowFirstColumn="0" w:firstRowLastColumn="0" w:lastRowFirstColumn="0" w:lastRowLastColumn="0"/>
-            </w:pPr>
-            <w:r>
-              <w:t>[]</w:t>
-            </w:r>
-          </w:p>
-          <w:p>
-            <w:pPr>
-              <w:suppressAutoHyphens w:val="0"/>
-              <w:jc w:val="center"/>
-              <w:cnfStyle w:val="000000100000" w:firstRow="0" w:lastRow="0" w:firstColumn="0" w:lastColumn="0" w:oddVBand="0" w:evenVBand="0" w:oddHBand="1" w:evenHBand="0" w:firstRowFirstColumn="0" w:firstRowLastColumn="0" w:lastRowFirstColumn="0" w:lastRowLastColumn="0"/>
-            </w:pPr>
-          </w:p>
-        </w:tc>
-      </w:tr>
-      <w:tr>
-        <w:trPr>
-          <w:trHeight w:val="942"/>
-        </w:trPr>
-        <w:tc>
-          <w:tcPr>
-            <w:cnfStyle w:val="001000000000" w:firstRow="0" w:lastRow="0" w:firstColumn="1" w:lastColumn="0" w:oddVBand="0" w:evenVBand="0" w:oddHBand="0" w:evenHBand="0" w:firstRowFirstColumn="0" w:firstRowLastColumn="0" w:lastRowFirstColumn="0" w:lastRowLastColumn="0"/>
-            <w:tcW w:w="1166" w:type="dxa"/>
-            <w:vAlign w:val="center"/>
-          </w:tcPr>
-          <w:p>
-            <w:pPr>
-              <w:suppressAutoHyphens w:val="0"/>
-              <w:jc w:val="center"/>
-              <w:rPr>
-                <w:b w:val="0"/>
-                <w:bCs w:val="0"/>
-              </w:rPr>
-            </w:pPr>
-            <w:r>
-              <w:rPr>
-                <w:b w:val="0"/>
-                <w:bCs w:val="0"/>
-              </w:rPr>
-              <w:t>TC-LA- 04</w:t>
-            </w:r>
-          </w:p>
-        </w:tc>
-        <w:tc>
-          <w:tcPr>
-            <w:tcW w:w="1799" w:type="dxa"/>
-            <w:vAlign w:val="center"/>
-          </w:tcPr>
-          <w:p>
-            <w:pPr>
-              <w:suppressAutoHyphens w:val="0"/>
-              <w:jc w:val="center"/>
-              <w:cnfStyle w:val="000000000000" w:firstRow="0" w:lastRow="0" w:firstColumn="0" w:lastColumn="0" w:oddVBand="0" w:evenVBand="0" w:oddHBand="0" w:evenHBand="0" w:firstRowFirstColumn="0" w:firstRowLastColumn="0" w:lastRowFirstColumn="0" w:lastRowLastColumn="0"/>
-            </w:pPr>
-            <w:r>
-              <w:t xml:space="preserve">Login &amp; Authentication Invalid </w:t>
-            </w:r>
-            <w:proofErr w:type="spellStart"/>
-            <w:r>
-              <w:t>Credintials</w:t>
-            </w:r>
-            <w:proofErr w:type="spellEnd"/>
-          </w:p>
-        </w:tc>
-        <w:tc>
-          <w:tcPr>
-            <w:tcW w:w="1620" w:type="dxa"/>
-            <w:vAlign w:val="center"/>
-          </w:tcPr>
-          <w:p>
-            <w:pPr>
-              <w:suppressAutoHyphens w:val="0"/>
-              <w:jc w:val="center"/>
-              <w:cnfStyle w:val="000000000000" w:firstRow="0" w:lastRow="0" w:firstColumn="0" w:lastColumn="0" w:oddVBand="0" w:evenVBand="0" w:oddHBand="0" w:evenHBand="0" w:firstRowFirstColumn="0" w:firstRowLastColumn="0" w:lastRowFirstColumn="0" w:lastRowLastColumn="0"/>
-            </w:pPr>
-            <w:r>
-              <w:t>Username: "</w:t>
-            </w:r>
-            <w:proofErr w:type="spellStart"/>
-            <w:r>
-              <w:t>UnknownUser</w:t>
-            </w:r>
-            <w:proofErr w:type="spellEnd"/>
-            <w:r>
-              <w:t>", Password: "</w:t>
-            </w:r>
-            <w:proofErr w:type="spellStart"/>
-            <w:r>
-              <w:t>AnyPassword</w:t>
-            </w:r>
-            <w:proofErr w:type="spellEnd"/>
-          </w:p>
-        </w:tc>
-        <w:tc>
-          <w:tcPr>
-            <w:tcW w:w="1980" w:type="dxa"/>
-            <w:vAlign w:val="center"/>
-          </w:tcPr>
-          <w:p>
-            <w:pPr>
-              <w:suppressAutoHyphens w:val="0"/>
-              <w:jc w:val="center"/>
-              <w:cnfStyle w:val="000000000000" w:firstRow="0" w:lastRow="0" w:firstColumn="0" w:lastColumn="0" w:oddVBand="0" w:evenVBand="0" w:oddHBand="0" w:evenHBand="0" w:firstRowFirstColumn="0" w:firstRowLastColumn="0" w:lastRowFirstColumn="0" w:lastRowLastColumn="0"/>
-            </w:pPr>
-            <w:r>
-              <w:t>API Returns 401</w:t>
-            </w:r>
-            <w:proofErr w:type="gramStart"/>
-            <w:r>
-              <w:t>UnAuthorized(</w:t>
-            </w:r>
-            <w:proofErr w:type="gramEnd"/>
-            <w:r>
-              <w:t>“</w:t>
-            </w:r>
-            <w:proofErr w:type="spellStart"/>
-            <w:r>
-              <w:t>InvalidUsername</w:t>
-            </w:r>
-            <w:proofErr w:type="spellEnd"/>
-            <w:r>
-              <w:t xml:space="preserve"> or password”), stay at login screen</w:t>
-            </w:r>
-          </w:p>
-        </w:tc>
-        <w:tc>
-          <w:tcPr>
-            <w:tcW w:w="1890" w:type="dxa"/>
-            <w:vAlign w:val="center"/>
-          </w:tcPr>
-          <w:p>
-            <w:pPr>
-              <w:suppressAutoHyphens w:val="0"/>
-              <w:jc w:val="center"/>
-              <w:cnfStyle w:val="000000000000" w:firstRow="0" w:lastRow="0" w:firstColumn="0" w:lastColumn="0" w:oddVBand="0" w:evenVBand="0" w:oddHBand="0" w:evenHBand="0" w:firstRowFirstColumn="0" w:firstRowLastColumn="0" w:lastRowFirstColumn="0" w:lastRowLastColumn="0"/>
-            </w:pPr>
-            <w:r>
-              <w:t>API Returns 401</w:t>
-            </w:r>
-            <w:proofErr w:type="gramStart"/>
-            <w:r>
-              <w:t>UnAuthorized(</w:t>
-            </w:r>
-            <w:proofErr w:type="gramEnd"/>
-            <w:r>
-              <w:t>“</w:t>
-            </w:r>
-            <w:proofErr w:type="spellStart"/>
-            <w:r>
-              <w:t>InvalidUsername</w:t>
-            </w:r>
-            <w:proofErr w:type="spellEnd"/>
-            <w:r>
-              <w:t xml:space="preserve"> or password”), stay at login screen</w:t>
-            </w:r>
-          </w:p>
-        </w:tc>
-        <w:tc>
-          <w:tcPr>
-            <w:tcW w:w="720" w:type="dxa"/>
-            <w:vAlign w:val="center"/>
-          </w:tcPr>
-          <w:p>
-            <w:pPr>
-              <w:suppressAutoHyphens w:val="0"/>
-              <w:jc w:val="center"/>
-              <w:cnfStyle w:val="000000000000" w:firstRow="0" w:lastRow="0" w:firstColumn="0" w:lastColumn="0" w:oddVBand="0" w:evenVBand="0" w:oddHBand="0" w:evenHBand="0" w:firstRowFirstColumn="0" w:firstRowLastColumn="0" w:lastRowFirstColumn="0" w:lastRowLastColumn="0"/>
-            </w:pPr>
-            <w:r>
-              <w:t>Pass</w:t>
-            </w:r>
-          </w:p>
-        </w:tc>
-        <w:tc>
-          <w:tcPr>
-            <w:tcW w:w="1281" w:type="dxa"/>
-            <w:vAlign w:val="center"/>
-          </w:tcPr>
-          <w:p>
-            <w:pPr>
-              <w:suppressAutoHyphens w:val="0"/>
-              <w:jc w:val="center"/>
-              <w:cnfStyle w:val="000000000000" w:firstRow="0" w:lastRow="0" w:firstColumn="0" w:lastColumn="0" w:oddVBand="0" w:evenVBand="0" w:oddHBand="0" w:evenHBand="0" w:firstRowFirstColumn="0" w:firstRowLastColumn="0" w:lastRowFirstColumn="0" w:lastRowLastColumn="0"/>
-            </w:pPr>
             <w:hyperlink r:id="rId5" w:history="1">
               <w:r>
                 <w:rPr>
@@ -905,7 +573,7 @@
                 <w:b w:val="0"/>
                 <w:bCs w:val="0"/>
               </w:rPr>
-              <w:t>TC-LA-05</w:t>
+              <w:t>TC-LA-03</w:t>
             </w:r>
           </w:p>
         </w:tc>
@@ -931,7 +599,7 @@
               <w:cnfStyle w:val="000000100000" w:firstRow="0" w:lastRow="0" w:firstColumn="0" w:lastColumn="0" w:oddVBand="0" w:evenVBand="0" w:oddHBand="1" w:evenHBand="0" w:firstRowFirstColumn="0" w:firstRowLastColumn="0" w:lastRowFirstColumn="0" w:lastRowLastColumn="0"/>
             </w:pPr>
             <w:r>
-              <w:t>Empty Credentials</w:t>
+              <w:t>Valid login (Farmer)</w:t>
             </w:r>
           </w:p>
         </w:tc>
@@ -946,19 +614,26 @@
               <w:jc w:val="center"/>
               <w:cnfStyle w:val="000000100000" w:firstRow="0" w:lastRow="0" w:firstColumn="0" w:lastColumn="0" w:oddVBand="0" w:evenVBand="0" w:oddHBand="1" w:evenHBand="0" w:firstRowFirstColumn="0" w:firstRowLastColumn="0" w:lastRowFirstColumn="0" w:lastRowLastColumn="0"/>
             </w:pPr>
-            <w:proofErr w:type="spellStart"/>
-            <w:r>
-              <w:t>Username”</w:t>
-            </w:r>
-            <w:proofErr w:type="gramStart"/>
-            <w:r>
-              <w:t>”,password</w:t>
-            </w:r>
-            <w:proofErr w:type="spellEnd"/>
-            <w:proofErr w:type="gramEnd"/>
-            <w:r>
-              <w:t>””</w:t>
-            </w:r>
+            <w:r>
+              <w:t>Username: Noor28, password:</w:t>
+            </w:r>
+          </w:p>
+          <w:p>
+            <w:pPr>
+              <w:suppressAutoHyphens w:val="0"/>
+              <w:jc w:val="center"/>
+              <w:cnfStyle w:val="000000100000" w:firstRow="0" w:lastRow="0" w:firstColumn="0" w:lastColumn="0" w:oddVBand="0" w:evenVBand="0" w:oddHBand="1" w:evenHBand="0" w:firstRowFirstColumn="0" w:firstRowLastColumn="0" w:lastRowFirstColumn="0" w:lastRowLastColumn="0"/>
+            </w:pPr>
+            <w:r>
+              <w:t>Noor123</w:t>
+            </w:r>
+          </w:p>
+          <w:p>
+            <w:pPr>
+              <w:suppressAutoHyphens w:val="0"/>
+              <w:jc w:val="center"/>
+              <w:cnfStyle w:val="000000100000" w:firstRow="0" w:lastRow="0" w:firstColumn="0" w:lastColumn="0" w:oddVBand="0" w:evenVBand="0" w:oddHBand="1" w:evenHBand="0" w:firstRowFirstColumn="0" w:firstRowLastColumn="0" w:lastRowFirstColumn="0" w:lastRowLastColumn="0"/>
+            </w:pPr>
           </w:p>
         </w:tc>
         <w:tc>
@@ -973,7 +648,7 @@
               <w:cnfStyle w:val="000000100000" w:firstRow="0" w:lastRow="0" w:firstColumn="0" w:lastColumn="0" w:oddVBand="0" w:evenVBand="0" w:oddHBand="1" w:evenHBand="0" w:firstRowFirstColumn="0" w:firstRowLastColumn="0" w:lastRowFirstColumn="0" w:lastRowLastColumn="0"/>
             </w:pPr>
             <w:r>
-              <w:t>App prevents request or API returns 400 Bad Request; Input validation highlights empty fields.</w:t>
+              <w:t>API returns 200 OK with JWT; App navigates to Farmer Panel</w:t>
             </w:r>
           </w:p>
         </w:tc>
@@ -989,7 +664,7 @@
               <w:cnfStyle w:val="000000100000" w:firstRow="0" w:lastRow="0" w:firstColumn="0" w:lastColumn="0" w:oddVBand="0" w:evenVBand="0" w:oddHBand="1" w:evenHBand="0" w:firstRowFirstColumn="0" w:firstRowLastColumn="0" w:lastRowFirstColumn="0" w:lastRowLastColumn="0"/>
             </w:pPr>
             <w:r>
-              <w:t>App prevents request or API returns 400 Bad Request; Input validation highlights empty fields.</w:t>
+              <w:t>API returns 200 OK with JWT; App navigates to Farmer Panel</w:t>
             </w:r>
           </w:p>
         </w:tc>
@@ -1005,7 +680,7 @@
               <w:cnfStyle w:val="000000100000" w:firstRow="0" w:lastRow="0" w:firstColumn="0" w:lastColumn="0" w:oddVBand="0" w:evenVBand="0" w:oddHBand="1" w:evenHBand="0" w:firstRowFirstColumn="0" w:firstRowLastColumn="0" w:lastRowFirstColumn="0" w:lastRowLastColumn="0"/>
             </w:pPr>
             <w:r>
-              <w:t>pass</w:t>
+              <w:t>Pass</w:t>
             </w:r>
           </w:p>
         </w:tc>
@@ -1020,301 +695,14 @@
               <w:jc w:val="center"/>
               <w:cnfStyle w:val="000000100000" w:firstRow="0" w:lastRow="0" w:firstColumn="0" w:lastColumn="0" w:oddVBand="0" w:evenVBand="0" w:oddHBand="1" w:evenHBand="0" w:firstRowFirstColumn="0" w:firstRowLastColumn="0" w:lastRowFirstColumn="0" w:lastRowLastColumn="0"/>
             </w:pPr>
-            <w:r>
-              <w:t>[]</w:t>
-            </w:r>
-          </w:p>
-        </w:tc>
-      </w:tr>
-      <w:tr>
-        <w:trPr>
-          <w:trHeight w:val="1160"/>
-        </w:trPr>
-        <w:tc>
-          <w:tcPr>
-            <w:cnfStyle w:val="001000000000" w:firstRow="0" w:lastRow="0" w:firstColumn="1" w:lastColumn="0" w:oddVBand="0" w:evenVBand="0" w:oddHBand="0" w:evenHBand="0" w:firstRowFirstColumn="0" w:firstRowLastColumn="0" w:lastRowFirstColumn="0" w:lastRowLastColumn="0"/>
-            <w:tcW w:w="1166" w:type="dxa"/>
-            <w:vAlign w:val="center"/>
-          </w:tcPr>
-          <w:p>
-            <w:pPr>
-              <w:suppressAutoHyphens w:val="0"/>
-              <w:jc w:val="center"/>
-              <w:rPr>
-                <w:b w:val="0"/>
-                <w:bCs w:val="0"/>
-              </w:rPr>
-            </w:pPr>
-            <w:r>
-              <w:rPr>
-                <w:b w:val="0"/>
-                <w:bCs w:val="0"/>
-              </w:rPr>
-              <w:t>TC-LO-01</w:t>
-            </w:r>
-          </w:p>
-        </w:tc>
-        <w:tc>
-          <w:tcPr>
-            <w:tcW w:w="1799" w:type="dxa"/>
-            <w:vAlign w:val="center"/>
-          </w:tcPr>
-          <w:p>
-            <w:pPr>
-              <w:suppressAutoHyphens w:val="0"/>
-              <w:jc w:val="center"/>
-              <w:cnfStyle w:val="000000000000" w:firstRow="0" w:lastRow="0" w:firstColumn="0" w:lastColumn="0" w:oddVBand="0" w:evenVBand="0" w:oddHBand="0" w:evenHBand="0" w:firstRowFirstColumn="0" w:firstRowLastColumn="0" w:lastRowFirstColumn="0" w:lastRowLastColumn="0"/>
-            </w:pPr>
-            <w:r>
-              <w:t>Logout Storage &amp; token cleanup</w:t>
-            </w:r>
-          </w:p>
-        </w:tc>
-        <w:tc>
-          <w:tcPr>
-            <w:tcW w:w="1620" w:type="dxa"/>
-            <w:vAlign w:val="center"/>
-          </w:tcPr>
-          <w:p>
-            <w:pPr>
-              <w:suppressAutoHyphens w:val="0"/>
-              <w:jc w:val="center"/>
-              <w:cnfStyle w:val="000000000000" w:firstRow="0" w:lastRow="0" w:firstColumn="0" w:lastColumn="0" w:oddVBand="0" w:evenVBand="0" w:oddHBand="0" w:evenHBand="0" w:firstRowFirstColumn="0" w:firstRowLastColumn="0" w:lastRowFirstColumn="0" w:lastRowLastColumn="0"/>
-            </w:pPr>
-            <w:r>
-              <w:t>Click Logout button</w:t>
-            </w:r>
-          </w:p>
-        </w:tc>
-        <w:tc>
-          <w:tcPr>
-            <w:tcW w:w="1980" w:type="dxa"/>
-            <w:vAlign w:val="center"/>
-          </w:tcPr>
-          <w:p>
-            <w:pPr>
-              <w:suppressAutoHyphens w:val="0"/>
-              <w:jc w:val="center"/>
-              <w:cnfStyle w:val="000000000000" w:firstRow="0" w:lastRow="0" w:firstColumn="0" w:lastColumn="0" w:oddVBand="0" w:evenVBand="0" w:oddHBand="0" w:evenHBand="0" w:firstRowFirstColumn="0" w:firstRowLastColumn="0" w:lastRowFirstColumn="0" w:lastRowLastColumn="0"/>
-            </w:pPr>
-            <w:r>
-              <w:t xml:space="preserve">JWT is purged from Secure Storage and backend marks </w:t>
-            </w:r>
-            <w:proofErr w:type="spellStart"/>
-            <w:r>
-              <w:t>DeviceToken</w:t>
-            </w:r>
-            <w:proofErr w:type="spellEnd"/>
-            <w:r>
-              <w:t xml:space="preserve"> as inactive/null in the DB to stop notifications.</w:t>
-            </w:r>
-          </w:p>
-        </w:tc>
-        <w:tc>
-          <w:tcPr>
-            <w:tcW w:w="1890" w:type="dxa"/>
-            <w:vAlign w:val="center"/>
-          </w:tcPr>
-          <w:p>
-            <w:pPr>
-              <w:suppressAutoHyphens w:val="0"/>
-              <w:jc w:val="center"/>
-              <w:cnfStyle w:val="000000000000" w:firstRow="0" w:lastRow="0" w:firstColumn="0" w:lastColumn="0" w:oddVBand="0" w:evenVBand="0" w:oddHBand="0" w:evenHBand="0" w:firstRowFirstColumn="0" w:firstRowLastColumn="0" w:lastRowFirstColumn="0" w:lastRowLastColumn="0"/>
-            </w:pPr>
-            <w:r>
-              <w:t xml:space="preserve">JWT is purged from Secure Storage and backend marks </w:t>
-            </w:r>
-            <w:proofErr w:type="spellStart"/>
-            <w:r>
-              <w:t>DeviceToken</w:t>
-            </w:r>
-            <w:proofErr w:type="spellEnd"/>
-            <w:r>
-              <w:t xml:space="preserve"> as inactive/null in the DB to stop notifications.</w:t>
-            </w:r>
-          </w:p>
-        </w:tc>
-        <w:tc>
-          <w:tcPr>
-            <w:tcW w:w="720" w:type="dxa"/>
-            <w:vAlign w:val="center"/>
-          </w:tcPr>
-          <w:p>
-            <w:pPr>
-              <w:suppressAutoHyphens w:val="0"/>
-              <w:jc w:val="center"/>
-              <w:cnfStyle w:val="000000000000" w:firstRow="0" w:lastRow="0" w:firstColumn="0" w:lastColumn="0" w:oddVBand="0" w:evenVBand="0" w:oddHBand="0" w:evenHBand="0" w:firstRowFirstColumn="0" w:firstRowLastColumn="0" w:lastRowFirstColumn="0" w:lastRowLastColumn="0"/>
-            </w:pPr>
-            <w:r>
-              <w:t>Pass</w:t>
-            </w:r>
-          </w:p>
-        </w:tc>
-        <w:tc>
-          <w:tcPr>
-            <w:tcW w:w="1281" w:type="dxa"/>
-            <w:vAlign w:val="center"/>
-          </w:tcPr>
-          <w:p>
-            <w:pPr>
-              <w:suppressAutoHyphens w:val="0"/>
-              <w:jc w:val="center"/>
-              <w:cnfStyle w:val="000000000000" w:firstRow="0" w:lastRow="0" w:firstColumn="0" w:lastColumn="0" w:oddVBand="0" w:evenVBand="0" w:oddHBand="0" w:evenHBand="0" w:firstRowFirstColumn="0" w:firstRowLastColumn="0" w:lastRowFirstColumn="0" w:lastRowLastColumn="0"/>
-            </w:pPr>
-            <w:r>
-              <w:t>[]</w:t>
-            </w:r>
-          </w:p>
-        </w:tc>
-      </w:tr>
-      <w:tr>
-        <w:trPr>
-          <w:cnfStyle w:val="000000100000" w:firstRow="0" w:lastRow="0" w:firstColumn="0" w:lastColumn="0" w:oddVBand="0" w:evenVBand="0" w:oddHBand="1" w:evenHBand="0" w:firstRowFirstColumn="0" w:firstRowLastColumn="0" w:lastRowFirstColumn="0" w:lastRowLastColumn="0"/>
-          <w:trHeight w:val="942"/>
-        </w:trPr>
-        <w:tc>
-          <w:tcPr>
-            <w:cnfStyle w:val="001000000000" w:firstRow="0" w:lastRow="0" w:firstColumn="1" w:lastColumn="0" w:oddVBand="0" w:evenVBand="0" w:oddHBand="0" w:evenHBand="0" w:firstRowFirstColumn="0" w:firstRowLastColumn="0" w:lastRowFirstColumn="0" w:lastRowLastColumn="0"/>
-            <w:tcW w:w="1166" w:type="dxa"/>
-            <w:vAlign w:val="center"/>
-          </w:tcPr>
-          <w:p>
-            <w:pPr>
-              <w:suppressAutoHyphens w:val="0"/>
-              <w:jc w:val="center"/>
-              <w:rPr>
-                <w:b w:val="0"/>
-                <w:bCs w:val="0"/>
-              </w:rPr>
-            </w:pPr>
-            <w:r>
-              <w:rPr>
-                <w:b w:val="0"/>
-                <w:bCs w:val="0"/>
-              </w:rPr>
-              <w:t>TC-AS-01</w:t>
-            </w:r>
-          </w:p>
-        </w:tc>
-        <w:tc>
-          <w:tcPr>
-            <w:tcW w:w="1799" w:type="dxa"/>
-            <w:vAlign w:val="center"/>
-          </w:tcPr>
-          <w:p>
-            <w:pPr>
-              <w:suppressAutoHyphens w:val="0"/>
-              <w:jc w:val="center"/>
-              <w:cnfStyle w:val="000000100000" w:firstRow="0" w:lastRow="0" w:firstColumn="0" w:lastColumn="0" w:oddVBand="0" w:evenVBand="0" w:oddHBand="1" w:evenHBand="0" w:firstRowFirstColumn="0" w:firstRowLastColumn="0" w:lastRowFirstColumn="0" w:lastRowLastColumn="0"/>
-            </w:pPr>
-            <w:r>
-              <w:t>Add Sensor Data Valid Data submission</w:t>
-            </w:r>
-          </w:p>
-        </w:tc>
-        <w:tc>
-          <w:tcPr>
-            <w:tcW w:w="1620" w:type="dxa"/>
-            <w:vAlign w:val="center"/>
-          </w:tcPr>
-          <w:p>
-            <w:pPr>
-              <w:suppressAutoHyphens w:val="0"/>
-              <w:jc w:val="center"/>
-              <w:cnfStyle w:val="000000100000" w:firstRow="0" w:lastRow="0" w:firstColumn="0" w:lastColumn="0" w:oddVBand="0" w:evenVBand="0" w:oddHBand="1" w:evenHBand="0" w:firstRowFirstColumn="0" w:firstRowLastColumn="0" w:lastRowFirstColumn="0" w:lastRowLastColumn="0"/>
-            </w:pPr>
-            <w:r>
-              <w:t xml:space="preserve">JSON: </w:t>
-            </w:r>
-            <w:proofErr w:type="gramStart"/>
-            <w:r>
-              <w:t>{ Temp</w:t>
-            </w:r>
-            <w:proofErr w:type="gramEnd"/>
-            <w:r>
-              <w:t xml:space="preserve">: 24, Humidity: </w:t>
-            </w:r>
-            <w:proofErr w:type="gramStart"/>
-            <w:r>
-              <w:t>60,SoilMoisture</w:t>
-            </w:r>
-            <w:proofErr w:type="gramEnd"/>
-            <w:r>
-              <w:t>:55, N: 40, P: 35, K: 50, pH: 6.5}</w:t>
-            </w:r>
-          </w:p>
-        </w:tc>
-        <w:tc>
-          <w:tcPr>
-            <w:tcW w:w="1980" w:type="dxa"/>
-            <w:vAlign w:val="center"/>
-          </w:tcPr>
-          <w:p>
-            <w:pPr>
-              <w:suppressAutoHyphens w:val="0"/>
-              <w:jc w:val="center"/>
-              <w:cnfStyle w:val="000000100000" w:firstRow="0" w:lastRow="0" w:firstColumn="0" w:lastColumn="0" w:oddVBand="0" w:evenVBand="0" w:oddHBand="1" w:evenHBand="0" w:firstRowFirstColumn="0" w:firstRowLastColumn="0" w:lastRowFirstColumn="0" w:lastRowLastColumn="0"/>
-            </w:pPr>
-            <w:r>
-              <w:t>API returns 20</w:t>
-            </w:r>
-            <w:r>
-              <w:t>0</w:t>
-            </w:r>
-            <w:r>
-              <w:t>; Record visible in DB with current timestamp.</w:t>
-            </w:r>
-          </w:p>
-        </w:tc>
-        <w:tc>
-          <w:tcPr>
-            <w:tcW w:w="1890" w:type="dxa"/>
-            <w:vAlign w:val="center"/>
-          </w:tcPr>
-          <w:p>
-            <w:pPr>
-              <w:suppressAutoHyphens w:val="0"/>
-              <w:jc w:val="center"/>
-              <w:cnfStyle w:val="000000100000" w:firstRow="0" w:lastRow="0" w:firstColumn="0" w:lastColumn="0" w:oddVBand="0" w:evenVBand="0" w:oddHBand="1" w:evenHBand="0" w:firstRowFirstColumn="0" w:firstRowLastColumn="0" w:lastRowFirstColumn="0" w:lastRowLastColumn="0"/>
-            </w:pPr>
-            <w:r>
-              <w:t>API returns 20</w:t>
-            </w:r>
-            <w:r>
-              <w:t>0</w:t>
-            </w:r>
-            <w:r>
-              <w:t>; Record visible in DB with current timestamp.</w:t>
-            </w:r>
-          </w:p>
-        </w:tc>
-        <w:tc>
-          <w:tcPr>
-            <w:tcW w:w="720" w:type="dxa"/>
-            <w:vAlign w:val="center"/>
-          </w:tcPr>
-          <w:p>
-            <w:pPr>
-              <w:suppressAutoHyphens w:val="0"/>
-              <w:jc w:val="center"/>
-              <w:cnfStyle w:val="000000100000" w:firstRow="0" w:lastRow="0" w:firstColumn="0" w:lastColumn="0" w:oddVBand="0" w:evenVBand="0" w:oddHBand="1" w:evenHBand="0" w:firstRowFirstColumn="0" w:firstRowLastColumn="0" w:lastRowFirstColumn="0" w:lastRowLastColumn="0"/>
-            </w:pPr>
-            <w:r>
-              <w:t>pass</w:t>
-            </w:r>
-          </w:p>
-        </w:tc>
-        <w:tc>
-          <w:tcPr>
-            <w:tcW w:w="1281" w:type="dxa"/>
-            <w:vAlign w:val="center"/>
-          </w:tcPr>
-          <w:p>
-            <w:pPr>
-              <w:suppressAutoHyphens w:val="0"/>
-              <w:jc w:val="center"/>
-              <w:cnfStyle w:val="000000100000" w:firstRow="0" w:lastRow="0" w:firstColumn="0" w:lastColumn="0" w:oddVBand="0" w:evenVBand="0" w:oddHBand="1" w:evenHBand="0" w:firstRowFirstColumn="0" w:firstRowLastColumn="0" w:lastRowFirstColumn="0" w:lastRowLastColumn="0"/>
-            </w:pPr>
+            <w:hyperlink r:id="rId6" w:history="1">
+              <w:r>
+                <w:rPr>
+                  <w:rStyle w:val="Hyperlink"/>
+                </w:rPr>
+                <w:t>evidence</w:t>
+              </w:r>
+            </w:hyperlink>
           </w:p>
         </w:tc>
       </w:tr>
@@ -1342,8 +730,7 @@
                 <w:b w:val="0"/>
                 <w:bCs w:val="0"/>
               </w:rPr>
-              <w:lastRenderedPageBreak/>
-              <w:t>TC-AS-02</w:t>
+              <w:t>TC-LA- 04</w:t>
             </w:r>
           </w:p>
         </w:tc>
@@ -1359,11 +746,11 @@
               <w:cnfStyle w:val="000000000000" w:firstRow="0" w:lastRow="0" w:firstColumn="0" w:lastColumn="0" w:oddVBand="0" w:evenVBand="0" w:oddHBand="0" w:evenHBand="0" w:firstRowFirstColumn="0" w:firstRowLastColumn="0" w:lastRowFirstColumn="0" w:lastRowLastColumn="0"/>
             </w:pPr>
             <w:r>
-              <w:t xml:space="preserve">Add Sensor Data Valid Invalid </w:t>
+              <w:t xml:space="preserve">Login &amp; Authentication Invalid </w:t>
             </w:r>
             <w:proofErr w:type="spellStart"/>
             <w:r>
-              <w:t>PlantId</w:t>
+              <w:t>Credintials</w:t>
             </w:r>
             <w:proofErr w:type="spellEnd"/>
           </w:p>
@@ -1380,55 +767,84 @@
               <w:cnfStyle w:val="000000000000" w:firstRow="0" w:lastRow="0" w:firstColumn="0" w:lastColumn="0" w:oddVBand="0" w:evenVBand="0" w:oddHBand="0" w:evenHBand="0" w:firstRowFirstColumn="0" w:firstRowLastColumn="0" w:lastRowFirstColumn="0" w:lastRowLastColumn="0"/>
             </w:pPr>
             <w:r>
-              <w:t xml:space="preserve">JSON: </w:t>
+              <w:t>Username: "</w:t>
+            </w:r>
+            <w:proofErr w:type="spellStart"/>
+            <w:r>
+              <w:t>UnknownUser</w:t>
+            </w:r>
+            <w:proofErr w:type="spellEnd"/>
+            <w:r>
+              <w:t>", Password: "</w:t>
+            </w:r>
+            <w:proofErr w:type="spellStart"/>
+            <w:r>
+              <w:t>AnyPassword</w:t>
+            </w:r>
+            <w:proofErr w:type="spellEnd"/>
+          </w:p>
+        </w:tc>
+        <w:tc>
+          <w:tcPr>
+            <w:tcW w:w="1980" w:type="dxa"/>
+            <w:vAlign w:val="center"/>
+          </w:tcPr>
+          <w:p>
+            <w:pPr>
+              <w:suppressAutoHyphens w:val="0"/>
+              <w:jc w:val="center"/>
+              <w:cnfStyle w:val="000000000000" w:firstRow="0" w:lastRow="0" w:firstColumn="0" w:lastColumn="0" w:oddVBand="0" w:evenVBand="0" w:oddHBand="0" w:evenHBand="0" w:firstRowFirstColumn="0" w:firstRowLastColumn="0" w:lastRowFirstColumn="0" w:lastRowLastColumn="0"/>
+            </w:pPr>
+            <w:r>
+              <w:t>API Returns 401</w:t>
             </w:r>
             <w:proofErr w:type="gramStart"/>
             <w:r>
-              <w:t>{ Temp</w:t>
+              <w:t>UnAuthorized(</w:t>
             </w:r>
             <w:proofErr w:type="gramEnd"/>
             <w:r>
-              <w:t xml:space="preserve">: 24, Humidity: </w:t>
+              <w:t>“</w:t>
+            </w:r>
+            <w:proofErr w:type="spellStart"/>
+            <w:r>
+              <w:t>InvalidUsername</w:t>
+            </w:r>
+            <w:proofErr w:type="spellEnd"/>
+            <w:r>
+              <w:t xml:space="preserve"> or password”), stay at login screen</w:t>
+            </w:r>
+          </w:p>
+        </w:tc>
+        <w:tc>
+          <w:tcPr>
+            <w:tcW w:w="1890" w:type="dxa"/>
+            <w:vAlign w:val="center"/>
+          </w:tcPr>
+          <w:p>
+            <w:pPr>
+              <w:suppressAutoHyphens w:val="0"/>
+              <w:jc w:val="center"/>
+              <w:cnfStyle w:val="000000000000" w:firstRow="0" w:lastRow="0" w:firstColumn="0" w:lastColumn="0" w:oddVBand="0" w:evenVBand="0" w:oddHBand="0" w:evenHBand="0" w:firstRowFirstColumn="0" w:firstRowLastColumn="0" w:lastRowFirstColumn="0" w:lastRowLastColumn="0"/>
+            </w:pPr>
+            <w:r>
+              <w:t>API Returns 401</w:t>
             </w:r>
             <w:proofErr w:type="gramStart"/>
             <w:r>
-              <w:t>60,SoilMoisture</w:t>
+              <w:t>UnAuthorized(</w:t>
             </w:r>
             <w:proofErr w:type="gramEnd"/>
             <w:r>
-              <w:t>:55, N: 40, P: 35, K: 50, pH: 6.5}</w:t>
-            </w:r>
-          </w:p>
-        </w:tc>
-        <w:tc>
-          <w:tcPr>
-            <w:tcW w:w="1980" w:type="dxa"/>
-            <w:vAlign w:val="center"/>
-          </w:tcPr>
-          <w:p>
-            <w:pPr>
-              <w:suppressAutoHyphens w:val="0"/>
-              <w:jc w:val="center"/>
-              <w:cnfStyle w:val="000000000000" w:firstRow="0" w:lastRow="0" w:firstColumn="0" w:lastColumn="0" w:oddVBand="0" w:evenVBand="0" w:oddHBand="0" w:evenHBand="0" w:firstRowFirstColumn="0" w:firstRowLastColumn="0" w:lastRowFirstColumn="0" w:lastRowLastColumn="0"/>
-            </w:pPr>
-            <w:r>
-              <w:t>API returns 404 Not Found.</w:t>
-            </w:r>
-          </w:p>
-        </w:tc>
-        <w:tc>
-          <w:tcPr>
-            <w:tcW w:w="1890" w:type="dxa"/>
-            <w:vAlign w:val="center"/>
-          </w:tcPr>
-          <w:p>
-            <w:pPr>
-              <w:suppressAutoHyphens w:val="0"/>
-              <w:jc w:val="center"/>
-              <w:cnfStyle w:val="000000000000" w:firstRow="0" w:lastRow="0" w:firstColumn="0" w:lastColumn="0" w:oddVBand="0" w:evenVBand="0" w:oddHBand="0" w:evenHBand="0" w:firstRowFirstColumn="0" w:firstRowLastColumn="0" w:lastRowFirstColumn="0" w:lastRowLastColumn="0"/>
-            </w:pPr>
-            <w:r>
-              <w:t>API returns 404 Not Found.</w:t>
+              <w:t>“</w:t>
+            </w:r>
+            <w:proofErr w:type="spellStart"/>
+            <w:r>
+              <w:t>InvalidUsername</w:t>
+            </w:r>
+            <w:proofErr w:type="spellEnd"/>
+            <w:r>
+              <w:t xml:space="preserve"> or password”), stay at login screen</w:t>
             </w:r>
           </w:p>
         </w:tc>
@@ -1458,426 +874,6 @@
               <w:suppressAutoHyphens w:val="0"/>
               <w:jc w:val="center"/>
               <w:cnfStyle w:val="000000000000" w:firstRow="0" w:lastRow="0" w:firstColumn="0" w:lastColumn="0" w:oddVBand="0" w:evenVBand="0" w:oddHBand="0" w:evenHBand="0" w:firstRowFirstColumn="0" w:firstRowLastColumn="0" w:lastRowFirstColumn="0" w:lastRowLastColumn="0"/>
-            </w:pPr>
-          </w:p>
-        </w:tc>
-      </w:tr>
-      <w:tr>
-        <w:trPr>
-          <w:cnfStyle w:val="000000100000" w:firstRow="0" w:lastRow="0" w:firstColumn="0" w:lastColumn="0" w:oddVBand="0" w:evenVBand="0" w:oddHBand="1" w:evenHBand="0" w:firstRowFirstColumn="0" w:firstRowLastColumn="0" w:lastRowFirstColumn="0" w:lastRowLastColumn="0"/>
-          <w:trHeight w:val="1763"/>
-        </w:trPr>
-        <w:tc>
-          <w:tcPr>
-            <w:cnfStyle w:val="001000000000" w:firstRow="0" w:lastRow="0" w:firstColumn="1" w:lastColumn="0" w:oddVBand="0" w:evenVBand="0" w:oddHBand="0" w:evenHBand="0" w:firstRowFirstColumn="0" w:firstRowLastColumn="0" w:lastRowFirstColumn="0" w:lastRowLastColumn="0"/>
-            <w:tcW w:w="1166" w:type="dxa"/>
-            <w:vAlign w:val="center"/>
-          </w:tcPr>
-          <w:p>
-            <w:pPr>
-              <w:suppressAutoHyphens w:val="0"/>
-              <w:jc w:val="center"/>
-              <w:rPr>
-                <w:b w:val="0"/>
-                <w:bCs w:val="0"/>
-              </w:rPr>
-            </w:pPr>
-            <w:r>
-              <w:rPr>
-                <w:b w:val="0"/>
-                <w:bCs w:val="0"/>
-              </w:rPr>
-              <w:t>TC-AS-03</w:t>
-            </w:r>
-          </w:p>
-        </w:tc>
-        <w:tc>
-          <w:tcPr>
-            <w:tcW w:w="1799" w:type="dxa"/>
-            <w:vAlign w:val="center"/>
-          </w:tcPr>
-          <w:p>
-            <w:pPr>
-              <w:suppressAutoHyphens w:val="0"/>
-              <w:jc w:val="center"/>
-              <w:cnfStyle w:val="000000100000" w:firstRow="0" w:lastRow="0" w:firstColumn="0" w:lastColumn="0" w:oddVBand="0" w:evenVBand="0" w:oddHBand="1" w:evenHBand="0" w:firstRowFirstColumn="0" w:firstRowLastColumn="0" w:lastRowFirstColumn="0" w:lastRowLastColumn="0"/>
-            </w:pPr>
-            <w:r>
-              <w:t>Add Sensor Data (Hardware Integration)</w:t>
-            </w:r>
-          </w:p>
-        </w:tc>
-        <w:tc>
-          <w:tcPr>
-            <w:tcW w:w="1620" w:type="dxa"/>
-            <w:vAlign w:val="center"/>
-          </w:tcPr>
-          <w:p>
-            <w:pPr>
-              <w:suppressAutoHyphens w:val="0"/>
-              <w:jc w:val="center"/>
-              <w:cnfStyle w:val="000000100000" w:firstRow="0" w:lastRow="0" w:firstColumn="0" w:lastColumn="0" w:oddVBand="0" w:evenVBand="0" w:oddHBand="1" w:evenHBand="0" w:firstRowFirstColumn="0" w:firstRowLastColumn="0" w:lastRowFirstColumn="0" w:lastRowLastColumn="0"/>
-            </w:pPr>
-            <w:r>
-              <w:t>Real-time transmission from ESP32 via Wi-Fi</w:t>
-            </w:r>
-          </w:p>
-        </w:tc>
-        <w:tc>
-          <w:tcPr>
-            <w:tcW w:w="1980" w:type="dxa"/>
-            <w:vAlign w:val="center"/>
-          </w:tcPr>
-          <w:p>
-            <w:pPr>
-              <w:suppressAutoHyphens w:val="0"/>
-              <w:jc w:val="center"/>
-              <w:cnfStyle w:val="000000100000" w:firstRow="0" w:lastRow="0" w:firstColumn="0" w:lastColumn="0" w:oddVBand="0" w:evenVBand="0" w:oddHBand="1" w:evenHBand="0" w:firstRowFirstColumn="0" w:firstRowLastColumn="0" w:lastRowFirstColumn="0" w:lastRowLastColumn="0"/>
-            </w:pPr>
-            <w:r>
-              <w:t>API successfully parses raw sensor string and logs data to the database</w:t>
-            </w:r>
-          </w:p>
-        </w:tc>
-        <w:tc>
-          <w:tcPr>
-            <w:tcW w:w="1890" w:type="dxa"/>
-            <w:vAlign w:val="center"/>
-          </w:tcPr>
-          <w:p>
-            <w:pPr>
-              <w:suppressAutoHyphens w:val="0"/>
-              <w:jc w:val="center"/>
-              <w:cnfStyle w:val="000000100000" w:firstRow="0" w:lastRow="0" w:firstColumn="0" w:lastColumn="0" w:oddVBand="0" w:evenVBand="0" w:oddHBand="1" w:evenHBand="0" w:firstRowFirstColumn="0" w:firstRowLastColumn="0" w:lastRowFirstColumn="0" w:lastRowLastColumn="0"/>
-            </w:pPr>
-            <w:r>
-              <w:t>API successfully parses raw sensor string and logs data to the database</w:t>
-            </w:r>
-          </w:p>
-        </w:tc>
-        <w:tc>
-          <w:tcPr>
-            <w:tcW w:w="720" w:type="dxa"/>
-            <w:vAlign w:val="center"/>
-          </w:tcPr>
-          <w:p>
-            <w:pPr>
-              <w:suppressAutoHyphens w:val="0"/>
-              <w:jc w:val="center"/>
-              <w:cnfStyle w:val="000000100000" w:firstRow="0" w:lastRow="0" w:firstColumn="0" w:lastColumn="0" w:oddVBand="0" w:evenVBand="0" w:oddHBand="1" w:evenHBand="0" w:firstRowFirstColumn="0" w:firstRowLastColumn="0" w:lastRowFirstColumn="0" w:lastRowLastColumn="0"/>
-            </w:pPr>
-            <w:r>
-              <w:t>Pass</w:t>
-            </w:r>
-          </w:p>
-        </w:tc>
-        <w:tc>
-          <w:tcPr>
-            <w:tcW w:w="1281" w:type="dxa"/>
-            <w:vAlign w:val="center"/>
-          </w:tcPr>
-          <w:p>
-            <w:pPr>
-              <w:suppressAutoHyphens w:val="0"/>
-              <w:jc w:val="center"/>
-              <w:cnfStyle w:val="000000100000" w:firstRow="0" w:lastRow="0" w:firstColumn="0" w:lastColumn="0" w:oddVBand="0" w:evenVBand="0" w:oddHBand="1" w:evenHBand="0" w:firstRowFirstColumn="0" w:firstRowLastColumn="0" w:lastRowFirstColumn="0" w:lastRowLastColumn="0"/>
-            </w:pPr>
-            <w:hyperlink r:id="rId6" w:history="1">
-              <w:r>
-                <w:rPr>
-                  <w:rStyle w:val="Hyperlink"/>
-                </w:rPr>
-                <w:t>Evidence</w:t>
-              </w:r>
-            </w:hyperlink>
-          </w:p>
-        </w:tc>
-      </w:tr>
-      <w:tr>
-        <w:trPr>
-          <w:trHeight w:val="942"/>
-        </w:trPr>
-        <w:tc>
-          <w:tcPr>
-            <w:cnfStyle w:val="001000000000" w:firstRow="0" w:lastRow="0" w:firstColumn="1" w:lastColumn="0" w:oddVBand="0" w:evenVBand="0" w:oddHBand="0" w:evenHBand="0" w:firstRowFirstColumn="0" w:firstRowLastColumn="0" w:lastRowFirstColumn="0" w:lastRowLastColumn="0"/>
-            <w:tcW w:w="1166" w:type="dxa"/>
-            <w:vAlign w:val="center"/>
-          </w:tcPr>
-          <w:p>
-            <w:pPr>
-              <w:suppressAutoHyphens w:val="0"/>
-              <w:jc w:val="center"/>
-              <w:rPr>
-                <w:b w:val="0"/>
-                <w:bCs w:val="0"/>
-              </w:rPr>
-            </w:pPr>
-            <w:r>
-              <w:rPr>
-                <w:b w:val="0"/>
-                <w:bCs w:val="0"/>
-              </w:rPr>
-              <w:t>TC-AS-04</w:t>
-            </w:r>
-          </w:p>
-        </w:tc>
-        <w:tc>
-          <w:tcPr>
-            <w:tcW w:w="1799" w:type="dxa"/>
-            <w:vAlign w:val="center"/>
-          </w:tcPr>
-          <w:p>
-            <w:pPr>
-              <w:suppressAutoHyphens w:val="0"/>
-              <w:jc w:val="center"/>
-              <w:cnfStyle w:val="000000000000" w:firstRow="0" w:lastRow="0" w:firstColumn="0" w:lastColumn="0" w:oddVBand="0" w:evenVBand="0" w:oddHBand="0" w:evenHBand="0" w:firstRowFirstColumn="0" w:firstRowLastColumn="0" w:lastRowFirstColumn="0" w:lastRowLastColumn="0"/>
-            </w:pPr>
-            <w:r>
-              <w:t>Add Sensor (Data without API Key)</w:t>
-            </w:r>
-          </w:p>
-        </w:tc>
-        <w:tc>
-          <w:tcPr>
-            <w:tcW w:w="1620" w:type="dxa"/>
-            <w:vAlign w:val="center"/>
-          </w:tcPr>
-          <w:p>
-            <w:pPr>
-              <w:suppressAutoHyphens w:val="0"/>
-              <w:jc w:val="center"/>
-              <w:cnfStyle w:val="000000000000" w:firstRow="0" w:lastRow="0" w:firstColumn="0" w:lastColumn="0" w:oddVBand="0" w:evenVBand="0" w:oddHBand="0" w:evenHBand="0" w:firstRowFirstColumn="0" w:firstRowLastColumn="0" w:lastRowFirstColumn="0" w:lastRowLastColumn="0"/>
-            </w:pPr>
-            <w:r>
-              <w:t xml:space="preserve">JSON: </w:t>
-            </w:r>
-            <w:proofErr w:type="gramStart"/>
-            <w:r>
-              <w:t>{ Temp</w:t>
-            </w:r>
-            <w:proofErr w:type="gramEnd"/>
-            <w:r>
-              <w:t xml:space="preserve">: 24, Humidity: </w:t>
-            </w:r>
-            <w:proofErr w:type="gramStart"/>
-            <w:r>
-              <w:t>60,SoilMoisture</w:t>
-            </w:r>
-            <w:proofErr w:type="gramEnd"/>
-            <w:r>
-              <w:t>:55, N: 40, P: 35, K: 50, pH: 6.5}</w:t>
-            </w:r>
-          </w:p>
-        </w:tc>
-        <w:tc>
-          <w:tcPr>
-            <w:tcW w:w="1980" w:type="dxa"/>
-            <w:vAlign w:val="center"/>
-          </w:tcPr>
-          <w:p>
-            <w:pPr>
-              <w:suppressAutoHyphens w:val="0"/>
-              <w:jc w:val="center"/>
-              <w:cnfStyle w:val="000000000000" w:firstRow="0" w:lastRow="0" w:firstColumn="0" w:lastColumn="0" w:oddVBand="0" w:evenVBand="0" w:oddHBand="0" w:evenHBand="0" w:firstRowFirstColumn="0" w:firstRowLastColumn="0" w:lastRowFirstColumn="0" w:lastRowLastColumn="0"/>
-            </w:pPr>
-            <w:r>
-              <w:t xml:space="preserve">API Returns 401 </w:t>
-            </w:r>
-            <w:proofErr w:type="spellStart"/>
-            <w:r>
-              <w:t>UnAuthorized</w:t>
-            </w:r>
-            <w:proofErr w:type="spellEnd"/>
-          </w:p>
-        </w:tc>
-        <w:tc>
-          <w:tcPr>
-            <w:tcW w:w="1890" w:type="dxa"/>
-            <w:vAlign w:val="center"/>
-          </w:tcPr>
-          <w:p>
-            <w:pPr>
-              <w:suppressAutoHyphens w:val="0"/>
-              <w:jc w:val="center"/>
-              <w:cnfStyle w:val="000000000000" w:firstRow="0" w:lastRow="0" w:firstColumn="0" w:lastColumn="0" w:oddVBand="0" w:evenVBand="0" w:oddHBand="0" w:evenHBand="0" w:firstRowFirstColumn="0" w:firstRowLastColumn="0" w:lastRowFirstColumn="0" w:lastRowLastColumn="0"/>
-            </w:pPr>
-            <w:r>
-              <w:t xml:space="preserve">API Returns 401 </w:t>
-            </w:r>
-            <w:proofErr w:type="spellStart"/>
-            <w:r>
-              <w:t>UnAuthorized</w:t>
-            </w:r>
-            <w:proofErr w:type="spellEnd"/>
-          </w:p>
-        </w:tc>
-        <w:tc>
-          <w:tcPr>
-            <w:tcW w:w="720" w:type="dxa"/>
-            <w:vAlign w:val="center"/>
-          </w:tcPr>
-          <w:p>
-            <w:pPr>
-              <w:suppressAutoHyphens w:val="0"/>
-              <w:jc w:val="center"/>
-              <w:cnfStyle w:val="000000000000" w:firstRow="0" w:lastRow="0" w:firstColumn="0" w:lastColumn="0" w:oddVBand="0" w:evenVBand="0" w:oddHBand="0" w:evenHBand="0" w:firstRowFirstColumn="0" w:firstRowLastColumn="0" w:lastRowFirstColumn="0" w:lastRowLastColumn="0"/>
-            </w:pPr>
-            <w:r>
-              <w:t>Pass</w:t>
-            </w:r>
-          </w:p>
-        </w:tc>
-        <w:tc>
-          <w:tcPr>
-            <w:tcW w:w="1281" w:type="dxa"/>
-            <w:vAlign w:val="center"/>
-          </w:tcPr>
-          <w:p>
-            <w:pPr>
-              <w:suppressAutoHyphens w:val="0"/>
-              <w:jc w:val="center"/>
-              <w:cnfStyle w:val="000000000000" w:firstRow="0" w:lastRow="0" w:firstColumn="0" w:lastColumn="0" w:oddVBand="0" w:evenVBand="0" w:oddHBand="0" w:evenHBand="0" w:firstRowFirstColumn="0" w:firstRowLastColumn="0" w:lastRowFirstColumn="0" w:lastRowLastColumn="0"/>
-            </w:pPr>
-          </w:p>
-        </w:tc>
-      </w:tr>
-      <w:tr>
-        <w:trPr>
-          <w:cnfStyle w:val="000000100000" w:firstRow="0" w:lastRow="0" w:firstColumn="0" w:lastColumn="0" w:oddVBand="0" w:evenVBand="0" w:oddHBand="1" w:evenHBand="0" w:firstRowFirstColumn="0" w:firstRowLastColumn="0" w:lastRowFirstColumn="0" w:lastRowLastColumn="0"/>
-          <w:trHeight w:val="942"/>
-        </w:trPr>
-        <w:tc>
-          <w:tcPr>
-            <w:cnfStyle w:val="001000000000" w:firstRow="0" w:lastRow="0" w:firstColumn="1" w:lastColumn="0" w:oddVBand="0" w:evenVBand="0" w:oddHBand="0" w:evenHBand="0" w:firstRowFirstColumn="0" w:firstRowLastColumn="0" w:lastRowFirstColumn="0" w:lastRowLastColumn="0"/>
-            <w:tcW w:w="1166" w:type="dxa"/>
-            <w:vAlign w:val="center"/>
-          </w:tcPr>
-          <w:p>
-            <w:pPr>
-              <w:suppressAutoHyphens w:val="0"/>
-              <w:jc w:val="center"/>
-              <w:rPr>
-                <w:b w:val="0"/>
-                <w:bCs w:val="0"/>
-              </w:rPr>
-            </w:pPr>
-            <w:r>
-              <w:rPr>
-                <w:b w:val="0"/>
-                <w:bCs w:val="0"/>
-              </w:rPr>
-              <w:t>TC-AP-01</w:t>
-            </w:r>
-          </w:p>
-        </w:tc>
-        <w:tc>
-          <w:tcPr>
-            <w:tcW w:w="1799" w:type="dxa"/>
-            <w:vAlign w:val="center"/>
-          </w:tcPr>
-          <w:p>
-            <w:pPr>
-              <w:suppressAutoHyphens w:val="0"/>
-              <w:jc w:val="center"/>
-              <w:cnfStyle w:val="000000100000" w:firstRow="0" w:lastRow="0" w:firstColumn="0" w:lastColumn="0" w:oddVBand="0" w:evenVBand="0" w:oddHBand="1" w:evenHBand="0" w:firstRowFirstColumn="0" w:firstRowLastColumn="0" w:lastRowFirstColumn="0" w:lastRowLastColumn="0"/>
-            </w:pPr>
-            <w:r>
-              <w:t xml:space="preserve">Assigned Plants </w:t>
-            </w:r>
-            <w:proofErr w:type="gramStart"/>
-            <w:r>
-              <w:t>For</w:t>
-            </w:r>
-            <w:proofErr w:type="gramEnd"/>
-            <w:r>
-              <w:t xml:space="preserve"> Farmer</w:t>
-            </w:r>
-          </w:p>
-        </w:tc>
-        <w:tc>
-          <w:tcPr>
-            <w:tcW w:w="1620" w:type="dxa"/>
-            <w:vAlign w:val="center"/>
-          </w:tcPr>
-          <w:p>
-            <w:pPr>
-              <w:suppressAutoHyphens w:val="0"/>
-              <w:jc w:val="center"/>
-              <w:cnfStyle w:val="000000100000" w:firstRow="0" w:lastRow="0" w:firstColumn="0" w:lastColumn="0" w:oddVBand="0" w:evenVBand="0" w:oddHBand="1" w:evenHBand="0" w:firstRowFirstColumn="0" w:firstRowLastColumn="0" w:lastRowFirstColumn="0" w:lastRowLastColumn="0"/>
-            </w:pPr>
-            <w:r>
-              <w:t>Log in as</w:t>
-            </w:r>
-          </w:p>
-          <w:p>
-            <w:pPr>
-              <w:suppressAutoHyphens w:val="0"/>
-              <w:jc w:val="center"/>
-              <w:cnfStyle w:val="000000100000" w:firstRow="0" w:lastRow="0" w:firstColumn="0" w:lastColumn="0" w:oddVBand="0" w:evenVBand="0" w:oddHBand="1" w:evenHBand="0" w:firstRowFirstColumn="0" w:firstRowLastColumn="0" w:lastRowFirstColumn="0" w:lastRowLastColumn="0"/>
-            </w:pPr>
-            <w:r>
-              <w:t>Farmer who has assigned plants</w:t>
-            </w:r>
-          </w:p>
-        </w:tc>
-        <w:tc>
-          <w:tcPr>
-            <w:tcW w:w="1980" w:type="dxa"/>
-            <w:vAlign w:val="center"/>
-          </w:tcPr>
-          <w:p>
-            <w:pPr>
-              <w:suppressAutoHyphens w:val="0"/>
-              <w:jc w:val="center"/>
-              <w:cnfStyle w:val="000000100000" w:firstRow="0" w:lastRow="0" w:firstColumn="0" w:lastColumn="0" w:oddVBand="0" w:evenVBand="0" w:oddHBand="1" w:evenHBand="0" w:firstRowFirstColumn="0" w:firstRowLastColumn="0" w:lastRowFirstColumn="0" w:lastRowLastColumn="0"/>
-            </w:pPr>
-            <w:r>
-              <w:t>App displays only plants assigned to this farmer</w:t>
-            </w:r>
-          </w:p>
-        </w:tc>
-        <w:tc>
-          <w:tcPr>
-            <w:tcW w:w="1890" w:type="dxa"/>
-            <w:vAlign w:val="center"/>
-          </w:tcPr>
-          <w:p>
-            <w:pPr>
-              <w:suppressAutoHyphens w:val="0"/>
-              <w:jc w:val="center"/>
-              <w:cnfStyle w:val="000000100000" w:firstRow="0" w:lastRow="0" w:firstColumn="0" w:lastColumn="0" w:oddVBand="0" w:evenVBand="0" w:oddHBand="1" w:evenHBand="0" w:firstRowFirstColumn="0" w:firstRowLastColumn="0" w:lastRowFirstColumn="0" w:lastRowLastColumn="0"/>
-            </w:pPr>
-            <w:r>
-              <w:t>App displays only plants assigned to this farmer</w:t>
-            </w:r>
-          </w:p>
-        </w:tc>
-        <w:tc>
-          <w:tcPr>
-            <w:tcW w:w="720" w:type="dxa"/>
-            <w:vAlign w:val="center"/>
-          </w:tcPr>
-          <w:p>
-            <w:pPr>
-              <w:suppressAutoHyphens w:val="0"/>
-              <w:jc w:val="center"/>
-              <w:cnfStyle w:val="000000100000" w:firstRow="0" w:lastRow="0" w:firstColumn="0" w:lastColumn="0" w:oddVBand="0" w:evenVBand="0" w:oddHBand="1" w:evenHBand="0" w:firstRowFirstColumn="0" w:firstRowLastColumn="0" w:lastRowFirstColumn="0" w:lastRowLastColumn="0"/>
-            </w:pPr>
-            <w:r>
-              <w:t>Pass</w:t>
-            </w:r>
-          </w:p>
-        </w:tc>
-        <w:tc>
-          <w:tcPr>
-            <w:tcW w:w="1281" w:type="dxa"/>
-            <w:vAlign w:val="center"/>
-          </w:tcPr>
-          <w:p>
-            <w:pPr>
-              <w:suppressAutoHyphens w:val="0"/>
-              <w:jc w:val="center"/>
-              <w:cnfStyle w:val="000000100000" w:firstRow="0" w:lastRow="0" w:firstColumn="0" w:lastColumn="0" w:oddVBand="0" w:evenVBand="0" w:oddHBand="1" w:evenHBand="0" w:firstRowFirstColumn="0" w:firstRowLastColumn="0" w:lastRowFirstColumn="0" w:lastRowLastColumn="0"/>
             </w:pPr>
             <w:hyperlink r:id="rId7" w:history="1">
               <w:r>
@@ -1892,6 +888,7 @@
       </w:tr>
       <w:tr>
         <w:trPr>
+          <w:cnfStyle w:val="000000100000" w:firstRow="0" w:lastRow="0" w:firstColumn="0" w:lastColumn="0" w:oddVBand="0" w:evenVBand="0" w:oddHBand="1" w:evenHBand="0" w:firstRowFirstColumn="0" w:firstRowLastColumn="0" w:lastRowFirstColumn="0" w:lastRowLastColumn="0"/>
           <w:trHeight w:val="942"/>
         </w:trPr>
         <w:tc>
@@ -1914,7 +911,7 @@
                 <w:b w:val="0"/>
                 <w:bCs w:val="0"/>
               </w:rPr>
-              <w:t>TC-AP-02</w:t>
+              <w:t>TC-LA-05</w:t>
             </w:r>
           </w:p>
         </w:tc>
@@ -1927,28 +924,160 @@
             <w:pPr>
               <w:suppressAutoHyphens w:val="0"/>
               <w:jc w:val="center"/>
-              <w:cnfStyle w:val="000000000000" w:firstRow="0" w:lastRow="0" w:firstColumn="0" w:lastColumn="0" w:oddVBand="0" w:evenVBand="0" w:oddHBand="0" w:evenHBand="0" w:firstRowFirstColumn="0" w:firstRowLastColumn="0" w:lastRowFirstColumn="0" w:lastRowLastColumn="0"/>
-            </w:pPr>
-            <w:r>
-              <w:t xml:space="preserve">Assigned Plants </w:t>
+              <w:cnfStyle w:val="000000100000" w:firstRow="0" w:lastRow="0" w:firstColumn="0" w:lastColumn="0" w:oddVBand="0" w:evenVBand="0" w:oddHBand="1" w:evenHBand="0" w:firstRowFirstColumn="0" w:firstRowLastColumn="0" w:lastRowFirstColumn="0" w:lastRowLastColumn="0"/>
+            </w:pPr>
+            <w:r>
+              <w:t>Login &amp; Authentication</w:t>
+            </w:r>
+          </w:p>
+          <w:p>
+            <w:pPr>
+              <w:suppressAutoHyphens w:val="0"/>
+              <w:jc w:val="center"/>
+              <w:cnfStyle w:val="000000100000" w:firstRow="0" w:lastRow="0" w:firstColumn="0" w:lastColumn="0" w:oddVBand="0" w:evenVBand="0" w:oddHBand="1" w:evenHBand="0" w:firstRowFirstColumn="0" w:firstRowLastColumn="0" w:lastRowFirstColumn="0" w:lastRowLastColumn="0"/>
+            </w:pPr>
+            <w:r>
+              <w:t>Empty Credentials</w:t>
+            </w:r>
+          </w:p>
+        </w:tc>
+        <w:tc>
+          <w:tcPr>
+            <w:tcW w:w="1620" w:type="dxa"/>
+            <w:vAlign w:val="center"/>
+          </w:tcPr>
+          <w:p>
+            <w:pPr>
+              <w:suppressAutoHyphens w:val="0"/>
+              <w:jc w:val="center"/>
+              <w:cnfStyle w:val="000000100000" w:firstRow="0" w:lastRow="0" w:firstColumn="0" w:lastColumn="0" w:oddVBand="0" w:evenVBand="0" w:oddHBand="1" w:evenHBand="0" w:firstRowFirstColumn="0" w:firstRowLastColumn="0" w:lastRowFirstColumn="0" w:lastRowLastColumn="0"/>
+            </w:pPr>
+            <w:proofErr w:type="spellStart"/>
+            <w:r>
+              <w:t>Username”</w:t>
             </w:r>
             <w:proofErr w:type="gramStart"/>
             <w:r>
-              <w:t>For</w:t>
-            </w:r>
+              <w:t>”,password</w:t>
+            </w:r>
+            <w:proofErr w:type="spellEnd"/>
             <w:proofErr w:type="gramEnd"/>
             <w:r>
-              <w:t xml:space="preserve"> Farmer</w:t>
-            </w:r>
-          </w:p>
-          <w:p>
-            <w:pPr>
-              <w:suppressAutoHyphens w:val="0"/>
-              <w:jc w:val="center"/>
-              <w:cnfStyle w:val="000000000000" w:firstRow="0" w:lastRow="0" w:firstColumn="0" w:lastColumn="0" w:oddVBand="0" w:evenVBand="0" w:oddHBand="0" w:evenHBand="0" w:firstRowFirstColumn="0" w:firstRowLastColumn="0" w:lastRowFirstColumn="0" w:lastRowLastColumn="0"/>
-            </w:pPr>
-            <w:r>
-              <w:t>(No assignments)</w:t>
+              <w:t>””</w:t>
+            </w:r>
+          </w:p>
+        </w:tc>
+        <w:tc>
+          <w:tcPr>
+            <w:tcW w:w="1980" w:type="dxa"/>
+            <w:vAlign w:val="center"/>
+          </w:tcPr>
+          <w:p>
+            <w:pPr>
+              <w:suppressAutoHyphens w:val="0"/>
+              <w:jc w:val="center"/>
+              <w:cnfStyle w:val="000000100000" w:firstRow="0" w:lastRow="0" w:firstColumn="0" w:lastColumn="0" w:oddVBand="0" w:evenVBand="0" w:oddHBand="1" w:evenHBand="0" w:firstRowFirstColumn="0" w:firstRowLastColumn="0" w:lastRowFirstColumn="0" w:lastRowLastColumn="0"/>
+            </w:pPr>
+            <w:r>
+              <w:t>App prevents request or API returns 400 Bad Request; Input validation highlights empty fields.</w:t>
+            </w:r>
+          </w:p>
+        </w:tc>
+        <w:tc>
+          <w:tcPr>
+            <w:tcW w:w="1890" w:type="dxa"/>
+            <w:vAlign w:val="center"/>
+          </w:tcPr>
+          <w:p>
+            <w:pPr>
+              <w:suppressAutoHyphens w:val="0"/>
+              <w:jc w:val="center"/>
+              <w:cnfStyle w:val="000000100000" w:firstRow="0" w:lastRow="0" w:firstColumn="0" w:lastColumn="0" w:oddVBand="0" w:evenVBand="0" w:oddHBand="1" w:evenHBand="0" w:firstRowFirstColumn="0" w:firstRowLastColumn="0" w:lastRowFirstColumn="0" w:lastRowLastColumn="0"/>
+            </w:pPr>
+            <w:r>
+              <w:t>App prevents request or API returns 400 Bad Request; Input validation highlights empty fields.</w:t>
+            </w:r>
+          </w:p>
+        </w:tc>
+        <w:tc>
+          <w:tcPr>
+            <w:tcW w:w="720" w:type="dxa"/>
+            <w:vAlign w:val="center"/>
+          </w:tcPr>
+          <w:p>
+            <w:pPr>
+              <w:suppressAutoHyphens w:val="0"/>
+              <w:jc w:val="center"/>
+              <w:cnfStyle w:val="000000100000" w:firstRow="0" w:lastRow="0" w:firstColumn="0" w:lastColumn="0" w:oddVBand="0" w:evenVBand="0" w:oddHBand="1" w:evenHBand="0" w:firstRowFirstColumn="0" w:firstRowLastColumn="0" w:lastRowFirstColumn="0" w:lastRowLastColumn="0"/>
+            </w:pPr>
+            <w:r>
+              <w:t>pass</w:t>
+            </w:r>
+          </w:p>
+        </w:tc>
+        <w:tc>
+          <w:tcPr>
+            <w:tcW w:w="1281" w:type="dxa"/>
+            <w:vAlign w:val="center"/>
+          </w:tcPr>
+          <w:p>
+            <w:pPr>
+              <w:suppressAutoHyphens w:val="0"/>
+              <w:jc w:val="center"/>
+              <w:cnfStyle w:val="000000100000" w:firstRow="0" w:lastRow="0" w:firstColumn="0" w:lastColumn="0" w:oddVBand="0" w:evenVBand="0" w:oddHBand="1" w:evenHBand="0" w:firstRowFirstColumn="0" w:firstRowLastColumn="0" w:lastRowFirstColumn="0" w:lastRowLastColumn="0"/>
+            </w:pPr>
+            <w:hyperlink r:id="rId8" w:history="1">
+              <w:r>
+                <w:rPr>
+                  <w:rStyle w:val="Hyperlink"/>
+                </w:rPr>
+                <w:t>evidence</w:t>
+              </w:r>
+            </w:hyperlink>
+          </w:p>
+        </w:tc>
+      </w:tr>
+      <w:tr>
+        <w:trPr>
+          <w:trHeight w:val="1160"/>
+        </w:trPr>
+        <w:tc>
+          <w:tcPr>
+            <w:cnfStyle w:val="001000000000" w:firstRow="0" w:lastRow="0" w:firstColumn="1" w:lastColumn="0" w:oddVBand="0" w:evenVBand="0" w:oddHBand="0" w:evenHBand="0" w:firstRowFirstColumn="0" w:firstRowLastColumn="0" w:lastRowFirstColumn="0" w:lastRowLastColumn="0"/>
+            <w:tcW w:w="1166" w:type="dxa"/>
+            <w:vAlign w:val="center"/>
+          </w:tcPr>
+          <w:p>
+            <w:pPr>
+              <w:suppressAutoHyphens w:val="0"/>
+              <w:jc w:val="center"/>
+              <w:rPr>
+                <w:b w:val="0"/>
+                <w:bCs w:val="0"/>
+              </w:rPr>
+            </w:pPr>
+            <w:r>
+              <w:rPr>
+                <w:b w:val="0"/>
+                <w:bCs w:val="0"/>
+              </w:rPr>
+              <w:t>TC-LO-01</w:t>
+            </w:r>
+          </w:p>
+        </w:tc>
+        <w:tc>
+          <w:tcPr>
+            <w:tcW w:w="1799" w:type="dxa"/>
+            <w:vAlign w:val="center"/>
+          </w:tcPr>
+          <w:p>
+            <w:pPr>
+              <w:suppressAutoHyphens w:val="0"/>
+              <w:jc w:val="center"/>
+              <w:cnfStyle w:val="000000000000" w:firstRow="0" w:lastRow="0" w:firstColumn="0" w:lastColumn="0" w:oddVBand="0" w:evenVBand="0" w:oddHBand="0" w:evenHBand="0" w:firstRowFirstColumn="0" w:firstRowLastColumn="0" w:lastRowFirstColumn="0" w:lastRowLastColumn="0"/>
+            </w:pPr>
+            <w:r>
+              <w:t>Logout Storage &amp; token cleanup</w:t>
             </w:r>
           </w:p>
         </w:tc>
@@ -1964,7 +1093,7 @@
               <w:cnfStyle w:val="000000000000" w:firstRow="0" w:lastRow="0" w:firstColumn="0" w:lastColumn="0" w:oddVBand="0" w:evenVBand="0" w:oddHBand="0" w:evenHBand="0" w:firstRowFirstColumn="0" w:firstRowLastColumn="0" w:lastRowFirstColumn="0" w:lastRowLastColumn="0"/>
             </w:pPr>
             <w:r>
-              <w:t>Login as a new Farmer with 0 assignments</w:t>
+              <w:t>Click Logout button</w:t>
             </w:r>
           </w:p>
         </w:tc>
@@ -1980,7 +1109,15 @@
               <w:cnfStyle w:val="000000000000" w:firstRow="0" w:lastRow="0" w:firstColumn="0" w:lastColumn="0" w:oddVBand="0" w:evenVBand="0" w:oddHBand="0" w:evenHBand="0" w:firstRowFirstColumn="0" w:firstRowLastColumn="0" w:lastRowFirstColumn="0" w:lastRowLastColumn="0"/>
             </w:pPr>
             <w:r>
-              <w:t>"No plants assigned"</w:t>
+              <w:t xml:space="preserve">JWT is purged from Secure Storage and backend marks </w:t>
+            </w:r>
+            <w:proofErr w:type="spellStart"/>
+            <w:r>
+              <w:t>DeviceToken</w:t>
+            </w:r>
+            <w:proofErr w:type="spellEnd"/>
+            <w:r>
+              <w:t xml:space="preserve"> as inactive/null in the DB to stop notifications.</w:t>
             </w:r>
           </w:p>
         </w:tc>
@@ -1996,7 +1133,15 @@
               <w:cnfStyle w:val="000000000000" w:firstRow="0" w:lastRow="0" w:firstColumn="0" w:lastColumn="0" w:oddVBand="0" w:evenVBand="0" w:oddHBand="0" w:evenHBand="0" w:firstRowFirstColumn="0" w:firstRowLastColumn="0" w:lastRowFirstColumn="0" w:lastRowLastColumn="0"/>
             </w:pPr>
             <w:r>
-              <w:t>"No plants assigned"</w:t>
+              <w:t xml:space="preserve">JWT is purged from Secure Storage and backend marks </w:t>
+            </w:r>
+            <w:proofErr w:type="spellStart"/>
+            <w:r>
+              <w:t>DeviceToken</w:t>
+            </w:r>
+            <w:proofErr w:type="spellEnd"/>
+            <w:r>
+              <w:t xml:space="preserve"> as inactive/null in the DB to stop notifications.</w:t>
             </w:r>
           </w:p>
         </w:tc>
@@ -2027,6 +1172,14 @@
               <w:jc w:val="center"/>
               <w:cnfStyle w:val="000000000000" w:firstRow="0" w:lastRow="0" w:firstColumn="0" w:lastColumn="0" w:oddVBand="0" w:evenVBand="0" w:oddHBand="0" w:evenHBand="0" w:firstRowFirstColumn="0" w:firstRowLastColumn="0" w:lastRowFirstColumn="0" w:lastRowLastColumn="0"/>
             </w:pPr>
+            <w:hyperlink r:id="rId9" w:history="1">
+              <w:r>
+                <w:rPr>
+                  <w:rStyle w:val="Hyperlink"/>
+                </w:rPr>
+                <w:t>evidence</w:t>
+              </w:r>
+            </w:hyperlink>
           </w:p>
         </w:tc>
       </w:tr>
@@ -2055,28 +1208,7 @@
                 <w:b w:val="0"/>
                 <w:bCs w:val="0"/>
               </w:rPr>
-              <w:t>TC-A</w:t>
-            </w:r>
-            <w:r>
-              <w:rPr>
-                <w:b w:val="0"/>
-                <w:bCs w:val="0"/>
-              </w:rPr>
-              <w:t>G</w:t>
-            </w:r>
-            <w:r>
-              <w:rPr>
-                <w:b w:val="0"/>
-                <w:bCs w:val="0"/>
-              </w:rPr>
-              <w:t>P-0</w:t>
-            </w:r>
-            <w:r>
-              <w:rPr>
-                <w:b w:val="0"/>
-                <w:bCs w:val="0"/>
-              </w:rPr>
-              <w:t>1</w:t>
+              <w:t>TC-AS-01</w:t>
             </w:r>
           </w:p>
         </w:tc>
@@ -2092,7 +1224,7 @@
               <w:cnfStyle w:val="000000100000" w:firstRow="0" w:lastRow="0" w:firstColumn="0" w:lastColumn="0" w:oddVBand="0" w:evenVBand="0" w:oddHBand="1" w:evenHBand="0" w:firstRowFirstColumn="0" w:firstRowLastColumn="0" w:lastRowFirstColumn="0" w:lastRowLastColumn="0"/>
             </w:pPr>
             <w:r>
-              <w:t>All Greenhouse Plants for Manager</w:t>
+              <w:t>Add Sensor Data Valid Data submission</w:t>
             </w:r>
           </w:p>
         </w:tc>
@@ -2108,15 +1240,23 @@
               <w:cnfStyle w:val="000000100000" w:firstRow="0" w:lastRow="0" w:firstColumn="0" w:lastColumn="0" w:oddVBand="0" w:evenVBand="0" w:oddHBand="1" w:evenHBand="0" w:firstRowFirstColumn="0" w:firstRowLastColumn="0" w:lastRowFirstColumn="0" w:lastRowLastColumn="0"/>
             </w:pPr>
             <w:r>
-              <w:t>Login as “</w:t>
-            </w:r>
-            <w:proofErr w:type="spellStart"/>
-            <w:r>
-              <w:t>Manager_X</w:t>
-            </w:r>
-            <w:proofErr w:type="spellEnd"/>
-            <w:r>
-              <w:t>” choose a greenhouse and navigates to all plants</w:t>
+              <w:t xml:space="preserve">JSON: </w:t>
+            </w:r>
+            <w:proofErr w:type="gramStart"/>
+            <w:r>
+              <w:t>{ Temp</w:t>
+            </w:r>
+            <w:proofErr w:type="gramEnd"/>
+            <w:r>
+              <w:t xml:space="preserve">: 24, Humidity: </w:t>
+            </w:r>
+            <w:proofErr w:type="gramStart"/>
+            <w:r>
+              <w:t>60,SoilMoisture</w:t>
+            </w:r>
+            <w:proofErr w:type="gramEnd"/>
+            <w:r>
+              <w:t>:55, N: 40, P: 35, K: 50, pH: 6.5}</w:t>
             </w:r>
           </w:p>
         </w:tc>
@@ -2132,15 +1272,13 @@
               <w:cnfStyle w:val="000000100000" w:firstRow="0" w:lastRow="0" w:firstColumn="0" w:lastColumn="0" w:oddVBand="0" w:evenVBand="0" w:oddHBand="1" w:evenHBand="0" w:firstRowFirstColumn="0" w:firstRowLastColumn="0" w:lastRowFirstColumn="0" w:lastRowLastColumn="0"/>
             </w:pPr>
             <w:r>
-              <w:t xml:space="preserve">App displays all plants located within </w:t>
-            </w:r>
-            <w:proofErr w:type="spellStart"/>
-            <w:r>
-              <w:t>Greenhouse_X</w:t>
-            </w:r>
-            <w:proofErr w:type="spellEnd"/>
-            <w:r>
-              <w:t>,</w:t>
+              <w:t>API returns 20</w:t>
+            </w:r>
+            <w:r>
+              <w:t>0</w:t>
+            </w:r>
+            <w:r>
+              <w:t>; Record visible in DB with current timestamp.</w:t>
             </w:r>
           </w:p>
         </w:tc>
@@ -2156,15 +1294,7 @@
               <w:cnfStyle w:val="000000100000" w:firstRow="0" w:lastRow="0" w:firstColumn="0" w:lastColumn="0" w:oddVBand="0" w:evenVBand="0" w:oddHBand="1" w:evenHBand="0" w:firstRowFirstColumn="0" w:firstRowLastColumn="0" w:lastRowFirstColumn="0" w:lastRowLastColumn="0"/>
             </w:pPr>
             <w:r>
-              <w:t xml:space="preserve">App displays all plants located within </w:t>
-            </w:r>
-            <w:proofErr w:type="spellStart"/>
-            <w:r>
-              <w:t>Greenhouse_X</w:t>
-            </w:r>
-            <w:proofErr w:type="spellEnd"/>
-            <w:r>
-              <w:t>,</w:t>
+              <w:t>API returns 200; Record visible in DB with current timestamp.</w:t>
             </w:r>
           </w:p>
         </w:tc>
@@ -2180,7 +1310,7 @@
               <w:cnfStyle w:val="000000100000" w:firstRow="0" w:lastRow="0" w:firstColumn="0" w:lastColumn="0" w:oddVBand="0" w:evenVBand="0" w:oddHBand="1" w:evenHBand="0" w:firstRowFirstColumn="0" w:firstRowLastColumn="0" w:lastRowFirstColumn="0" w:lastRowLastColumn="0"/>
             </w:pPr>
             <w:r>
-              <w:t>Pass</w:t>
+              <w:t>pass</w:t>
             </w:r>
           </w:p>
         </w:tc>
@@ -2195,6 +1325,14 @@
               <w:jc w:val="center"/>
               <w:cnfStyle w:val="000000100000" w:firstRow="0" w:lastRow="0" w:firstColumn="0" w:lastColumn="0" w:oddVBand="0" w:evenVBand="0" w:oddHBand="1" w:evenHBand="0" w:firstRowFirstColumn="0" w:firstRowLastColumn="0" w:lastRowFirstColumn="0" w:lastRowLastColumn="0"/>
             </w:pPr>
+            <w:hyperlink r:id="rId10" w:history="1">
+              <w:r>
+                <w:rPr>
+                  <w:rStyle w:val="Hyperlink"/>
+                </w:rPr>
+                <w:t>evidence</w:t>
+              </w:r>
+            </w:hyperlink>
           </w:p>
         </w:tc>
       </w:tr>
@@ -2222,14 +1360,160 @@
                 <w:b w:val="0"/>
                 <w:bCs w:val="0"/>
               </w:rPr>
-              <w:t>TC-AGP-0</w:t>
-            </w:r>
-            <w:r>
+              <w:lastRenderedPageBreak/>
+              <w:t>TC-AS-02</w:t>
+            </w:r>
+          </w:p>
+        </w:tc>
+        <w:tc>
+          <w:tcPr>
+            <w:tcW w:w="1799" w:type="dxa"/>
+            <w:vAlign w:val="center"/>
+          </w:tcPr>
+          <w:p>
+            <w:pPr>
+              <w:suppressAutoHyphens w:val="0"/>
+              <w:jc w:val="center"/>
+              <w:cnfStyle w:val="000000000000" w:firstRow="0" w:lastRow="0" w:firstColumn="0" w:lastColumn="0" w:oddVBand="0" w:evenVBand="0" w:oddHBand="0" w:evenHBand="0" w:firstRowFirstColumn="0" w:firstRowLastColumn="0" w:lastRowFirstColumn="0" w:lastRowLastColumn="0"/>
+            </w:pPr>
+            <w:r>
+              <w:t xml:space="preserve">Add Sensor Data Valid Invalid </w:t>
+            </w:r>
+            <w:proofErr w:type="spellStart"/>
+            <w:r>
+              <w:t>PlantId</w:t>
+            </w:r>
+            <w:proofErr w:type="spellEnd"/>
+          </w:p>
+        </w:tc>
+        <w:tc>
+          <w:tcPr>
+            <w:tcW w:w="1620" w:type="dxa"/>
+            <w:vAlign w:val="center"/>
+          </w:tcPr>
+          <w:p>
+            <w:pPr>
+              <w:suppressAutoHyphens w:val="0"/>
+              <w:jc w:val="center"/>
+              <w:cnfStyle w:val="000000000000" w:firstRow="0" w:lastRow="0" w:firstColumn="0" w:lastColumn="0" w:oddVBand="0" w:evenVBand="0" w:oddHBand="0" w:evenHBand="0" w:firstRowFirstColumn="0" w:firstRowLastColumn="0" w:lastRowFirstColumn="0" w:lastRowLastColumn="0"/>
+            </w:pPr>
+            <w:r>
+              <w:t xml:space="preserve">JSON: </w:t>
+            </w:r>
+            <w:proofErr w:type="gramStart"/>
+            <w:r>
+              <w:t>{ Temp</w:t>
+            </w:r>
+            <w:proofErr w:type="gramEnd"/>
+            <w:r>
+              <w:t xml:space="preserve">: 24, Humidity: </w:t>
+            </w:r>
+            <w:proofErr w:type="gramStart"/>
+            <w:r>
+              <w:t>60,SoilMoisture</w:t>
+            </w:r>
+            <w:proofErr w:type="gramEnd"/>
+            <w:r>
+              <w:t>:55, N: 40, P: 35, K: 50, pH: 6.5}</w:t>
+            </w:r>
+          </w:p>
+        </w:tc>
+        <w:tc>
+          <w:tcPr>
+            <w:tcW w:w="1980" w:type="dxa"/>
+            <w:vAlign w:val="center"/>
+          </w:tcPr>
+          <w:p>
+            <w:pPr>
+              <w:suppressAutoHyphens w:val="0"/>
+              <w:jc w:val="center"/>
+              <w:cnfStyle w:val="000000000000" w:firstRow="0" w:lastRow="0" w:firstColumn="0" w:lastColumn="0" w:oddVBand="0" w:evenVBand="0" w:oddHBand="0" w:evenHBand="0" w:firstRowFirstColumn="0" w:firstRowLastColumn="0" w:lastRowFirstColumn="0" w:lastRowLastColumn="0"/>
+            </w:pPr>
+            <w:r>
+              <w:t>API returns 404 Not Found.</w:t>
+            </w:r>
+          </w:p>
+        </w:tc>
+        <w:tc>
+          <w:tcPr>
+            <w:tcW w:w="1890" w:type="dxa"/>
+            <w:vAlign w:val="center"/>
+          </w:tcPr>
+          <w:p>
+            <w:pPr>
+              <w:suppressAutoHyphens w:val="0"/>
+              <w:jc w:val="center"/>
+              <w:cnfStyle w:val="000000000000" w:firstRow="0" w:lastRow="0" w:firstColumn="0" w:lastColumn="0" w:oddVBand="0" w:evenVBand="0" w:oddHBand="0" w:evenHBand="0" w:firstRowFirstColumn="0" w:firstRowLastColumn="0" w:lastRowFirstColumn="0" w:lastRowLastColumn="0"/>
+            </w:pPr>
+            <w:r>
+              <w:t>API returns 404 Not Found.</w:t>
+            </w:r>
+          </w:p>
+        </w:tc>
+        <w:tc>
+          <w:tcPr>
+            <w:tcW w:w="720" w:type="dxa"/>
+            <w:vAlign w:val="center"/>
+          </w:tcPr>
+          <w:p>
+            <w:pPr>
+              <w:suppressAutoHyphens w:val="0"/>
+              <w:jc w:val="center"/>
+              <w:cnfStyle w:val="000000000000" w:firstRow="0" w:lastRow="0" w:firstColumn="0" w:lastColumn="0" w:oddVBand="0" w:evenVBand="0" w:oddHBand="0" w:evenHBand="0" w:firstRowFirstColumn="0" w:firstRowLastColumn="0" w:lastRowFirstColumn="0" w:lastRowLastColumn="0"/>
+            </w:pPr>
+            <w:r>
+              <w:t>Pass</w:t>
+            </w:r>
+          </w:p>
+        </w:tc>
+        <w:tc>
+          <w:tcPr>
+            <w:tcW w:w="1281" w:type="dxa"/>
+            <w:vAlign w:val="center"/>
+          </w:tcPr>
+          <w:p>
+            <w:pPr>
+              <w:suppressAutoHyphens w:val="0"/>
+              <w:jc w:val="center"/>
+              <w:cnfStyle w:val="000000000000" w:firstRow="0" w:lastRow="0" w:firstColumn="0" w:lastColumn="0" w:oddVBand="0" w:evenVBand="0" w:oddHBand="0" w:evenHBand="0" w:firstRowFirstColumn="0" w:firstRowLastColumn="0" w:lastRowFirstColumn="0" w:lastRowLastColumn="0"/>
+            </w:pPr>
+            <w:hyperlink r:id="rId11" w:history="1">
+              <w:r>
+                <w:rPr>
+                  <w:rStyle w:val="Hyperlink"/>
+                </w:rPr>
+                <w:t>evidence</w:t>
+              </w:r>
+            </w:hyperlink>
+          </w:p>
+        </w:tc>
+      </w:tr>
+      <w:tr>
+        <w:trPr>
+          <w:cnfStyle w:val="000000100000" w:firstRow="0" w:lastRow="0" w:firstColumn="0" w:lastColumn="0" w:oddVBand="0" w:evenVBand="0" w:oddHBand="1" w:evenHBand="0" w:firstRowFirstColumn="0" w:firstRowLastColumn="0" w:lastRowFirstColumn="0" w:lastRowLastColumn="0"/>
+          <w:trHeight w:val="1763"/>
+        </w:trPr>
+        <w:tc>
+          <w:tcPr>
+            <w:cnfStyle w:val="001000000000" w:firstRow="0" w:lastRow="0" w:firstColumn="1" w:lastColumn="0" w:oddVBand="0" w:evenVBand="0" w:oddHBand="0" w:evenHBand="0" w:firstRowFirstColumn="0" w:firstRowLastColumn="0" w:lastRowFirstColumn="0" w:lastRowLastColumn="0"/>
+            <w:tcW w:w="1166" w:type="dxa"/>
+            <w:vAlign w:val="center"/>
+          </w:tcPr>
+          <w:p>
+            <w:pPr>
+              <w:suppressAutoHyphens w:val="0"/>
+              <w:jc w:val="center"/>
               <w:rPr>
                 <w:b w:val="0"/>
                 <w:bCs w:val="0"/>
               </w:rPr>
-              <w:t>2</w:t>
+            </w:pPr>
+            <w:r>
+              <w:rPr>
+                <w:b w:val="0"/>
+                <w:bCs w:val="0"/>
+              </w:rPr>
+              <w:t>TC-AS-03</w:t>
             </w:r>
           </w:p>
         </w:tc>
@@ -2242,20 +1526,10 @@
             <w:pPr>
               <w:suppressAutoHyphens w:val="0"/>
               <w:jc w:val="center"/>
-              <w:cnfStyle w:val="000000000000" w:firstRow="0" w:lastRow="0" w:firstColumn="0" w:lastColumn="0" w:oddVBand="0" w:evenVBand="0" w:oddHBand="0" w:evenHBand="0" w:firstRowFirstColumn="0" w:firstRowLastColumn="0" w:lastRowFirstColumn="0" w:lastRowLastColumn="0"/>
-            </w:pPr>
-            <w:r>
-              <w:t>All Greenhouse Plants for Manager</w:t>
-            </w:r>
-          </w:p>
-          <w:p>
-            <w:pPr>
-              <w:suppressAutoHyphens w:val="0"/>
-              <w:jc w:val="center"/>
-              <w:cnfStyle w:val="000000000000" w:firstRow="0" w:lastRow="0" w:firstColumn="0" w:lastColumn="0" w:oddVBand="0" w:evenVBand="0" w:oddHBand="0" w:evenHBand="0" w:firstRowFirstColumn="0" w:firstRowLastColumn="0" w:lastRowFirstColumn="0" w:lastRowLastColumn="0"/>
-            </w:pPr>
-            <w:r>
-              <w:t>(No Plants)</w:t>
+              <w:cnfStyle w:val="000000100000" w:firstRow="0" w:lastRow="0" w:firstColumn="0" w:lastColumn="0" w:oddVBand="0" w:evenVBand="0" w:oddHBand="1" w:evenHBand="0" w:firstRowFirstColumn="0" w:firstRowLastColumn="0" w:lastRowFirstColumn="0" w:lastRowLastColumn="0"/>
+            </w:pPr>
+            <w:r>
+              <w:t>Add Sensor Data (Hardware Integration)</w:t>
             </w:r>
           </w:p>
         </w:tc>
@@ -2268,35 +1542,178 @@
             <w:pPr>
               <w:suppressAutoHyphens w:val="0"/>
               <w:jc w:val="center"/>
-              <w:cnfStyle w:val="000000000000" w:firstRow="0" w:lastRow="0" w:firstColumn="0" w:lastColumn="0" w:oddVBand="0" w:evenVBand="0" w:oddHBand="0" w:evenHBand="0" w:firstRowFirstColumn="0" w:firstRowLastColumn="0" w:lastRowFirstColumn="0" w:lastRowLastColumn="0"/>
-            </w:pPr>
-            <w:r>
-              <w:t>Login as “</w:t>
+              <w:cnfStyle w:val="000000100000" w:firstRow="0" w:lastRow="0" w:firstColumn="0" w:lastColumn="0" w:oddVBand="0" w:evenVBand="0" w:oddHBand="1" w:evenHBand="0" w:firstRowFirstColumn="0" w:firstRowLastColumn="0" w:lastRowFirstColumn="0" w:lastRowLastColumn="0"/>
+            </w:pPr>
+            <w:r>
+              <w:t>Real-time transmission from ESP32 via Wi-Fi</w:t>
+            </w:r>
+          </w:p>
+        </w:tc>
+        <w:tc>
+          <w:tcPr>
+            <w:tcW w:w="1980" w:type="dxa"/>
+            <w:vAlign w:val="center"/>
+          </w:tcPr>
+          <w:p>
+            <w:pPr>
+              <w:suppressAutoHyphens w:val="0"/>
+              <w:jc w:val="center"/>
+              <w:cnfStyle w:val="000000100000" w:firstRow="0" w:lastRow="0" w:firstColumn="0" w:lastColumn="0" w:oddVBand="0" w:evenVBand="0" w:oddHBand="1" w:evenHBand="0" w:firstRowFirstColumn="0" w:firstRowLastColumn="0" w:lastRowFirstColumn="0" w:lastRowLastColumn="0"/>
+            </w:pPr>
+            <w:r>
+              <w:t>API successfully parses raw sensor string and logs data to the database</w:t>
+            </w:r>
+          </w:p>
+        </w:tc>
+        <w:tc>
+          <w:tcPr>
+            <w:tcW w:w="1890" w:type="dxa"/>
+            <w:vAlign w:val="center"/>
+          </w:tcPr>
+          <w:p>
+            <w:pPr>
+              <w:suppressAutoHyphens w:val="0"/>
+              <w:jc w:val="center"/>
+              <w:cnfStyle w:val="000000100000" w:firstRow="0" w:lastRow="0" w:firstColumn="0" w:lastColumn="0" w:oddVBand="0" w:evenVBand="0" w:oddHBand="1" w:evenHBand="0" w:firstRowFirstColumn="0" w:firstRowLastColumn="0" w:lastRowFirstColumn="0" w:lastRowLastColumn="0"/>
+            </w:pPr>
+            <w:r>
+              <w:t>API successfully parses raw sensor string and logs data to the database</w:t>
+            </w:r>
+          </w:p>
+        </w:tc>
+        <w:tc>
+          <w:tcPr>
+            <w:tcW w:w="720" w:type="dxa"/>
+            <w:vAlign w:val="center"/>
+          </w:tcPr>
+          <w:p>
+            <w:pPr>
+              <w:suppressAutoHyphens w:val="0"/>
+              <w:jc w:val="center"/>
+              <w:cnfStyle w:val="000000100000" w:firstRow="0" w:lastRow="0" w:firstColumn="0" w:lastColumn="0" w:oddVBand="0" w:evenVBand="0" w:oddHBand="1" w:evenHBand="0" w:firstRowFirstColumn="0" w:firstRowLastColumn="0" w:lastRowFirstColumn="0" w:lastRowLastColumn="0"/>
+            </w:pPr>
+            <w:r>
+              <w:t>Pass</w:t>
+            </w:r>
+          </w:p>
+        </w:tc>
+        <w:tc>
+          <w:tcPr>
+            <w:tcW w:w="1281" w:type="dxa"/>
+            <w:vAlign w:val="center"/>
+          </w:tcPr>
+          <w:p>
+            <w:pPr>
+              <w:suppressAutoHyphens w:val="0"/>
+              <w:jc w:val="center"/>
+              <w:cnfStyle w:val="000000100000" w:firstRow="0" w:lastRow="0" w:firstColumn="0" w:lastColumn="0" w:oddVBand="0" w:evenVBand="0" w:oddHBand="1" w:evenHBand="0" w:firstRowFirstColumn="0" w:firstRowLastColumn="0" w:lastRowFirstColumn="0" w:lastRowLastColumn="0"/>
+            </w:pPr>
+            <w:hyperlink r:id="rId12" w:history="1">
+              <w:r>
+                <w:rPr>
+                  <w:rStyle w:val="Hyperlink"/>
+                </w:rPr>
+                <w:t>Evidence</w:t>
+              </w:r>
+            </w:hyperlink>
+          </w:p>
+        </w:tc>
+      </w:tr>
+      <w:tr>
+        <w:trPr>
+          <w:trHeight w:val="942"/>
+        </w:trPr>
+        <w:tc>
+          <w:tcPr>
+            <w:cnfStyle w:val="001000000000" w:firstRow="0" w:lastRow="0" w:firstColumn="1" w:lastColumn="0" w:oddVBand="0" w:evenVBand="0" w:oddHBand="0" w:evenHBand="0" w:firstRowFirstColumn="0" w:firstRowLastColumn="0" w:lastRowFirstColumn="0" w:lastRowLastColumn="0"/>
+            <w:tcW w:w="1166" w:type="dxa"/>
+            <w:vAlign w:val="center"/>
+          </w:tcPr>
+          <w:p>
+            <w:pPr>
+              <w:suppressAutoHyphens w:val="0"/>
+              <w:jc w:val="center"/>
+              <w:rPr>
+                <w:b w:val="0"/>
+                <w:bCs w:val="0"/>
+              </w:rPr>
+            </w:pPr>
+            <w:r>
+              <w:rPr>
+                <w:b w:val="0"/>
+                <w:bCs w:val="0"/>
+              </w:rPr>
+              <w:t>TC-AS-04</w:t>
+            </w:r>
+          </w:p>
+        </w:tc>
+        <w:tc>
+          <w:tcPr>
+            <w:tcW w:w="1799" w:type="dxa"/>
+            <w:vAlign w:val="center"/>
+          </w:tcPr>
+          <w:p>
+            <w:pPr>
+              <w:suppressAutoHyphens w:val="0"/>
+              <w:jc w:val="center"/>
+              <w:cnfStyle w:val="000000000000" w:firstRow="0" w:lastRow="0" w:firstColumn="0" w:lastColumn="0" w:oddVBand="0" w:evenVBand="0" w:oddHBand="0" w:evenHBand="0" w:firstRowFirstColumn="0" w:firstRowLastColumn="0" w:lastRowFirstColumn="0" w:lastRowLastColumn="0"/>
+            </w:pPr>
+            <w:r>
+              <w:t>Add Sensor (Data without API Key)</w:t>
+            </w:r>
+          </w:p>
+        </w:tc>
+        <w:tc>
+          <w:tcPr>
+            <w:tcW w:w="1620" w:type="dxa"/>
+            <w:vAlign w:val="center"/>
+          </w:tcPr>
+          <w:p>
+            <w:pPr>
+              <w:suppressAutoHyphens w:val="0"/>
+              <w:jc w:val="center"/>
+              <w:cnfStyle w:val="000000000000" w:firstRow="0" w:lastRow="0" w:firstColumn="0" w:lastColumn="0" w:oddVBand="0" w:evenVBand="0" w:oddHBand="0" w:evenHBand="0" w:firstRowFirstColumn="0" w:firstRowLastColumn="0" w:lastRowFirstColumn="0" w:lastRowLastColumn="0"/>
+            </w:pPr>
+            <w:r>
+              <w:t xml:space="preserve">JSON: </w:t>
+            </w:r>
+            <w:proofErr w:type="gramStart"/>
+            <w:r>
+              <w:t>{ Temp</w:t>
+            </w:r>
+            <w:proofErr w:type="gramEnd"/>
+            <w:r>
+              <w:t xml:space="preserve">: 24, Humidity: </w:t>
+            </w:r>
+            <w:proofErr w:type="gramStart"/>
+            <w:r>
+              <w:t>60,SoilMoisture</w:t>
+            </w:r>
+            <w:proofErr w:type="gramEnd"/>
+            <w:r>
+              <w:t>:55, N: 40, P: 35, K: 50, pH: 6.5}</w:t>
+            </w:r>
+          </w:p>
+        </w:tc>
+        <w:tc>
+          <w:tcPr>
+            <w:tcW w:w="1980" w:type="dxa"/>
+            <w:vAlign w:val="center"/>
+          </w:tcPr>
+          <w:p>
+            <w:pPr>
+              <w:suppressAutoHyphens w:val="0"/>
+              <w:jc w:val="center"/>
+              <w:cnfStyle w:val="000000000000" w:firstRow="0" w:lastRow="0" w:firstColumn="0" w:lastColumn="0" w:oddVBand="0" w:evenVBand="0" w:oddHBand="0" w:evenHBand="0" w:firstRowFirstColumn="0" w:firstRowLastColumn="0" w:lastRowFirstColumn="0" w:lastRowLastColumn="0"/>
+            </w:pPr>
+            <w:r>
+              <w:t xml:space="preserve">API Returns 401 </w:t>
             </w:r>
             <w:proofErr w:type="spellStart"/>
             <w:r>
-              <w:t>Manager_X</w:t>
+              <w:t>UnAuthorized</w:t>
             </w:r>
             <w:proofErr w:type="spellEnd"/>
-            <w:r>
-              <w:t>” choose a greenhouse and navigates to all plants</w:t>
-            </w:r>
-          </w:p>
-        </w:tc>
-        <w:tc>
-          <w:tcPr>
-            <w:tcW w:w="1980" w:type="dxa"/>
-            <w:vAlign w:val="center"/>
-          </w:tcPr>
-          <w:p>
-            <w:pPr>
-              <w:suppressAutoHyphens w:val="0"/>
-              <w:jc w:val="center"/>
-              <w:cnfStyle w:val="000000000000" w:firstRow="0" w:lastRow="0" w:firstColumn="0" w:lastColumn="0" w:oddVBand="0" w:evenVBand="0" w:oddHBand="0" w:evenHBand="0" w:firstRowFirstColumn="0" w:firstRowLastColumn="0" w:lastRowFirstColumn="0" w:lastRowLastColumn="0"/>
-            </w:pPr>
-            <w:r>
-              <w:t>App displays “no plants for this greenhouse”</w:t>
-            </w:r>
           </w:p>
         </w:tc>
         <w:tc>
@@ -2311,8 +1728,13 @@
               <w:cnfStyle w:val="000000000000" w:firstRow="0" w:lastRow="0" w:firstColumn="0" w:lastColumn="0" w:oddVBand="0" w:evenVBand="0" w:oddHBand="0" w:evenHBand="0" w:firstRowFirstColumn="0" w:firstRowLastColumn="0" w:lastRowFirstColumn="0" w:lastRowLastColumn="0"/>
             </w:pPr>
             <w:r>
-              <w:t>App displays “no plants for this greenhouse”</w:t>
-            </w:r>
+              <w:t xml:space="preserve">API Returns 401 </w:t>
+            </w:r>
+            <w:proofErr w:type="spellStart"/>
+            <w:r>
+              <w:t>UnAuthorized</w:t>
+            </w:r>
+            <w:proofErr w:type="spellEnd"/>
           </w:p>
         </w:tc>
         <w:tc>
@@ -2342,6 +1764,14 @@
               <w:jc w:val="center"/>
               <w:cnfStyle w:val="000000000000" w:firstRow="0" w:lastRow="0" w:firstColumn="0" w:lastColumn="0" w:oddVBand="0" w:evenVBand="0" w:oddHBand="0" w:evenHBand="0" w:firstRowFirstColumn="0" w:firstRowLastColumn="0" w:lastRowFirstColumn="0" w:lastRowLastColumn="0"/>
             </w:pPr>
+            <w:hyperlink r:id="rId13" w:history="1">
+              <w:r>
+                <w:rPr>
+                  <w:rStyle w:val="Hyperlink"/>
+                </w:rPr>
+                <w:t>evidence</w:t>
+              </w:r>
+            </w:hyperlink>
           </w:p>
         </w:tc>
       </w:tr>
@@ -2370,6 +1800,606 @@
                 <w:b w:val="0"/>
                 <w:bCs w:val="0"/>
               </w:rPr>
+              <w:t>TC-AP-01</w:t>
+            </w:r>
+          </w:p>
+        </w:tc>
+        <w:tc>
+          <w:tcPr>
+            <w:tcW w:w="1799" w:type="dxa"/>
+            <w:vAlign w:val="center"/>
+          </w:tcPr>
+          <w:p>
+            <w:pPr>
+              <w:suppressAutoHyphens w:val="0"/>
+              <w:jc w:val="center"/>
+              <w:cnfStyle w:val="000000100000" w:firstRow="0" w:lastRow="0" w:firstColumn="0" w:lastColumn="0" w:oddVBand="0" w:evenVBand="0" w:oddHBand="1" w:evenHBand="0" w:firstRowFirstColumn="0" w:firstRowLastColumn="0" w:lastRowFirstColumn="0" w:lastRowLastColumn="0"/>
+            </w:pPr>
+            <w:r>
+              <w:t xml:space="preserve">Assigned Plants </w:t>
+            </w:r>
+            <w:proofErr w:type="gramStart"/>
+            <w:r>
+              <w:t>For</w:t>
+            </w:r>
+            <w:proofErr w:type="gramEnd"/>
+            <w:r>
+              <w:t xml:space="preserve"> Farmer</w:t>
+            </w:r>
+          </w:p>
+        </w:tc>
+        <w:tc>
+          <w:tcPr>
+            <w:tcW w:w="1620" w:type="dxa"/>
+            <w:vAlign w:val="center"/>
+          </w:tcPr>
+          <w:p>
+            <w:pPr>
+              <w:suppressAutoHyphens w:val="0"/>
+              <w:jc w:val="center"/>
+              <w:cnfStyle w:val="000000100000" w:firstRow="0" w:lastRow="0" w:firstColumn="0" w:lastColumn="0" w:oddVBand="0" w:evenVBand="0" w:oddHBand="1" w:evenHBand="0" w:firstRowFirstColumn="0" w:firstRowLastColumn="0" w:lastRowFirstColumn="0" w:lastRowLastColumn="0"/>
+            </w:pPr>
+            <w:r>
+              <w:t>Log in as</w:t>
+            </w:r>
+          </w:p>
+          <w:p>
+            <w:pPr>
+              <w:suppressAutoHyphens w:val="0"/>
+              <w:jc w:val="center"/>
+              <w:cnfStyle w:val="000000100000" w:firstRow="0" w:lastRow="0" w:firstColumn="0" w:lastColumn="0" w:oddVBand="0" w:evenVBand="0" w:oddHBand="1" w:evenHBand="0" w:firstRowFirstColumn="0" w:firstRowLastColumn="0" w:lastRowFirstColumn="0" w:lastRowLastColumn="0"/>
+            </w:pPr>
+            <w:r>
+              <w:t>Farmer who has assigned plants</w:t>
+            </w:r>
+          </w:p>
+        </w:tc>
+        <w:tc>
+          <w:tcPr>
+            <w:tcW w:w="1980" w:type="dxa"/>
+            <w:vAlign w:val="center"/>
+          </w:tcPr>
+          <w:p>
+            <w:pPr>
+              <w:suppressAutoHyphens w:val="0"/>
+              <w:jc w:val="center"/>
+              <w:cnfStyle w:val="000000100000" w:firstRow="0" w:lastRow="0" w:firstColumn="0" w:lastColumn="0" w:oddVBand="0" w:evenVBand="0" w:oddHBand="1" w:evenHBand="0" w:firstRowFirstColumn="0" w:firstRowLastColumn="0" w:lastRowFirstColumn="0" w:lastRowLastColumn="0"/>
+            </w:pPr>
+            <w:r>
+              <w:t>App displays only plants assigned to this farmer</w:t>
+            </w:r>
+          </w:p>
+        </w:tc>
+        <w:tc>
+          <w:tcPr>
+            <w:tcW w:w="1890" w:type="dxa"/>
+            <w:vAlign w:val="center"/>
+          </w:tcPr>
+          <w:p>
+            <w:pPr>
+              <w:suppressAutoHyphens w:val="0"/>
+              <w:jc w:val="center"/>
+              <w:cnfStyle w:val="000000100000" w:firstRow="0" w:lastRow="0" w:firstColumn="0" w:lastColumn="0" w:oddVBand="0" w:evenVBand="0" w:oddHBand="1" w:evenHBand="0" w:firstRowFirstColumn="0" w:firstRowLastColumn="0" w:lastRowFirstColumn="0" w:lastRowLastColumn="0"/>
+            </w:pPr>
+            <w:r>
+              <w:t>App displays only plants assigned to this farmer</w:t>
+            </w:r>
+          </w:p>
+        </w:tc>
+        <w:tc>
+          <w:tcPr>
+            <w:tcW w:w="720" w:type="dxa"/>
+            <w:vAlign w:val="center"/>
+          </w:tcPr>
+          <w:p>
+            <w:pPr>
+              <w:suppressAutoHyphens w:val="0"/>
+              <w:jc w:val="center"/>
+              <w:cnfStyle w:val="000000100000" w:firstRow="0" w:lastRow="0" w:firstColumn="0" w:lastColumn="0" w:oddVBand="0" w:evenVBand="0" w:oddHBand="1" w:evenHBand="0" w:firstRowFirstColumn="0" w:firstRowLastColumn="0" w:lastRowFirstColumn="0" w:lastRowLastColumn="0"/>
+            </w:pPr>
+            <w:r>
+              <w:t>Pass</w:t>
+            </w:r>
+          </w:p>
+        </w:tc>
+        <w:tc>
+          <w:tcPr>
+            <w:tcW w:w="1281" w:type="dxa"/>
+            <w:vAlign w:val="center"/>
+          </w:tcPr>
+          <w:p>
+            <w:pPr>
+              <w:suppressAutoHyphens w:val="0"/>
+              <w:jc w:val="center"/>
+              <w:cnfStyle w:val="000000100000" w:firstRow="0" w:lastRow="0" w:firstColumn="0" w:lastColumn="0" w:oddVBand="0" w:evenVBand="0" w:oddHBand="1" w:evenHBand="0" w:firstRowFirstColumn="0" w:firstRowLastColumn="0" w:lastRowFirstColumn="0" w:lastRowLastColumn="0"/>
+            </w:pPr>
+            <w:hyperlink r:id="rId14" w:history="1">
+              <w:r>
+                <w:rPr>
+                  <w:rStyle w:val="Hyperlink"/>
+                </w:rPr>
+                <w:t>Evidence</w:t>
+              </w:r>
+            </w:hyperlink>
+          </w:p>
+        </w:tc>
+      </w:tr>
+      <w:tr>
+        <w:trPr>
+          <w:trHeight w:val="942"/>
+        </w:trPr>
+        <w:tc>
+          <w:tcPr>
+            <w:cnfStyle w:val="001000000000" w:firstRow="0" w:lastRow="0" w:firstColumn="1" w:lastColumn="0" w:oddVBand="0" w:evenVBand="0" w:oddHBand="0" w:evenHBand="0" w:firstRowFirstColumn="0" w:firstRowLastColumn="0" w:lastRowFirstColumn="0" w:lastRowLastColumn="0"/>
+            <w:tcW w:w="1166" w:type="dxa"/>
+            <w:vAlign w:val="center"/>
+          </w:tcPr>
+          <w:p>
+            <w:pPr>
+              <w:suppressAutoHyphens w:val="0"/>
+              <w:jc w:val="center"/>
+              <w:rPr>
+                <w:b w:val="0"/>
+                <w:bCs w:val="0"/>
+              </w:rPr>
+            </w:pPr>
+            <w:r>
+              <w:rPr>
+                <w:b w:val="0"/>
+                <w:bCs w:val="0"/>
+              </w:rPr>
+              <w:t>TC-AP-02</w:t>
+            </w:r>
+          </w:p>
+        </w:tc>
+        <w:tc>
+          <w:tcPr>
+            <w:tcW w:w="1799" w:type="dxa"/>
+            <w:vAlign w:val="center"/>
+          </w:tcPr>
+          <w:p>
+            <w:pPr>
+              <w:suppressAutoHyphens w:val="0"/>
+              <w:jc w:val="center"/>
+              <w:cnfStyle w:val="000000000000" w:firstRow="0" w:lastRow="0" w:firstColumn="0" w:lastColumn="0" w:oddVBand="0" w:evenVBand="0" w:oddHBand="0" w:evenHBand="0" w:firstRowFirstColumn="0" w:firstRowLastColumn="0" w:lastRowFirstColumn="0" w:lastRowLastColumn="0"/>
+            </w:pPr>
+            <w:r>
+              <w:t xml:space="preserve">Assigned Plants </w:t>
+            </w:r>
+            <w:proofErr w:type="gramStart"/>
+            <w:r>
+              <w:t>For</w:t>
+            </w:r>
+            <w:proofErr w:type="gramEnd"/>
+            <w:r>
+              <w:t xml:space="preserve"> Farmer</w:t>
+            </w:r>
+          </w:p>
+          <w:p>
+            <w:pPr>
+              <w:suppressAutoHyphens w:val="0"/>
+              <w:jc w:val="center"/>
+              <w:cnfStyle w:val="000000000000" w:firstRow="0" w:lastRow="0" w:firstColumn="0" w:lastColumn="0" w:oddVBand="0" w:evenVBand="0" w:oddHBand="0" w:evenHBand="0" w:firstRowFirstColumn="0" w:firstRowLastColumn="0" w:lastRowFirstColumn="0" w:lastRowLastColumn="0"/>
+            </w:pPr>
+            <w:r>
+              <w:t>(No assignments)</w:t>
+            </w:r>
+          </w:p>
+        </w:tc>
+        <w:tc>
+          <w:tcPr>
+            <w:tcW w:w="1620" w:type="dxa"/>
+            <w:vAlign w:val="center"/>
+          </w:tcPr>
+          <w:p>
+            <w:pPr>
+              <w:suppressAutoHyphens w:val="0"/>
+              <w:jc w:val="center"/>
+              <w:cnfStyle w:val="000000000000" w:firstRow="0" w:lastRow="0" w:firstColumn="0" w:lastColumn="0" w:oddVBand="0" w:evenVBand="0" w:oddHBand="0" w:evenHBand="0" w:firstRowFirstColumn="0" w:firstRowLastColumn="0" w:lastRowFirstColumn="0" w:lastRowLastColumn="0"/>
+            </w:pPr>
+            <w:r>
+              <w:t>Login as a new Farmer with 0 assignments</w:t>
+            </w:r>
+          </w:p>
+        </w:tc>
+        <w:tc>
+          <w:tcPr>
+            <w:tcW w:w="1980" w:type="dxa"/>
+            <w:vAlign w:val="center"/>
+          </w:tcPr>
+          <w:p>
+            <w:pPr>
+              <w:suppressAutoHyphens w:val="0"/>
+              <w:jc w:val="center"/>
+              <w:cnfStyle w:val="000000000000" w:firstRow="0" w:lastRow="0" w:firstColumn="0" w:lastColumn="0" w:oddVBand="0" w:evenVBand="0" w:oddHBand="0" w:evenHBand="0" w:firstRowFirstColumn="0" w:firstRowLastColumn="0" w:lastRowFirstColumn="0" w:lastRowLastColumn="0"/>
+            </w:pPr>
+            <w:r>
+              <w:t>"No plants assigned"</w:t>
+            </w:r>
+          </w:p>
+        </w:tc>
+        <w:tc>
+          <w:tcPr>
+            <w:tcW w:w="1890" w:type="dxa"/>
+            <w:vAlign w:val="center"/>
+          </w:tcPr>
+          <w:p>
+            <w:pPr>
+              <w:suppressAutoHyphens w:val="0"/>
+              <w:jc w:val="center"/>
+              <w:cnfStyle w:val="000000000000" w:firstRow="0" w:lastRow="0" w:firstColumn="0" w:lastColumn="0" w:oddVBand="0" w:evenVBand="0" w:oddHBand="0" w:evenHBand="0" w:firstRowFirstColumn="0" w:firstRowLastColumn="0" w:lastRowFirstColumn="0" w:lastRowLastColumn="0"/>
+            </w:pPr>
+            <w:r>
+              <w:t>"No plants assigned"</w:t>
+            </w:r>
+          </w:p>
+        </w:tc>
+        <w:tc>
+          <w:tcPr>
+            <w:tcW w:w="720" w:type="dxa"/>
+            <w:vAlign w:val="center"/>
+          </w:tcPr>
+          <w:p>
+            <w:pPr>
+              <w:suppressAutoHyphens w:val="0"/>
+              <w:jc w:val="center"/>
+              <w:cnfStyle w:val="000000000000" w:firstRow="0" w:lastRow="0" w:firstColumn="0" w:lastColumn="0" w:oddVBand="0" w:evenVBand="0" w:oddHBand="0" w:evenHBand="0" w:firstRowFirstColumn="0" w:firstRowLastColumn="0" w:lastRowFirstColumn="0" w:lastRowLastColumn="0"/>
+            </w:pPr>
+            <w:r>
+              <w:t>Pass</w:t>
+            </w:r>
+          </w:p>
+        </w:tc>
+        <w:tc>
+          <w:tcPr>
+            <w:tcW w:w="1281" w:type="dxa"/>
+            <w:vAlign w:val="center"/>
+          </w:tcPr>
+          <w:p>
+            <w:pPr>
+              <w:suppressAutoHyphens w:val="0"/>
+              <w:jc w:val="center"/>
+              <w:cnfStyle w:val="000000000000" w:firstRow="0" w:lastRow="0" w:firstColumn="0" w:lastColumn="0" w:oddVBand="0" w:evenVBand="0" w:oddHBand="0" w:evenHBand="0" w:firstRowFirstColumn="0" w:firstRowLastColumn="0" w:lastRowFirstColumn="0" w:lastRowLastColumn="0"/>
+            </w:pPr>
+            <w:hyperlink r:id="rId15" w:history="1">
+              <w:r>
+                <w:rPr>
+                  <w:rStyle w:val="Hyperlink"/>
+                </w:rPr>
+                <w:t>evidence</w:t>
+              </w:r>
+            </w:hyperlink>
+          </w:p>
+        </w:tc>
+      </w:tr>
+      <w:tr>
+        <w:trPr>
+          <w:cnfStyle w:val="000000100000" w:firstRow="0" w:lastRow="0" w:firstColumn="0" w:lastColumn="0" w:oddVBand="0" w:evenVBand="0" w:oddHBand="1" w:evenHBand="0" w:firstRowFirstColumn="0" w:firstRowLastColumn="0" w:lastRowFirstColumn="0" w:lastRowLastColumn="0"/>
+          <w:trHeight w:val="942"/>
+        </w:trPr>
+        <w:tc>
+          <w:tcPr>
+            <w:cnfStyle w:val="001000000000" w:firstRow="0" w:lastRow="0" w:firstColumn="1" w:lastColumn="0" w:oddVBand="0" w:evenVBand="0" w:oddHBand="0" w:evenHBand="0" w:firstRowFirstColumn="0" w:firstRowLastColumn="0" w:lastRowFirstColumn="0" w:lastRowLastColumn="0"/>
+            <w:tcW w:w="1166" w:type="dxa"/>
+            <w:vAlign w:val="center"/>
+          </w:tcPr>
+          <w:p>
+            <w:pPr>
+              <w:suppressAutoHyphens w:val="0"/>
+              <w:jc w:val="center"/>
+              <w:rPr>
+                <w:b w:val="0"/>
+                <w:bCs w:val="0"/>
+              </w:rPr>
+            </w:pPr>
+            <w:r>
+              <w:rPr>
+                <w:b w:val="0"/>
+                <w:bCs w:val="0"/>
+              </w:rPr>
+              <w:t>TC-AGP-01</w:t>
+            </w:r>
+          </w:p>
+        </w:tc>
+        <w:tc>
+          <w:tcPr>
+            <w:tcW w:w="1799" w:type="dxa"/>
+            <w:vAlign w:val="center"/>
+          </w:tcPr>
+          <w:p>
+            <w:pPr>
+              <w:suppressAutoHyphens w:val="0"/>
+              <w:jc w:val="center"/>
+              <w:cnfStyle w:val="000000100000" w:firstRow="0" w:lastRow="0" w:firstColumn="0" w:lastColumn="0" w:oddVBand="0" w:evenVBand="0" w:oddHBand="1" w:evenHBand="0" w:firstRowFirstColumn="0" w:firstRowLastColumn="0" w:lastRowFirstColumn="0" w:lastRowLastColumn="0"/>
+            </w:pPr>
+            <w:r>
+              <w:t>All Greenhouse Plants for Manager</w:t>
+            </w:r>
+          </w:p>
+        </w:tc>
+        <w:tc>
+          <w:tcPr>
+            <w:tcW w:w="1620" w:type="dxa"/>
+            <w:vAlign w:val="center"/>
+          </w:tcPr>
+          <w:p>
+            <w:pPr>
+              <w:suppressAutoHyphens w:val="0"/>
+              <w:jc w:val="center"/>
+              <w:cnfStyle w:val="000000100000" w:firstRow="0" w:lastRow="0" w:firstColumn="0" w:lastColumn="0" w:oddVBand="0" w:evenVBand="0" w:oddHBand="1" w:evenHBand="0" w:firstRowFirstColumn="0" w:firstRowLastColumn="0" w:lastRowFirstColumn="0" w:lastRowLastColumn="0"/>
+            </w:pPr>
+            <w:r>
+              <w:t>Login as “</w:t>
+            </w:r>
+            <w:proofErr w:type="spellStart"/>
+            <w:r>
+              <w:t>Manager_X</w:t>
+            </w:r>
+            <w:proofErr w:type="spellEnd"/>
+            <w:r>
+              <w:t>” choose a greenhouse and navigates to all plants</w:t>
+            </w:r>
+          </w:p>
+        </w:tc>
+        <w:tc>
+          <w:tcPr>
+            <w:tcW w:w="1980" w:type="dxa"/>
+            <w:vAlign w:val="center"/>
+          </w:tcPr>
+          <w:p>
+            <w:pPr>
+              <w:suppressAutoHyphens w:val="0"/>
+              <w:jc w:val="center"/>
+              <w:cnfStyle w:val="000000100000" w:firstRow="0" w:lastRow="0" w:firstColumn="0" w:lastColumn="0" w:oddVBand="0" w:evenVBand="0" w:oddHBand="1" w:evenHBand="0" w:firstRowFirstColumn="0" w:firstRowLastColumn="0" w:lastRowFirstColumn="0" w:lastRowLastColumn="0"/>
+            </w:pPr>
+            <w:r>
+              <w:t xml:space="preserve">App displays all plants located within </w:t>
+            </w:r>
+            <w:proofErr w:type="spellStart"/>
+            <w:r>
+              <w:t>Greenhouse_X</w:t>
+            </w:r>
+            <w:proofErr w:type="spellEnd"/>
+            <w:r>
+              <w:t>,</w:t>
+            </w:r>
+          </w:p>
+        </w:tc>
+        <w:tc>
+          <w:tcPr>
+            <w:tcW w:w="1890" w:type="dxa"/>
+            <w:vAlign w:val="center"/>
+          </w:tcPr>
+          <w:p>
+            <w:pPr>
+              <w:suppressAutoHyphens w:val="0"/>
+              <w:jc w:val="center"/>
+              <w:cnfStyle w:val="000000100000" w:firstRow="0" w:lastRow="0" w:firstColumn="0" w:lastColumn="0" w:oddVBand="0" w:evenVBand="0" w:oddHBand="1" w:evenHBand="0" w:firstRowFirstColumn="0" w:firstRowLastColumn="0" w:lastRowFirstColumn="0" w:lastRowLastColumn="0"/>
+            </w:pPr>
+            <w:r>
+              <w:t xml:space="preserve">App displays all plants located within </w:t>
+            </w:r>
+            <w:proofErr w:type="spellStart"/>
+            <w:r>
+              <w:t>Greenhouse_X</w:t>
+            </w:r>
+            <w:proofErr w:type="spellEnd"/>
+            <w:r>
+              <w:t>,</w:t>
+            </w:r>
+          </w:p>
+        </w:tc>
+        <w:tc>
+          <w:tcPr>
+            <w:tcW w:w="720" w:type="dxa"/>
+            <w:vAlign w:val="center"/>
+          </w:tcPr>
+          <w:p>
+            <w:pPr>
+              <w:suppressAutoHyphens w:val="0"/>
+              <w:jc w:val="center"/>
+              <w:cnfStyle w:val="000000100000" w:firstRow="0" w:lastRow="0" w:firstColumn="0" w:lastColumn="0" w:oddVBand="0" w:evenVBand="0" w:oddHBand="1" w:evenHBand="0" w:firstRowFirstColumn="0" w:firstRowLastColumn="0" w:lastRowFirstColumn="0" w:lastRowLastColumn="0"/>
+            </w:pPr>
+            <w:r>
+              <w:t>Pass</w:t>
+            </w:r>
+          </w:p>
+        </w:tc>
+        <w:tc>
+          <w:tcPr>
+            <w:tcW w:w="1281" w:type="dxa"/>
+            <w:vAlign w:val="center"/>
+          </w:tcPr>
+          <w:p>
+            <w:pPr>
+              <w:suppressAutoHyphens w:val="0"/>
+              <w:jc w:val="center"/>
+              <w:cnfStyle w:val="000000100000" w:firstRow="0" w:lastRow="0" w:firstColumn="0" w:lastColumn="0" w:oddVBand="0" w:evenVBand="0" w:oddHBand="1" w:evenHBand="0" w:firstRowFirstColumn="0" w:firstRowLastColumn="0" w:lastRowFirstColumn="0" w:lastRowLastColumn="0"/>
+            </w:pPr>
+            <w:hyperlink r:id="rId16" w:history="1">
+              <w:r>
+                <w:rPr>
+                  <w:rStyle w:val="Hyperlink"/>
+                </w:rPr>
+                <w:t>evidence</w:t>
+              </w:r>
+            </w:hyperlink>
+          </w:p>
+        </w:tc>
+      </w:tr>
+      <w:tr>
+        <w:trPr>
+          <w:trHeight w:val="942"/>
+        </w:trPr>
+        <w:tc>
+          <w:tcPr>
+            <w:cnfStyle w:val="001000000000" w:firstRow="0" w:lastRow="0" w:firstColumn="1" w:lastColumn="0" w:oddVBand="0" w:evenVBand="0" w:oddHBand="0" w:evenHBand="0" w:firstRowFirstColumn="0" w:firstRowLastColumn="0" w:lastRowFirstColumn="0" w:lastRowLastColumn="0"/>
+            <w:tcW w:w="1166" w:type="dxa"/>
+            <w:vAlign w:val="center"/>
+          </w:tcPr>
+          <w:p>
+            <w:pPr>
+              <w:suppressAutoHyphens w:val="0"/>
+              <w:jc w:val="center"/>
+              <w:rPr>
+                <w:b w:val="0"/>
+                <w:bCs w:val="0"/>
+              </w:rPr>
+            </w:pPr>
+            <w:r>
+              <w:rPr>
+                <w:b w:val="0"/>
+                <w:bCs w:val="0"/>
+              </w:rPr>
+              <w:t>TC-AGP-02</w:t>
+            </w:r>
+          </w:p>
+        </w:tc>
+        <w:tc>
+          <w:tcPr>
+            <w:tcW w:w="1799" w:type="dxa"/>
+            <w:vAlign w:val="center"/>
+          </w:tcPr>
+          <w:p>
+            <w:pPr>
+              <w:suppressAutoHyphens w:val="0"/>
+              <w:jc w:val="center"/>
+              <w:cnfStyle w:val="000000000000" w:firstRow="0" w:lastRow="0" w:firstColumn="0" w:lastColumn="0" w:oddVBand="0" w:evenVBand="0" w:oddHBand="0" w:evenHBand="0" w:firstRowFirstColumn="0" w:firstRowLastColumn="0" w:lastRowFirstColumn="0" w:lastRowLastColumn="0"/>
+            </w:pPr>
+            <w:r>
+              <w:t>All Greenhouse Plants for Manager</w:t>
+            </w:r>
+          </w:p>
+          <w:p>
+            <w:pPr>
+              <w:suppressAutoHyphens w:val="0"/>
+              <w:jc w:val="center"/>
+              <w:cnfStyle w:val="000000000000" w:firstRow="0" w:lastRow="0" w:firstColumn="0" w:lastColumn="0" w:oddVBand="0" w:evenVBand="0" w:oddHBand="0" w:evenHBand="0" w:firstRowFirstColumn="0" w:firstRowLastColumn="0" w:lastRowFirstColumn="0" w:lastRowLastColumn="0"/>
+            </w:pPr>
+            <w:r>
+              <w:t>(No Plants)</w:t>
+            </w:r>
+          </w:p>
+        </w:tc>
+        <w:tc>
+          <w:tcPr>
+            <w:tcW w:w="1620" w:type="dxa"/>
+            <w:vAlign w:val="center"/>
+          </w:tcPr>
+          <w:p>
+            <w:pPr>
+              <w:suppressAutoHyphens w:val="0"/>
+              <w:jc w:val="center"/>
+              <w:cnfStyle w:val="000000000000" w:firstRow="0" w:lastRow="0" w:firstColumn="0" w:lastColumn="0" w:oddVBand="0" w:evenVBand="0" w:oddHBand="0" w:evenHBand="0" w:firstRowFirstColumn="0" w:firstRowLastColumn="0" w:lastRowFirstColumn="0" w:lastRowLastColumn="0"/>
+            </w:pPr>
+            <w:r>
+              <w:t>Login as “</w:t>
+            </w:r>
+            <w:proofErr w:type="spellStart"/>
+            <w:r>
+              <w:t>Manager_X</w:t>
+            </w:r>
+            <w:proofErr w:type="spellEnd"/>
+            <w:r>
+              <w:t>” choose a greenhouse and navigates to all plants</w:t>
+            </w:r>
+          </w:p>
+        </w:tc>
+        <w:tc>
+          <w:tcPr>
+            <w:tcW w:w="1980" w:type="dxa"/>
+            <w:vAlign w:val="center"/>
+          </w:tcPr>
+          <w:p>
+            <w:pPr>
+              <w:suppressAutoHyphens w:val="0"/>
+              <w:jc w:val="center"/>
+              <w:cnfStyle w:val="000000000000" w:firstRow="0" w:lastRow="0" w:firstColumn="0" w:lastColumn="0" w:oddVBand="0" w:evenVBand="0" w:oddHBand="0" w:evenHBand="0" w:firstRowFirstColumn="0" w:firstRowLastColumn="0" w:lastRowFirstColumn="0" w:lastRowLastColumn="0"/>
+            </w:pPr>
+            <w:r>
+              <w:t>App displays “no plants for this greenhouse”</w:t>
+            </w:r>
+          </w:p>
+        </w:tc>
+        <w:tc>
+          <w:tcPr>
+            <w:tcW w:w="1890" w:type="dxa"/>
+            <w:vAlign w:val="center"/>
+          </w:tcPr>
+          <w:p>
+            <w:pPr>
+              <w:suppressAutoHyphens w:val="0"/>
+              <w:jc w:val="center"/>
+              <w:cnfStyle w:val="000000000000" w:firstRow="0" w:lastRow="0" w:firstColumn="0" w:lastColumn="0" w:oddVBand="0" w:evenVBand="0" w:oddHBand="0" w:evenHBand="0" w:firstRowFirstColumn="0" w:firstRowLastColumn="0" w:lastRowFirstColumn="0" w:lastRowLastColumn="0"/>
+            </w:pPr>
+            <w:r>
+              <w:t>App displays “no plants for this greenhouse”</w:t>
+            </w:r>
+          </w:p>
+        </w:tc>
+        <w:tc>
+          <w:tcPr>
+            <w:tcW w:w="720" w:type="dxa"/>
+            <w:vAlign w:val="center"/>
+          </w:tcPr>
+          <w:p>
+            <w:pPr>
+              <w:suppressAutoHyphens w:val="0"/>
+              <w:jc w:val="center"/>
+              <w:cnfStyle w:val="000000000000" w:firstRow="0" w:lastRow="0" w:firstColumn="0" w:lastColumn="0" w:oddVBand="0" w:evenVBand="0" w:oddHBand="0" w:evenHBand="0" w:firstRowFirstColumn="0" w:firstRowLastColumn="0" w:lastRowFirstColumn="0" w:lastRowLastColumn="0"/>
+            </w:pPr>
+            <w:r>
+              <w:t>Pass</w:t>
+            </w:r>
+          </w:p>
+        </w:tc>
+        <w:tc>
+          <w:tcPr>
+            <w:tcW w:w="1281" w:type="dxa"/>
+            <w:vAlign w:val="center"/>
+          </w:tcPr>
+          <w:p>
+            <w:pPr>
+              <w:suppressAutoHyphens w:val="0"/>
+              <w:jc w:val="center"/>
+              <w:cnfStyle w:val="000000000000" w:firstRow="0" w:lastRow="0" w:firstColumn="0" w:lastColumn="0" w:oddVBand="0" w:evenVBand="0" w:oddHBand="0" w:evenHBand="0" w:firstRowFirstColumn="0" w:firstRowLastColumn="0" w:lastRowFirstColumn="0" w:lastRowLastColumn="0"/>
+            </w:pPr>
+            <w:hyperlink r:id="rId17" w:history="1">
+              <w:r>
+                <w:rPr>
+                  <w:rStyle w:val="Hyperlink"/>
+                </w:rPr>
+                <w:t>evidence</w:t>
+              </w:r>
+            </w:hyperlink>
+          </w:p>
+        </w:tc>
+      </w:tr>
+      <w:tr>
+        <w:trPr>
+          <w:cnfStyle w:val="000000100000" w:firstRow="0" w:lastRow="0" w:firstColumn="0" w:lastColumn="0" w:oddVBand="0" w:evenVBand="0" w:oddHBand="1" w:evenHBand="0" w:firstRowFirstColumn="0" w:firstRowLastColumn="0" w:lastRowFirstColumn="0" w:lastRowLastColumn="0"/>
+          <w:trHeight w:val="942"/>
+        </w:trPr>
+        <w:tc>
+          <w:tcPr>
+            <w:cnfStyle w:val="001000000000" w:firstRow="0" w:lastRow="0" w:firstColumn="1" w:lastColumn="0" w:oddVBand="0" w:evenVBand="0" w:oddHBand="0" w:evenHBand="0" w:firstRowFirstColumn="0" w:firstRowLastColumn="0" w:lastRowFirstColumn="0" w:lastRowLastColumn="0"/>
+            <w:tcW w:w="1166" w:type="dxa"/>
+            <w:vAlign w:val="center"/>
+          </w:tcPr>
+          <w:p>
+            <w:pPr>
+              <w:suppressAutoHyphens w:val="0"/>
+              <w:jc w:val="center"/>
+              <w:rPr>
+                <w:b w:val="0"/>
+                <w:bCs w:val="0"/>
+              </w:rPr>
+            </w:pPr>
+            <w:r>
+              <w:rPr>
+                <w:b w:val="0"/>
+                <w:bCs w:val="0"/>
+              </w:rPr>
               <w:t>TC-GR-01</w:t>
             </w:r>
           </w:p>
@@ -2485,7 +2515,7 @@
               <w:jc w:val="center"/>
               <w:cnfStyle w:val="000000100000" w:firstRow="0" w:lastRow="0" w:firstColumn="0" w:lastColumn="0" w:oddVBand="0" w:evenVBand="0" w:oddHBand="1" w:evenHBand="0" w:firstRowFirstColumn="0" w:firstRowLastColumn="0" w:lastRowFirstColumn="0" w:lastRowLastColumn="0"/>
             </w:pPr>
-            <w:hyperlink r:id="rId8" w:history="1">
+            <w:hyperlink r:id="rId18" w:history="1">
               <w:r>
                 <w:rPr>
                   <w:rStyle w:val="Hyperlink"/>
@@ -2522,14 +2552,7 @@
                 <w:bCs w:val="0"/>
               </w:rPr>
               <w:lastRenderedPageBreak/>
-              <w:t>TC-GR-0</w:t>
-            </w:r>
-            <w:r>
-              <w:rPr>
-                <w:b w:val="0"/>
-                <w:bCs w:val="0"/>
-              </w:rPr>
-              <w:t>2</w:t>
+              <w:t>TC-GR-02</w:t>
             </w:r>
           </w:p>
         </w:tc>
@@ -2660,6 +2683,14 @@
               <w:jc w:val="center"/>
               <w:cnfStyle w:val="000000000000" w:firstRow="0" w:lastRow="0" w:firstColumn="0" w:lastColumn="0" w:oddVBand="0" w:evenVBand="0" w:oddHBand="0" w:evenHBand="0" w:firstRowFirstColumn="0" w:firstRowLastColumn="0" w:lastRowFirstColumn="0" w:lastRowLastColumn="0"/>
             </w:pPr>
+            <w:hyperlink r:id="rId19" w:history="1">
+              <w:r>
+                <w:rPr>
+                  <w:rStyle w:val="Hyperlink"/>
+                </w:rPr>
+                <w:t>evidence</w:t>
+              </w:r>
+            </w:hyperlink>
           </w:p>
         </w:tc>
       </w:tr>
@@ -2688,14 +2719,7 @@
                 <w:b w:val="0"/>
                 <w:bCs w:val="0"/>
               </w:rPr>
-              <w:t>TC-GR-0</w:t>
-            </w:r>
-            <w:r>
-              <w:rPr>
-                <w:b w:val="0"/>
-                <w:bCs w:val="0"/>
-              </w:rPr>
-              <w:t>3</w:t>
+              <w:t>TC-GR-03</w:t>
             </w:r>
           </w:p>
         </w:tc>
@@ -2801,6 +2825,19 @@
               <w:jc w:val="center"/>
               <w:cnfStyle w:val="000000100000" w:firstRow="0" w:lastRow="0" w:firstColumn="0" w:lastColumn="0" w:oddVBand="0" w:evenVBand="0" w:oddHBand="1" w:evenHBand="0" w:firstRowFirstColumn="0" w:firstRowLastColumn="0" w:lastRowFirstColumn="0" w:lastRowLastColumn="0"/>
             </w:pPr>
+          </w:p>
+          <w:p>
+            <w:pPr>
+              <w:cnfStyle w:val="000000100000" w:firstRow="0" w:lastRow="0" w:firstColumn="0" w:lastColumn="0" w:oddVBand="0" w:evenVBand="0" w:oddHBand="1" w:evenHBand="0" w:firstRowFirstColumn="0" w:firstRowLastColumn="0" w:lastRowFirstColumn="0" w:lastRowLastColumn="0"/>
+            </w:pPr>
+            <w:hyperlink r:id="rId20" w:history="1">
+              <w:r>
+                <w:rPr>
+                  <w:rStyle w:val="Hyperlink"/>
+                </w:rPr>
+                <w:t>evidence</w:t>
+              </w:r>
+            </w:hyperlink>
           </w:p>
         </w:tc>
       </w:tr>
@@ -2954,7 +2991,7 @@
               <w:jc w:val="center"/>
               <w:cnfStyle w:val="000000000000" w:firstRow="0" w:lastRow="0" w:firstColumn="0" w:lastColumn="0" w:oddVBand="0" w:evenVBand="0" w:oddHBand="0" w:evenHBand="0" w:firstRowFirstColumn="0" w:firstRowLastColumn="0" w:lastRowFirstColumn="0" w:lastRowLastColumn="0"/>
             </w:pPr>
-            <w:hyperlink r:id="rId9" w:history="1">
+            <w:hyperlink r:id="rId21" w:history="1">
               <w:r>
                 <w:rPr>
                   <w:rStyle w:val="Hyperlink"/>
@@ -2987,14 +3024,7 @@
                 <w:b w:val="0"/>
                 <w:bCs w:val="0"/>
               </w:rPr>
-              <w:t>TC-ST-0</w:t>
-            </w:r>
-            <w:r>
-              <w:rPr>
-                <w:b w:val="0"/>
-                <w:bCs w:val="0"/>
-              </w:rPr>
-              <w:t>2</w:t>
+              <w:t>TC-ST-02</w:t>
             </w:r>
           </w:p>
         </w:tc>
@@ -3044,10 +3074,7 @@
             </w:r>
             <w:proofErr w:type="spellEnd"/>
             <w:r>
-              <w:t xml:space="preserve"> And Metrics</w:t>
-            </w:r>
-            <w:r>
-              <w:t>”</w:t>
+              <w:t xml:space="preserve"> And Metrics”</w:t>
             </w:r>
           </w:p>
         </w:tc>
@@ -3063,10 +3090,7 @@
               <w:cnfStyle w:val="000000100000" w:firstRow="0" w:lastRow="0" w:firstColumn="0" w:lastColumn="0" w:oddVBand="0" w:evenVBand="0" w:oddHBand="1" w:evenHBand="0" w:firstRowFirstColumn="0" w:firstRowLastColumn="0" w:lastRowFirstColumn="0" w:lastRowLastColumn="0"/>
             </w:pPr>
             <w:r>
-              <w:t xml:space="preserve">API Returns </w:t>
-            </w:r>
-            <w:r>
-              <w:t xml:space="preserve">404 No Sensor Data </w:t>
+              <w:t xml:space="preserve">API Returns 404 No Sensor Data </w:t>
             </w:r>
           </w:p>
         </w:tc>
@@ -3082,13 +3106,7 @@
               <w:cnfStyle w:val="000000100000" w:firstRow="0" w:lastRow="0" w:firstColumn="0" w:lastColumn="0" w:oddVBand="0" w:evenVBand="0" w:oddHBand="1" w:evenHBand="0" w:firstRowFirstColumn="0" w:firstRowLastColumn="0" w:lastRowFirstColumn="0" w:lastRowLastColumn="0"/>
             </w:pPr>
             <w:r>
-              <w:t xml:space="preserve">API Returns </w:t>
-            </w:r>
-            <w:r>
-              <w:t xml:space="preserve">404 </w:t>
-            </w:r>
-            <w:r>
-              <w:t>No Sensor Data</w:t>
+              <w:t>API Returns 404 No Sensor Data</w:t>
             </w:r>
           </w:p>
         </w:tc>
@@ -3119,6 +3137,14 @@
               <w:jc w:val="center"/>
               <w:cnfStyle w:val="000000100000" w:firstRow="0" w:lastRow="0" w:firstColumn="0" w:lastColumn="0" w:oddVBand="0" w:evenVBand="0" w:oddHBand="1" w:evenHBand="0" w:firstRowFirstColumn="0" w:firstRowLastColumn="0" w:lastRowFirstColumn="0" w:lastRowLastColumn="0"/>
             </w:pPr>
+            <w:hyperlink r:id="rId22" w:history="1">
+              <w:r>
+                <w:rPr>
+                  <w:rStyle w:val="Hyperlink"/>
+                </w:rPr>
+                <w:t>evidence</w:t>
+              </w:r>
+            </w:hyperlink>
           </w:p>
         </w:tc>
       </w:tr>
@@ -3142,14 +3168,7 @@
                 <w:b w:val="0"/>
                 <w:bCs w:val="0"/>
               </w:rPr>
-              <w:t>TC-ST-0</w:t>
-            </w:r>
-            <w:r>
-              <w:rPr>
-                <w:b w:val="0"/>
-                <w:bCs w:val="0"/>
-              </w:rPr>
-              <w:t>3</w:t>
+              <w:t>TC-ST-03</w:t>
             </w:r>
           </w:p>
         </w:tc>
@@ -3262,6 +3281,14 @@
               <w:jc w:val="center"/>
               <w:cnfStyle w:val="000000000000" w:firstRow="0" w:lastRow="0" w:firstColumn="0" w:lastColumn="0" w:oddVBand="0" w:evenVBand="0" w:oddHBand="0" w:evenHBand="0" w:firstRowFirstColumn="0" w:firstRowLastColumn="0" w:lastRowFirstColumn="0" w:lastRowLastColumn="0"/>
             </w:pPr>
+            <w:hyperlink r:id="rId23" w:history="1">
+              <w:r>
+                <w:rPr>
+                  <w:rStyle w:val="Hyperlink"/>
+                </w:rPr>
+                <w:t>evidence</w:t>
+              </w:r>
+            </w:hyperlink>
           </w:p>
         </w:tc>
       </w:tr>
@@ -3286,14 +3313,7 @@
                 <w:b w:val="0"/>
                 <w:bCs w:val="0"/>
               </w:rPr>
-              <w:t>TC-ST-0</w:t>
-            </w:r>
-            <w:r>
-              <w:rPr>
-                <w:b w:val="0"/>
-                <w:bCs w:val="0"/>
-              </w:rPr>
-              <w:t>4</w:t>
+              <w:t>TC-ST-04</w:t>
             </w:r>
           </w:p>
         </w:tc>
@@ -3319,13 +3339,7 @@
               <w:cnfStyle w:val="000000100000" w:firstRow="0" w:lastRow="0" w:firstColumn="0" w:lastColumn="0" w:oddVBand="0" w:evenVBand="0" w:oddHBand="1" w:evenHBand="0" w:firstRowFirstColumn="0" w:firstRowLastColumn="0" w:lastRowFirstColumn="0" w:lastRowLastColumn="0"/>
             </w:pPr>
             <w:r>
-              <w:t>(</w:t>
-            </w:r>
-            <w:r>
-              <w:t>Date Range in the future</w:t>
-            </w:r>
-            <w:r>
-              <w:t>)</w:t>
+              <w:t>(Date Range in the future)</w:t>
             </w:r>
           </w:p>
         </w:tc>
@@ -3412,6 +3426,14 @@
               <w:jc w:val="center"/>
               <w:cnfStyle w:val="000000100000" w:firstRow="0" w:lastRow="0" w:firstColumn="0" w:lastColumn="0" w:oddVBand="0" w:evenVBand="0" w:oddHBand="1" w:evenHBand="0" w:firstRowFirstColumn="0" w:firstRowLastColumn="0" w:lastRowFirstColumn="0" w:lastRowLastColumn="0"/>
             </w:pPr>
+            <w:hyperlink r:id="rId24" w:history="1">
+              <w:r>
+                <w:rPr>
+                  <w:rStyle w:val="Hyperlink"/>
+                </w:rPr>
+                <w:t>evidence</w:t>
+              </w:r>
+            </w:hyperlink>
           </w:p>
         </w:tc>
       </w:tr>
@@ -3435,21 +3457,7 @@
                 <w:b w:val="0"/>
                 <w:bCs w:val="0"/>
               </w:rPr>
-              <w:t>TC-</w:t>
-            </w:r>
-            <w:r>
-              <w:rPr>
-                <w:b w:val="0"/>
-                <w:bCs w:val="0"/>
-              </w:rPr>
-              <w:t>A</w:t>
-            </w:r>
-            <w:r>
-              <w:rPr>
-                <w:b w:val="0"/>
-                <w:bCs w:val="0"/>
-              </w:rPr>
-              <w:t>ST-01</w:t>
+              <w:t>TC-AST-01</w:t>
             </w:r>
           </w:p>
         </w:tc>
@@ -3557,6 +3565,14 @@
               <w:jc w:val="center"/>
               <w:cnfStyle w:val="000000000000" w:firstRow="0" w:lastRow="0" w:firstColumn="0" w:lastColumn="0" w:oddVBand="0" w:evenVBand="0" w:oddHBand="0" w:evenHBand="0" w:firstRowFirstColumn="0" w:firstRowLastColumn="0" w:lastRowFirstColumn="0" w:lastRowLastColumn="0"/>
             </w:pPr>
+            <w:hyperlink r:id="rId25" w:history="1">
+              <w:r>
+                <w:rPr>
+                  <w:rStyle w:val="Hyperlink"/>
+                </w:rPr>
+                <w:t>evidence</w:t>
+              </w:r>
+            </w:hyperlink>
           </w:p>
         </w:tc>
       </w:tr>
@@ -3582,14 +3598,7 @@
                 <w:bCs w:val="0"/>
               </w:rPr>
               <w:lastRenderedPageBreak/>
-              <w:t>TC-AST-0</w:t>
-            </w:r>
-            <w:r>
-              <w:rPr>
-                <w:b w:val="0"/>
-                <w:bCs w:val="0"/>
-              </w:rPr>
-              <w:t>2</w:t>
+              <w:t>TC-AST-02</w:t>
             </w:r>
           </w:p>
         </w:tc>
@@ -3605,10 +3614,7 @@
               <w:cnfStyle w:val="000000100000" w:firstRow="0" w:lastRow="0" w:firstColumn="0" w:lastColumn="0" w:oddVBand="0" w:evenVBand="0" w:oddHBand="1" w:evenHBand="0" w:firstRowFirstColumn="0" w:firstRowLastColumn="0" w:lastRowFirstColumn="0" w:lastRowLastColumn="0"/>
             </w:pPr>
             <w:r>
-              <w:t>Archive Sensor Trends</w:t>
-            </w:r>
-            <w:r>
-              <w:t xml:space="preserve"> (No Data)</w:t>
+              <w:t>Archive Sensor Trends (No Data)</w:t>
             </w:r>
           </w:p>
         </w:tc>
@@ -3700,6 +3706,14 @@
               <w:jc w:val="center"/>
               <w:cnfStyle w:val="000000100000" w:firstRow="0" w:lastRow="0" w:firstColumn="0" w:lastColumn="0" w:oddVBand="0" w:evenVBand="0" w:oddHBand="1" w:evenHBand="0" w:firstRowFirstColumn="0" w:firstRowLastColumn="0" w:lastRowFirstColumn="0" w:lastRowLastColumn="0"/>
             </w:pPr>
+            <w:hyperlink r:id="rId26" w:history="1">
+              <w:r>
+                <w:rPr>
+                  <w:rStyle w:val="Hyperlink"/>
+                </w:rPr>
+                <w:t>evidence</w:t>
+              </w:r>
+            </w:hyperlink>
           </w:p>
         </w:tc>
       </w:tr>
@@ -3723,14 +3737,7 @@
                 <w:b w:val="0"/>
                 <w:bCs w:val="0"/>
               </w:rPr>
-              <w:t>TC-AST-0</w:t>
-            </w:r>
-            <w:r>
-              <w:rPr>
-                <w:b w:val="0"/>
-                <w:bCs w:val="0"/>
-              </w:rPr>
-              <w:t>3</w:t>
+              <w:t>TC-AST-03</w:t>
             </w:r>
           </w:p>
         </w:tc>
@@ -3746,13 +3753,7 @@
               <w:cnfStyle w:val="000000000000" w:firstRow="0" w:lastRow="0" w:firstColumn="0" w:lastColumn="0" w:oddVBand="0" w:evenVBand="0" w:oddHBand="0" w:evenHBand="0" w:firstRowFirstColumn="0" w:firstRowLastColumn="0" w:lastRowFirstColumn="0" w:lastRowLastColumn="0"/>
             </w:pPr>
             <w:r>
-              <w:t>Archive Sensor Trends (</w:t>
-            </w:r>
-            <w:r>
-              <w:t>Date Range in the future</w:t>
-            </w:r>
-            <w:r>
-              <w:t>)</w:t>
+              <w:t>Archive Sensor Trends (Date Range in the future)</w:t>
             </w:r>
           </w:p>
         </w:tc>
@@ -3844,6 +3845,14 @@
               <w:jc w:val="center"/>
               <w:cnfStyle w:val="000000000000" w:firstRow="0" w:lastRow="0" w:firstColumn="0" w:lastColumn="0" w:oddVBand="0" w:evenVBand="0" w:oddHBand="0" w:evenHBand="0" w:firstRowFirstColumn="0" w:firstRowLastColumn="0" w:lastRowFirstColumn="0" w:lastRowLastColumn="0"/>
             </w:pPr>
+            <w:hyperlink r:id="rId27" w:history="1">
+              <w:r>
+                <w:rPr>
+                  <w:rStyle w:val="Hyperlink"/>
+                </w:rPr>
+                <w:t>evidence</w:t>
+              </w:r>
+            </w:hyperlink>
           </w:p>
         </w:tc>
       </w:tr>
@@ -3868,14 +3877,7 @@
                 <w:b w:val="0"/>
                 <w:bCs w:val="0"/>
               </w:rPr>
-              <w:t>TC-AST-0</w:t>
-            </w:r>
-            <w:r>
-              <w:rPr>
-                <w:b w:val="0"/>
-                <w:bCs w:val="0"/>
-              </w:rPr>
-              <w:t>4</w:t>
+              <w:t>TC-AST-04</w:t>
             </w:r>
           </w:p>
         </w:tc>
@@ -3891,10 +3893,7 @@
               <w:cnfStyle w:val="000000100000" w:firstRow="0" w:lastRow="0" w:firstColumn="0" w:lastColumn="0" w:oddVBand="0" w:evenVBand="0" w:oddHBand="1" w:evenHBand="0" w:firstRowFirstColumn="0" w:firstRowLastColumn="0" w:lastRowFirstColumn="0" w:lastRowLastColumn="0"/>
             </w:pPr>
             <w:r>
-              <w:t>Archive Sensor Trends (</w:t>
-            </w:r>
-            <w:r>
-              <w:t xml:space="preserve">after one year </w:t>
+              <w:t xml:space="preserve">Archive Sensor Trends (after one year </w:t>
             </w:r>
             <w:proofErr w:type="gramStart"/>
             <w:r>
@@ -3902,10 +3901,7 @@
             </w:r>
             <w:proofErr w:type="gramEnd"/>
             <w:r>
-              <w:t xml:space="preserve"> two months</w:t>
-            </w:r>
-            <w:r>
-              <w:t>)</w:t>
+              <w:t xml:space="preserve"> two months)</w:t>
             </w:r>
           </w:p>
         </w:tc>
@@ -3997,6 +3993,14 @@
               <w:jc w:val="center"/>
               <w:cnfStyle w:val="000000100000" w:firstRow="0" w:lastRow="0" w:firstColumn="0" w:lastColumn="0" w:oddVBand="0" w:evenVBand="0" w:oddHBand="1" w:evenHBand="0" w:firstRowFirstColumn="0" w:firstRowLastColumn="0" w:lastRowFirstColumn="0" w:lastRowLastColumn="0"/>
             </w:pPr>
+            <w:hyperlink r:id="rId28" w:history="1">
+              <w:r>
+                <w:rPr>
+                  <w:rStyle w:val="Hyperlink"/>
+                </w:rPr>
+                <w:t>evidence</w:t>
+              </w:r>
+            </w:hyperlink>
           </w:p>
         </w:tc>
       </w:tr>
@@ -4131,7 +4135,7 @@
               <w:jc w:val="center"/>
               <w:cnfStyle w:val="000000000000" w:firstRow="0" w:lastRow="0" w:firstColumn="0" w:lastColumn="0" w:oddVBand="0" w:evenVBand="0" w:oddHBand="0" w:evenHBand="0" w:firstRowFirstColumn="0" w:firstRowLastColumn="0" w:lastRowFirstColumn="0" w:lastRowLastColumn="0"/>
             </w:pPr>
-            <w:hyperlink r:id="rId10" w:history="1">
+            <w:hyperlink r:id="rId29" w:history="1">
               <w:r>
                 <w:rPr>
                   <w:rStyle w:val="Hyperlink"/>
@@ -4262,9 +4266,14 @@
               <w:jc w:val="center"/>
               <w:cnfStyle w:val="000000100000" w:firstRow="0" w:lastRow="0" w:firstColumn="0" w:lastColumn="0" w:oddVBand="0" w:evenVBand="0" w:oddHBand="1" w:evenHBand="0" w:firstRowFirstColumn="0" w:firstRowLastColumn="0" w:lastRowFirstColumn="0" w:lastRowLastColumn="0"/>
             </w:pPr>
-            <w:r>
-              <w:t>First image</w:t>
-            </w:r>
+            <w:hyperlink r:id="rId30" w:history="1">
+              <w:r>
+                <w:rPr>
+                  <w:rStyle w:val="Hyperlink"/>
+                </w:rPr>
+                <w:t>evidence</w:t>
+              </w:r>
+            </w:hyperlink>
           </w:p>
         </w:tc>
       </w:tr>
@@ -4403,14 +4412,17 @@
               <w:jc w:val="center"/>
               <w:cnfStyle w:val="000000000000" w:firstRow="0" w:lastRow="0" w:firstColumn="0" w:lastColumn="0" w:oddVBand="0" w:evenVBand="0" w:oddHBand="0" w:evenHBand="0" w:firstRowFirstColumn="0" w:firstRowLastColumn="0" w:lastRowFirstColumn="0" w:lastRowLastColumn="0"/>
             </w:pPr>
-            <w:r>
-              <w:t xml:space="preserve">15 </w:t>
-            </w:r>
-            <w:proofErr w:type="gramStart"/>
-            <w:r>
-              <w:t>image</w:t>
-            </w:r>
-            <w:proofErr w:type="gramEnd"/>
+            <w:hyperlink r:id="rId31" w:history="1">
+              <w:r>
+                <w:rPr>
+                  <w:rStyle w:val="Hyperlink"/>
+                </w:rPr>
+                <w:t>evidenc</w:t>
+              </w:r>
+            </w:hyperlink>
+            <w:r>
+              <w:t>e</w:t>
+            </w:r>
           </w:p>
         </w:tc>
       </w:tr>
@@ -4532,14 +4544,14 @@
               <w:jc w:val="center"/>
               <w:cnfStyle w:val="000000100000" w:firstRow="0" w:lastRow="0" w:firstColumn="0" w:lastColumn="0" w:oddVBand="0" w:evenVBand="0" w:oddHBand="1" w:evenHBand="0" w:firstRowFirstColumn="0" w:firstRowLastColumn="0" w:lastRowFirstColumn="0" w:lastRowLastColumn="0"/>
             </w:pPr>
-            <w:r>
-              <w:t xml:space="preserve">16 </w:t>
-            </w:r>
-            <w:proofErr w:type="gramStart"/>
-            <w:r>
-              <w:t>image</w:t>
-            </w:r>
-            <w:proofErr w:type="gramEnd"/>
+            <w:hyperlink r:id="rId32" w:history="1">
+              <w:r>
+                <w:rPr>
+                  <w:rStyle w:val="Hyperlink"/>
+                </w:rPr>
+                <w:t>evidence</w:t>
+              </w:r>
+            </w:hyperlink>
           </w:p>
         </w:tc>
       </w:tr>
@@ -4680,14 +4692,14 @@
               <w:jc w:val="center"/>
               <w:cnfStyle w:val="000000000000" w:firstRow="0" w:lastRow="0" w:firstColumn="0" w:lastColumn="0" w:oddVBand="0" w:evenVBand="0" w:oddHBand="0" w:evenHBand="0" w:firstRowFirstColumn="0" w:firstRowLastColumn="0" w:lastRowFirstColumn="0" w:lastRowLastColumn="0"/>
             </w:pPr>
-            <w:r>
-              <w:t xml:space="preserve">4 </w:t>
-            </w:r>
-            <w:proofErr w:type="gramStart"/>
-            <w:r>
-              <w:t>image</w:t>
-            </w:r>
-            <w:proofErr w:type="gramEnd"/>
+            <w:hyperlink r:id="rId33" w:history="1">
+              <w:r>
+                <w:rPr>
+                  <w:rStyle w:val="Hyperlink"/>
+                </w:rPr>
+                <w:t>evidence</w:t>
+              </w:r>
+            </w:hyperlink>
           </w:p>
         </w:tc>
       </w:tr>
@@ -4795,14 +4807,14 @@
               <w:jc w:val="center"/>
               <w:cnfStyle w:val="000000100000" w:firstRow="0" w:lastRow="0" w:firstColumn="0" w:lastColumn="0" w:oddVBand="0" w:evenVBand="0" w:oddHBand="1" w:evenHBand="0" w:firstRowFirstColumn="0" w:firstRowLastColumn="0" w:lastRowFirstColumn="0" w:lastRowLastColumn="0"/>
             </w:pPr>
-            <w:r>
-              <w:t xml:space="preserve">17 </w:t>
-            </w:r>
-            <w:proofErr w:type="gramStart"/>
-            <w:r>
-              <w:t>image</w:t>
-            </w:r>
-            <w:proofErr w:type="gramEnd"/>
+            <w:hyperlink r:id="rId34" w:history="1">
+              <w:r>
+                <w:rPr>
+                  <w:rStyle w:val="Hyperlink"/>
+                </w:rPr>
+                <w:t>evidence</w:t>
+              </w:r>
+            </w:hyperlink>
           </w:p>
         </w:tc>
       </w:tr>
@@ -4909,14 +4921,14 @@
               <w:jc w:val="center"/>
               <w:cnfStyle w:val="000000000000" w:firstRow="0" w:lastRow="0" w:firstColumn="0" w:lastColumn="0" w:oddVBand="0" w:evenVBand="0" w:oddHBand="0" w:evenHBand="0" w:firstRowFirstColumn="0" w:firstRowLastColumn="0" w:lastRowFirstColumn="0" w:lastRowLastColumn="0"/>
             </w:pPr>
-            <w:r>
-              <w:t xml:space="preserve">14 </w:t>
-            </w:r>
-            <w:proofErr w:type="gramStart"/>
-            <w:r>
-              <w:t>image</w:t>
-            </w:r>
-            <w:proofErr w:type="gramEnd"/>
+            <w:hyperlink r:id="rId35" w:history="1">
+              <w:r>
+                <w:rPr>
+                  <w:rStyle w:val="Hyperlink"/>
+                </w:rPr>
+                <w:t>evidence</w:t>
+              </w:r>
+            </w:hyperlink>
           </w:p>
         </w:tc>
       </w:tr>
@@ -5024,14 +5036,14 @@
               <w:jc w:val="center"/>
               <w:cnfStyle w:val="000000100000" w:firstRow="0" w:lastRow="0" w:firstColumn="0" w:lastColumn="0" w:oddVBand="0" w:evenVBand="0" w:oddHBand="1" w:evenHBand="0" w:firstRowFirstColumn="0" w:firstRowLastColumn="0" w:lastRowFirstColumn="0" w:lastRowLastColumn="0"/>
             </w:pPr>
-            <w:r>
-              <w:t xml:space="preserve">13 </w:t>
-            </w:r>
-            <w:proofErr w:type="gramStart"/>
-            <w:r>
-              <w:t>image</w:t>
-            </w:r>
-            <w:proofErr w:type="gramEnd"/>
+            <w:hyperlink r:id="rId36" w:history="1">
+              <w:r>
+                <w:rPr>
+                  <w:rStyle w:val="Hyperlink"/>
+                </w:rPr>
+                <w:t>evidence</w:t>
+              </w:r>
+            </w:hyperlink>
           </w:p>
         </w:tc>
       </w:tr>
@@ -5177,6 +5189,14 @@
               <w:jc w:val="center"/>
               <w:cnfStyle w:val="000000000000" w:firstRow="0" w:lastRow="0" w:firstColumn="0" w:lastColumn="0" w:oddVBand="0" w:evenVBand="0" w:oddHBand="0" w:evenHBand="0" w:firstRowFirstColumn="0" w:firstRowLastColumn="0" w:lastRowFirstColumn="0" w:lastRowLastColumn="0"/>
             </w:pPr>
+            <w:hyperlink r:id="rId37" w:history="1">
+              <w:r>
+                <w:rPr>
+                  <w:rStyle w:val="Hyperlink"/>
+                </w:rPr>
+                <w:t>evidence</w:t>
+              </w:r>
+            </w:hyperlink>
           </w:p>
         </w:tc>
       </w:tr>
@@ -5197,10 +5217,7 @@
               <w:jc w:val="center"/>
             </w:pPr>
             <w:r>
-              <w:t>TC-MP-0</w:t>
-            </w:r>
-            <w:r>
-              <w:t>2</w:t>
+              <w:t>TC-MP-02</w:t>
             </w:r>
           </w:p>
         </w:tc>
@@ -5221,10 +5238,7 @@
             </w:r>
             <w:proofErr w:type="gramEnd"/>
             <w:r>
-              <w:t xml:space="preserve"> Plants</w:t>
-            </w:r>
-            <w:r>
-              <w:t xml:space="preserve"> (Update)</w:t>
+              <w:t xml:space="preserve"> Plants (Update)</w:t>
             </w:r>
           </w:p>
         </w:tc>
@@ -5326,6 +5340,14 @@
               <w:jc w:val="center"/>
               <w:cnfStyle w:val="000000100000" w:firstRow="0" w:lastRow="0" w:firstColumn="0" w:lastColumn="0" w:oddVBand="0" w:evenVBand="0" w:oddHBand="1" w:evenHBand="0" w:firstRowFirstColumn="0" w:firstRowLastColumn="0" w:lastRowFirstColumn="0" w:lastRowLastColumn="0"/>
             </w:pPr>
+            <w:hyperlink r:id="rId38" w:history="1">
+              <w:r>
+                <w:rPr>
+                  <w:rStyle w:val="Hyperlink"/>
+                </w:rPr>
+                <w:t>evidence</w:t>
+              </w:r>
+            </w:hyperlink>
           </w:p>
         </w:tc>
       </w:tr>
@@ -5465,6 +5487,14 @@
               <w:jc w:val="center"/>
               <w:cnfStyle w:val="000000000000" w:firstRow="0" w:lastRow="0" w:firstColumn="0" w:lastColumn="0" w:oddVBand="0" w:evenVBand="0" w:oddHBand="0" w:evenHBand="0" w:firstRowFirstColumn="0" w:firstRowLastColumn="0" w:lastRowFirstColumn="0" w:lastRowLastColumn="0"/>
             </w:pPr>
+            <w:hyperlink r:id="rId39" w:history="1">
+              <w:r>
+                <w:rPr>
+                  <w:rStyle w:val="Hyperlink"/>
+                </w:rPr>
+                <w:t>evidence</w:t>
+              </w:r>
+            </w:hyperlink>
           </w:p>
         </w:tc>
       </w:tr>
@@ -5486,10 +5516,7 @@
             </w:pPr>
             <w:r>
               <w:lastRenderedPageBreak/>
-              <w:t>TC-MP-0</w:t>
-            </w:r>
-            <w:r>
-              <w:t>4</w:t>
+              <w:t>TC-MP-04</w:t>
             </w:r>
           </w:p>
         </w:tc>
@@ -5515,13 +5542,7 @@
             </w:r>
             <w:proofErr w:type="gramEnd"/>
             <w:r>
-              <w:t>Delete</w:t>
-            </w:r>
-            <w:r>
-              <w:t xml:space="preserve"> with assigned farmers</w:t>
-            </w:r>
-            <w:r>
-              <w:t>)</w:t>
+              <w:t>Delete with assigned farmers)</w:t>
             </w:r>
           </w:p>
         </w:tc>
@@ -5552,13 +5573,7 @@
               <w:cnfStyle w:val="000000100000" w:firstRow="0" w:lastRow="0" w:firstColumn="0" w:lastColumn="0" w:oddVBand="0" w:evenVBand="0" w:oddHBand="1" w:evenHBand="0" w:firstRowFirstColumn="0" w:firstRowLastColumn="0" w:lastRowFirstColumn="0" w:lastRowLastColumn="0"/>
             </w:pPr>
             <w:r>
-              <w:t xml:space="preserve">API Returns </w:t>
-            </w:r>
-            <w:r>
-              <w:t>4</w:t>
-            </w:r>
-            <w:r>
-              <w:t>00 and display all the plants in the greenhouse</w:t>
+              <w:t>API Returns 400 and display all the plants in the greenhouse</w:t>
             </w:r>
           </w:p>
         </w:tc>
@@ -5605,6 +5620,14 @@
               <w:jc w:val="center"/>
               <w:cnfStyle w:val="000000100000" w:firstRow="0" w:lastRow="0" w:firstColumn="0" w:lastColumn="0" w:oddVBand="0" w:evenVBand="0" w:oddHBand="1" w:evenHBand="0" w:firstRowFirstColumn="0" w:firstRowLastColumn="0" w:lastRowFirstColumn="0" w:lastRowLastColumn="0"/>
             </w:pPr>
+            <w:hyperlink r:id="rId40" w:history="1">
+              <w:r>
+                <w:rPr>
+                  <w:rStyle w:val="Hyperlink"/>
+                </w:rPr>
+                <w:t>evidence</w:t>
+              </w:r>
+            </w:hyperlink>
           </w:p>
         </w:tc>
       </w:tr>
@@ -5751,9 +5774,14 @@
               <w:jc w:val="center"/>
               <w:cnfStyle w:val="000000000000" w:firstRow="0" w:lastRow="0" w:firstColumn="0" w:lastColumn="0" w:oddVBand="0" w:evenVBand="0" w:oddHBand="0" w:evenHBand="0" w:firstRowFirstColumn="0" w:firstRowLastColumn="0" w:lastRowFirstColumn="0" w:lastRowLastColumn="0"/>
             </w:pPr>
-            <w:r>
-              <w:t>2 images</w:t>
-            </w:r>
+            <w:hyperlink r:id="rId41" w:history="1">
+              <w:r>
+                <w:rPr>
+                  <w:rStyle w:val="Hyperlink"/>
+                </w:rPr>
+                <w:t>evidence</w:t>
+              </w:r>
+            </w:hyperlink>
           </w:p>
         </w:tc>
       </w:tr>
@@ -5885,17 +5913,16 @@
           <w:p>
             <w:pPr>
               <w:suppressAutoHyphens w:val="0"/>
-              <w:jc w:val="center"/>
-              <w:cnfStyle w:val="000000100000" w:firstRow="0" w:lastRow="0" w:firstColumn="0" w:lastColumn="0" w:oddVBand="0" w:evenVBand="0" w:oddHBand="1" w:evenHBand="0" w:firstRowFirstColumn="0" w:firstRowLastColumn="0" w:lastRowFirstColumn="0" w:lastRowLastColumn="0"/>
-            </w:pPr>
-            <w:r>
-              <w:t xml:space="preserve">3 </w:t>
-            </w:r>
-            <w:proofErr w:type="gramStart"/>
-            <w:r>
-              <w:t>image</w:t>
-            </w:r>
-            <w:proofErr w:type="gramEnd"/>
+              <w:cnfStyle w:val="000000100000" w:firstRow="0" w:lastRow="0" w:firstColumn="0" w:lastColumn="0" w:oddVBand="0" w:evenVBand="0" w:oddHBand="1" w:evenHBand="0" w:firstRowFirstColumn="0" w:firstRowLastColumn="0" w:lastRowFirstColumn="0" w:lastRowLastColumn="0"/>
+            </w:pPr>
+            <w:hyperlink r:id="rId42" w:history="1">
+              <w:r>
+                <w:rPr>
+                  <w:rStyle w:val="Hyperlink"/>
+                </w:rPr>
+                <w:t>evidence</w:t>
+              </w:r>
+            </w:hyperlink>
           </w:p>
         </w:tc>
       </w:tr>
@@ -6007,14 +6034,14 @@
               <w:jc w:val="center"/>
               <w:cnfStyle w:val="000000000000" w:firstRow="0" w:lastRow="0" w:firstColumn="0" w:lastColumn="0" w:oddVBand="0" w:evenVBand="0" w:oddHBand="0" w:evenHBand="0" w:firstRowFirstColumn="0" w:firstRowLastColumn="0" w:lastRowFirstColumn="0" w:lastRowLastColumn="0"/>
             </w:pPr>
-            <w:r>
-              <w:t xml:space="preserve">12 </w:t>
-            </w:r>
-            <w:proofErr w:type="gramStart"/>
-            <w:r>
-              <w:t>image</w:t>
-            </w:r>
-            <w:proofErr w:type="gramEnd"/>
+            <w:hyperlink r:id="rId43" w:history="1">
+              <w:r>
+                <w:rPr>
+                  <w:rStyle w:val="Hyperlink"/>
+                </w:rPr>
+                <w:t>evidence</w:t>
+              </w:r>
+            </w:hyperlink>
           </w:p>
         </w:tc>
       </w:tr>
@@ -6127,14 +6154,14 @@
               <w:jc w:val="center"/>
               <w:cnfStyle w:val="000000100000" w:firstRow="0" w:lastRow="0" w:firstColumn="0" w:lastColumn="0" w:oddVBand="0" w:evenVBand="0" w:oddHBand="1" w:evenHBand="0" w:firstRowFirstColumn="0" w:firstRowLastColumn="0" w:lastRowFirstColumn="0" w:lastRowLastColumn="0"/>
             </w:pPr>
-            <w:r>
-              <w:t xml:space="preserve">11 </w:t>
-            </w:r>
-            <w:proofErr w:type="gramStart"/>
-            <w:r>
-              <w:t>image</w:t>
-            </w:r>
-            <w:proofErr w:type="gramEnd"/>
+            <w:hyperlink r:id="rId44" w:history="1">
+              <w:r>
+                <w:rPr>
+                  <w:rStyle w:val="Hyperlink"/>
+                </w:rPr>
+                <w:t>evidence</w:t>
+              </w:r>
+            </w:hyperlink>
           </w:p>
         </w:tc>
       </w:tr>
@@ -6174,16 +6201,7 @@
             </w:r>
             <w:proofErr w:type="gramStart"/>
             <w:r>
-              <w:t>Greenhouse</w:t>
-            </w:r>
-            <w:r>
-              <w:t>(</w:t>
-            </w:r>
-            <w:r>
-              <w:t xml:space="preserve"> </w:t>
-            </w:r>
-            <w:r>
-              <w:t>Assign</w:t>
+              <w:t>Greenhouse( Assign</w:t>
             </w:r>
             <w:proofErr w:type="gramEnd"/>
             <w:r>
@@ -6266,6 +6284,14 @@
               <w:jc w:val="center"/>
               <w:cnfStyle w:val="000000000000" w:firstRow="0" w:lastRow="0" w:firstColumn="0" w:lastColumn="0" w:oddVBand="0" w:evenVBand="0" w:oddHBand="0" w:evenHBand="0" w:firstRowFirstColumn="0" w:firstRowLastColumn="0" w:lastRowFirstColumn="0" w:lastRowLastColumn="0"/>
             </w:pPr>
+            <w:hyperlink r:id="rId45" w:history="1">
+              <w:r>
+                <w:rPr>
+                  <w:rStyle w:val="Hyperlink"/>
+                </w:rPr>
+                <w:t>evidence</w:t>
+              </w:r>
+            </w:hyperlink>
           </w:p>
         </w:tc>
       </w:tr>
@@ -6286,10 +6312,7 @@
               <w:jc w:val="center"/>
             </w:pPr>
             <w:r>
-              <w:t>TC-AM-0</w:t>
-            </w:r>
-            <w:r>
-              <w:t>2</w:t>
+              <w:t>TC-AM-02</w:t>
             </w:r>
           </w:p>
         </w:tc>
@@ -6313,10 +6336,7 @@
             </w:r>
             <w:proofErr w:type="spellStart"/>
             <w:r>
-              <w:t>Un</w:t>
-            </w:r>
-            <w:r>
-              <w:t>Assign</w:t>
+              <w:t>UnAssign</w:t>
             </w:r>
             <w:proofErr w:type="spellEnd"/>
             <w:proofErr w:type="gramEnd"/>
@@ -6353,10 +6373,7 @@
               <w:cnfStyle w:val="000000100000" w:firstRow="0" w:lastRow="0" w:firstColumn="0" w:lastColumn="0" w:oddVBand="0" w:evenVBand="0" w:oddHBand="1" w:evenHBand="0" w:firstRowFirstColumn="0" w:firstRowLastColumn="0" w:lastRowFirstColumn="0" w:lastRowLastColumn="0"/>
             </w:pPr>
             <w:r>
-              <w:t xml:space="preserve">API Returns 200 and display </w:t>
-            </w:r>
-            <w:r>
-              <w:t xml:space="preserve">the </w:t>
+              <w:t xml:space="preserve">API Returns 200 and display the </w:t>
             </w:r>
             <w:proofErr w:type="gramStart"/>
             <w:r>
@@ -6419,6 +6436,14 @@
               <w:jc w:val="center"/>
               <w:cnfStyle w:val="000000100000" w:firstRow="0" w:lastRow="0" w:firstColumn="0" w:lastColumn="0" w:oddVBand="0" w:evenVBand="0" w:oddHBand="1" w:evenHBand="0" w:firstRowFirstColumn="0" w:firstRowLastColumn="0" w:lastRowFirstColumn="0" w:lastRowLastColumn="0"/>
             </w:pPr>
+            <w:hyperlink r:id="rId46" w:history="1">
+              <w:r>
+                <w:rPr>
+                  <w:rStyle w:val="Hyperlink"/>
+                </w:rPr>
+                <w:t>evidence</w:t>
+              </w:r>
+            </w:hyperlink>
           </w:p>
         </w:tc>
       </w:tr>
@@ -6576,6 +6601,14 @@
               <w:jc w:val="center"/>
               <w:cnfStyle w:val="000000000000" w:firstRow="0" w:lastRow="0" w:firstColumn="0" w:lastColumn="0" w:oddVBand="0" w:evenVBand="0" w:oddHBand="0" w:evenHBand="0" w:firstRowFirstColumn="0" w:firstRowLastColumn="0" w:lastRowFirstColumn="0" w:lastRowLastColumn="0"/>
             </w:pPr>
+            <w:hyperlink r:id="rId47" w:history="1">
+              <w:r>
+                <w:rPr>
+                  <w:rStyle w:val="Hyperlink"/>
+                </w:rPr>
+                <w:t>evidence</w:t>
+              </w:r>
+            </w:hyperlink>
           </w:p>
         </w:tc>
       </w:tr>
@@ -6623,13 +6656,7 @@
             </w:r>
             <w:proofErr w:type="gramEnd"/>
             <w:r>
-              <w:t>Add</w:t>
-            </w:r>
-            <w:r>
-              <w:t xml:space="preserve"> with assigned plants</w:t>
-            </w:r>
-            <w:r>
-              <w:t>)</w:t>
+              <w:t>Add with assigned plants)</w:t>
             </w:r>
           </w:p>
         </w:tc>
@@ -6742,6 +6769,14 @@
               <w:jc w:val="center"/>
               <w:cnfStyle w:val="000000100000" w:firstRow="0" w:lastRow="0" w:firstColumn="0" w:lastColumn="0" w:oddVBand="0" w:evenVBand="0" w:oddHBand="1" w:evenHBand="0" w:firstRowFirstColumn="0" w:firstRowLastColumn="0" w:lastRowFirstColumn="0" w:lastRowLastColumn="0"/>
             </w:pPr>
+            <w:hyperlink r:id="rId48" w:history="1">
+              <w:r>
+                <w:rPr>
+                  <w:rStyle w:val="Hyperlink"/>
+                </w:rPr>
+                <w:t>evidence</w:t>
+              </w:r>
+            </w:hyperlink>
           </w:p>
         </w:tc>
       </w:tr>
@@ -6864,14 +6899,14 @@
               <w:jc w:val="center"/>
               <w:cnfStyle w:val="000000000000" w:firstRow="0" w:lastRow="0" w:firstColumn="0" w:lastColumn="0" w:oddVBand="0" w:evenVBand="0" w:oddHBand="0" w:evenHBand="0" w:firstRowFirstColumn="0" w:firstRowLastColumn="0" w:lastRowFirstColumn="0" w:lastRowLastColumn="0"/>
             </w:pPr>
-            <w:r>
-              <w:t xml:space="preserve">10 </w:t>
-            </w:r>
-            <w:proofErr w:type="gramStart"/>
-            <w:r>
-              <w:t>image</w:t>
-            </w:r>
-            <w:proofErr w:type="gramEnd"/>
+            <w:hyperlink r:id="rId49" w:history="1">
+              <w:r>
+                <w:rPr>
+                  <w:rStyle w:val="Hyperlink"/>
+                </w:rPr>
+                <w:t>evidence</w:t>
+              </w:r>
+            </w:hyperlink>
           </w:p>
         </w:tc>
       </w:tr>
@@ -7011,14 +7046,14 @@
               <w:jc w:val="center"/>
               <w:cnfStyle w:val="000000100000" w:firstRow="0" w:lastRow="0" w:firstColumn="0" w:lastColumn="0" w:oddVBand="0" w:evenVBand="0" w:oddHBand="1" w:evenHBand="0" w:firstRowFirstColumn="0" w:firstRowLastColumn="0" w:lastRowFirstColumn="0" w:lastRowLastColumn="0"/>
             </w:pPr>
-            <w:r>
-              <w:t xml:space="preserve">9 </w:t>
-            </w:r>
-            <w:proofErr w:type="gramStart"/>
-            <w:r>
-              <w:t>image</w:t>
-            </w:r>
-            <w:proofErr w:type="gramEnd"/>
+            <w:hyperlink r:id="rId50" w:history="1">
+              <w:r>
+                <w:rPr>
+                  <w:rStyle w:val="Hyperlink"/>
+                </w:rPr>
+                <w:t>evidence</w:t>
+              </w:r>
+            </w:hyperlink>
           </w:p>
         </w:tc>
       </w:tr>
@@ -7163,6 +7198,14 @@
               <w:jc w:val="center"/>
               <w:cnfStyle w:val="000000000000" w:firstRow="0" w:lastRow="0" w:firstColumn="0" w:lastColumn="0" w:oddVBand="0" w:evenVBand="0" w:oddHBand="0" w:evenHBand="0" w:firstRowFirstColumn="0" w:firstRowLastColumn="0" w:lastRowFirstColumn="0" w:lastRowLastColumn="0"/>
             </w:pPr>
+            <w:hyperlink r:id="rId51" w:history="1">
+              <w:r>
+                <w:rPr>
+                  <w:rStyle w:val="Hyperlink"/>
+                </w:rPr>
+                <w:t>evidence</w:t>
+              </w:r>
+            </w:hyperlink>
           </w:p>
         </w:tc>
       </w:tr>
@@ -7183,10 +7226,7 @@
               <w:jc w:val="center"/>
             </w:pPr>
             <w:r>
-              <w:t>TC-MPA-0</w:t>
-            </w:r>
-            <w:r>
-              <w:t>2</w:t>
+              <w:t>TC-MPA-02</w:t>
             </w:r>
           </w:p>
         </w:tc>
@@ -7319,6 +7359,14 @@
               <w:jc w:val="center"/>
               <w:cnfStyle w:val="000000100000" w:firstRow="0" w:lastRow="0" w:firstColumn="0" w:lastColumn="0" w:oddVBand="0" w:evenVBand="0" w:oddHBand="1" w:evenHBand="0" w:firstRowFirstColumn="0" w:firstRowLastColumn="0" w:lastRowFirstColumn="0" w:lastRowLastColumn="0"/>
             </w:pPr>
+            <w:hyperlink r:id="rId52" w:history="1">
+              <w:r>
+                <w:rPr>
+                  <w:rStyle w:val="Hyperlink"/>
+                </w:rPr>
+                <w:t>evidence</w:t>
+              </w:r>
+            </w:hyperlink>
           </w:p>
         </w:tc>
       </w:tr>
@@ -7392,10 +7440,7 @@
               <w:cnfStyle w:val="000000000000" w:firstRow="0" w:lastRow="0" w:firstColumn="0" w:lastColumn="0" w:oddVBand="0" w:evenVBand="0" w:oddHBand="0" w:evenHBand="0" w:firstRowFirstColumn="0" w:firstRowLastColumn="0" w:lastRowFirstColumn="0" w:lastRowLastColumn="0"/>
             </w:pPr>
             <w:r>
-              <w:t xml:space="preserve">API return 200 and display the plant </w:t>
-            </w:r>
-            <w:r>
-              <w:t>schedules</w:t>
+              <w:t>API return 200 and display the plant schedules</w:t>
             </w:r>
           </w:p>
         </w:tc>
@@ -7442,6 +7487,14 @@
               <w:jc w:val="center"/>
               <w:cnfStyle w:val="000000000000" w:firstRow="0" w:lastRow="0" w:firstColumn="0" w:lastColumn="0" w:oddVBand="0" w:evenVBand="0" w:oddHBand="0" w:evenHBand="0" w:firstRowFirstColumn="0" w:firstRowLastColumn="0" w:lastRowFirstColumn="0" w:lastRowLastColumn="0"/>
             </w:pPr>
+            <w:hyperlink r:id="rId53" w:history="1">
+              <w:r>
+                <w:rPr>
+                  <w:rStyle w:val="Hyperlink"/>
+                </w:rPr>
+                <w:t>evidence</w:t>
+              </w:r>
+            </w:hyperlink>
           </w:p>
         </w:tc>
       </w:tr>
@@ -7463,10 +7516,7 @@
             </w:pPr>
             <w:r>
               <w:lastRenderedPageBreak/>
-              <w:t>TC-MPS-0</w:t>
-            </w:r>
-            <w:r>
-              <w:t>2</w:t>
+              <w:t>TC-MPS-02</w:t>
             </w:r>
           </w:p>
         </w:tc>
@@ -7480,13 +7530,7 @@
               <w:cnfStyle w:val="000000100000" w:firstRow="0" w:lastRow="0" w:firstColumn="0" w:lastColumn="0" w:oddVBand="0" w:evenVBand="0" w:oddHBand="1" w:evenHBand="0" w:firstRowFirstColumn="0" w:firstRowLastColumn="0" w:lastRowFirstColumn="0" w:lastRowLastColumn="0"/>
             </w:pPr>
             <w:r>
-              <w:t>Manage Plant Schedules (</w:t>
-            </w:r>
-            <w:r>
-              <w:t>Update</w:t>
-            </w:r>
-            <w:r>
-              <w:t>)</w:t>
+              <w:t>Manage Plant Schedules (Update)</w:t>
             </w:r>
           </w:p>
         </w:tc>
@@ -7573,6 +7617,14 @@
               <w:jc w:val="center"/>
               <w:cnfStyle w:val="000000100000" w:firstRow="0" w:lastRow="0" w:firstColumn="0" w:lastColumn="0" w:oddVBand="0" w:evenVBand="0" w:oddHBand="1" w:evenHBand="0" w:firstRowFirstColumn="0" w:firstRowLastColumn="0" w:lastRowFirstColumn="0" w:lastRowLastColumn="0"/>
             </w:pPr>
+            <w:hyperlink r:id="rId54" w:history="1">
+              <w:r>
+                <w:rPr>
+                  <w:rStyle w:val="Hyperlink"/>
+                </w:rPr>
+                <w:t>evidence</w:t>
+              </w:r>
+            </w:hyperlink>
           </w:p>
         </w:tc>
       </w:tr>
@@ -7592,10 +7644,7 @@
               <w:jc w:val="center"/>
             </w:pPr>
             <w:r>
-              <w:t>TC-MPS-0</w:t>
-            </w:r>
-            <w:r>
-              <w:t>3</w:t>
+              <w:t>TC-MPS-03</w:t>
             </w:r>
           </w:p>
         </w:tc>
@@ -7609,10 +7658,7 @@
               <w:cnfStyle w:val="000000000000" w:firstRow="0" w:lastRow="0" w:firstColumn="0" w:lastColumn="0" w:oddVBand="0" w:evenVBand="0" w:oddHBand="0" w:evenHBand="0" w:firstRowFirstColumn="0" w:firstRowLastColumn="0" w:lastRowFirstColumn="0" w:lastRowLastColumn="0"/>
             </w:pPr>
             <w:r>
-              <w:t>Manage Plant Schedules (</w:t>
-            </w:r>
-            <w:r>
-              <w:t>Toggle</w:t>
+              <w:t>Manage Plant Schedules (Toggle</w:t>
             </w:r>
             <w:r>
               <w:t xml:space="preserve"> off</w:t>
@@ -7697,6 +7743,14 @@
               <w:jc w:val="center"/>
               <w:cnfStyle w:val="000000000000" w:firstRow="0" w:lastRow="0" w:firstColumn="0" w:lastColumn="0" w:oddVBand="0" w:evenVBand="0" w:oddHBand="0" w:evenHBand="0" w:firstRowFirstColumn="0" w:firstRowLastColumn="0" w:lastRowFirstColumn="0" w:lastRowLastColumn="0"/>
             </w:pPr>
+            <w:hyperlink r:id="rId55" w:history="1">
+              <w:r>
+                <w:rPr>
+                  <w:rStyle w:val="Hyperlink"/>
+                </w:rPr>
+                <w:t>evidence</w:t>
+              </w:r>
+            </w:hyperlink>
           </w:p>
         </w:tc>
       </w:tr>
@@ -7717,10 +7771,7 @@
               <w:jc w:val="center"/>
             </w:pPr>
             <w:r>
-              <w:t>TC-MPS-0</w:t>
-            </w:r>
-            <w:r>
-              <w:t>4</w:t>
+              <w:t>TC-MPS-04</w:t>
             </w:r>
           </w:p>
         </w:tc>
@@ -7738,10 +7789,7 @@
             </w:r>
             <w:proofErr w:type="spellStart"/>
             <w:r>
-              <w:t>o</w:t>
-            </w:r>
-            <w:r>
-              <w:t>nn</w:t>
+              <w:t>onn</w:t>
             </w:r>
             <w:proofErr w:type="spellEnd"/>
             <w:r>
@@ -7824,6 +7872,14 @@
               <w:jc w:val="center"/>
               <w:cnfStyle w:val="000000100000" w:firstRow="0" w:lastRow="0" w:firstColumn="0" w:lastColumn="0" w:oddVBand="0" w:evenVBand="0" w:oddHBand="1" w:evenHBand="0" w:firstRowFirstColumn="0" w:firstRowLastColumn="0" w:lastRowFirstColumn="0" w:lastRowLastColumn="0"/>
             </w:pPr>
+            <w:hyperlink r:id="rId56" w:history="1">
+              <w:r>
+                <w:rPr>
+                  <w:rStyle w:val="Hyperlink"/>
+                </w:rPr>
+                <w:t>evidence</w:t>
+              </w:r>
+            </w:hyperlink>
           </w:p>
         </w:tc>
       </w:tr>
@@ -7843,10 +7899,7 @@
               <w:jc w:val="center"/>
             </w:pPr>
             <w:r>
-              <w:t>TC-MPS-0</w:t>
-            </w:r>
-            <w:r>
-              <w:t>5</w:t>
+              <w:t>TC-MPS-05</w:t>
             </w:r>
           </w:p>
         </w:tc>
@@ -7860,13 +7913,7 @@
               <w:cnfStyle w:val="000000000000" w:firstRow="0" w:lastRow="0" w:firstColumn="0" w:lastColumn="0" w:oddVBand="0" w:evenVBand="0" w:oddHBand="0" w:evenHBand="0" w:firstRowFirstColumn="0" w:firstRowLastColumn="0" w:lastRowFirstColumn="0" w:lastRowLastColumn="0"/>
             </w:pPr>
             <w:r>
-              <w:t>Manage Plant Schedules (</w:t>
-            </w:r>
-            <w:r>
-              <w:t>Delete</w:t>
-            </w:r>
-            <w:r>
-              <w:t>)</w:t>
+              <w:t>Manage Plant Schedules (Delete)</w:t>
             </w:r>
           </w:p>
         </w:tc>
@@ -7945,6 +7992,14 @@
               <w:jc w:val="center"/>
               <w:cnfStyle w:val="000000000000" w:firstRow="0" w:lastRow="0" w:firstColumn="0" w:lastColumn="0" w:oddVBand="0" w:evenVBand="0" w:oddHBand="0" w:evenHBand="0" w:firstRowFirstColumn="0" w:firstRowLastColumn="0" w:lastRowFirstColumn="0" w:lastRowLastColumn="0"/>
             </w:pPr>
+            <w:hyperlink r:id="rId57" w:history="1">
+              <w:r>
+                <w:rPr>
+                  <w:rStyle w:val="Hyperlink"/>
+                </w:rPr>
+                <w:t>evidence</w:t>
+              </w:r>
+            </w:hyperlink>
           </w:p>
         </w:tc>
       </w:tr>
@@ -8058,9 +8113,14 @@
               <w:jc w:val="center"/>
               <w:cnfStyle w:val="000000100000" w:firstRow="0" w:lastRow="0" w:firstColumn="0" w:lastColumn="0" w:oddVBand="0" w:evenVBand="0" w:oddHBand="1" w:evenHBand="0" w:firstRowFirstColumn="0" w:firstRowLastColumn="0" w:lastRowFirstColumn="0" w:lastRowLastColumn="0"/>
             </w:pPr>
-            <w:r>
-              <w:t>Last</w:t>
-            </w:r>
+            <w:hyperlink r:id="rId58" w:history="1">
+              <w:r>
+                <w:rPr>
+                  <w:rStyle w:val="Hyperlink"/>
+                </w:rPr>
+                <w:t>evidence</w:t>
+              </w:r>
+            </w:hyperlink>
           </w:p>
         </w:tc>
       </w:tr>
@@ -8181,14 +8241,6 @@
               <w:jc w:val="center"/>
               <w:cnfStyle w:val="000000000000" w:firstRow="0" w:lastRow="0" w:firstColumn="0" w:lastColumn="0" w:oddVBand="0" w:evenVBand="0" w:oddHBand="0" w:evenHBand="0" w:firstRowFirstColumn="0" w:firstRowLastColumn="0" w:lastRowFirstColumn="0" w:lastRowLastColumn="0"/>
             </w:pPr>
-            <w:r>
-              <w:t xml:space="preserve">8 </w:t>
-            </w:r>
-            <w:proofErr w:type="gramStart"/>
-            <w:r>
-              <w:t>image</w:t>
-            </w:r>
-            <w:proofErr w:type="gramEnd"/>
           </w:p>
         </w:tc>
       </w:tr>
@@ -8314,14 +8366,14 @@
               <w:jc w:val="center"/>
               <w:cnfStyle w:val="000000100000" w:firstRow="0" w:lastRow="0" w:firstColumn="0" w:lastColumn="0" w:oddVBand="0" w:evenVBand="0" w:oddHBand="1" w:evenHBand="0" w:firstRowFirstColumn="0" w:firstRowLastColumn="0" w:lastRowFirstColumn="0" w:lastRowLastColumn="0"/>
             </w:pPr>
-            <w:r>
-              <w:t xml:space="preserve">6 </w:t>
-            </w:r>
-            <w:proofErr w:type="gramStart"/>
-            <w:r>
-              <w:t>image</w:t>
-            </w:r>
-            <w:proofErr w:type="gramEnd"/>
+            <w:hyperlink r:id="rId59" w:history="1">
+              <w:r>
+                <w:rPr>
+                  <w:rStyle w:val="Hyperlink"/>
+                </w:rPr>
+                <w:t>evidence</w:t>
+              </w:r>
+            </w:hyperlink>
           </w:p>
         </w:tc>
       </w:tr>
@@ -8441,15 +8493,57 @@
               <w:suppressAutoHyphens w:val="0"/>
               <w:jc w:val="center"/>
               <w:cnfStyle w:val="000000000000" w:firstRow="0" w:lastRow="0" w:firstColumn="0" w:lastColumn="0" w:oddVBand="0" w:evenVBand="0" w:oddHBand="0" w:evenHBand="0" w:firstRowFirstColumn="0" w:firstRowLastColumn="0" w:lastRowFirstColumn="0" w:lastRowLastColumn="0"/>
-            </w:pPr>
-            <w:r>
-              <w:t xml:space="preserve">7 </w:t>
-            </w:r>
-            <w:proofErr w:type="gramStart"/>
-            <w:r>
-              <w:t>image</w:t>
-            </w:r>
-            <w:proofErr w:type="gramEnd"/>
+              <w:rPr>
+                <w:b/>
+                <w:bCs/>
+                <w:color w:val="FFFFFF" w:themeColor="background1"/>
+              </w:rPr>
+            </w:pPr>
+          </w:p>
+          <w:p>
+            <w:pPr>
+              <w:cnfStyle w:val="000000000000" w:firstRow="0" w:lastRow="0" w:firstColumn="0" w:lastColumn="0" w:oddVBand="0" w:evenVBand="0" w:oddHBand="0" w:evenHBand="0" w:firstRowFirstColumn="0" w:firstRowLastColumn="0" w:lastRowFirstColumn="0" w:lastRowLastColumn="0"/>
+              <w:rPr>
+                <w:b/>
+                <w:bCs/>
+                <w:color w:val="FFFFFF" w:themeColor="background1"/>
+              </w:rPr>
+            </w:pPr>
+          </w:p>
+          <w:p>
+            <w:pPr>
+              <w:cnfStyle w:val="000000000000" w:firstRow="0" w:lastRow="0" w:firstColumn="0" w:lastColumn="0" w:oddVBand="0" w:evenVBand="0" w:oddHBand="0" w:evenHBand="0" w:firstRowFirstColumn="0" w:firstRowLastColumn="0" w:lastRowFirstColumn="0" w:lastRowLastColumn="0"/>
+              <w:rPr>
+                <w:b/>
+                <w:bCs/>
+                <w:color w:val="FFFFFF" w:themeColor="background1"/>
+              </w:rPr>
+            </w:pPr>
+            <w:hyperlink r:id="rId60" w:history="1">
+              <w:r>
+                <w:rPr>
+                  <w:rStyle w:val="Hyperlink"/>
+                  <w:b/>
+                  <w:bCs/>
+                </w:rPr>
+                <w:t>evidence</w:t>
+              </w:r>
+            </w:hyperlink>
+          </w:p>
+          <w:p>
+            <w:pPr>
+              <w:cnfStyle w:val="000000000000" w:firstRow="0" w:lastRow="0" w:firstColumn="0" w:lastColumn="0" w:oddVBand="0" w:evenVBand="0" w:oddHBand="0" w:evenHBand="0" w:firstRowFirstColumn="0" w:firstRowLastColumn="0" w:lastRowFirstColumn="0" w:lastRowLastColumn="0"/>
+              <w:rPr>
+                <w:b/>
+                <w:bCs/>
+                <w:color w:val="FFFFFF" w:themeColor="background1"/>
+              </w:rPr>
+            </w:pPr>
+          </w:p>
+          <w:p>
+            <w:pPr>
+              <w:cnfStyle w:val="000000000000" w:firstRow="0" w:lastRow="0" w:firstColumn="0" w:lastColumn="0" w:oddVBand="0" w:evenVBand="0" w:oddHBand="0" w:evenHBand="0" w:firstRowFirstColumn="0" w:firstRowLastColumn="0" w:lastRowFirstColumn="0" w:lastRowLastColumn="0"/>
+            </w:pPr>
           </w:p>
         </w:tc>
       </w:tr>
@@ -8595,6 +8689,14 @@
               <w:jc w:val="center"/>
               <w:cnfStyle w:val="000000100000" w:firstRow="0" w:lastRow="0" w:firstColumn="0" w:lastColumn="0" w:oddVBand="0" w:evenVBand="0" w:oddHBand="1" w:evenHBand="0" w:firstRowFirstColumn="0" w:firstRowLastColumn="0" w:lastRowFirstColumn="0" w:lastRowLastColumn="0"/>
             </w:pPr>
+            <w:hyperlink r:id="rId61" w:history="1">
+              <w:r>
+                <w:rPr>
+                  <w:rStyle w:val="Hyperlink"/>
+                </w:rPr>
+                <w:t>evidence</w:t>
+              </w:r>
+            </w:hyperlink>
           </w:p>
         </w:tc>
       </w:tr>
@@ -8655,13 +8757,7 @@
             </w:r>
             <w:proofErr w:type="gramEnd"/>
             <w:r>
-              <w:t xml:space="preserve"> but the </w:t>
-            </w:r>
-            <w:r>
-              <w:t>soil</w:t>
-            </w:r>
-            <w:r>
-              <w:t xml:space="preserve"> sensor is sending null values</w:t>
+              <w:t xml:space="preserve"> but the soil sensor is sending null values</w:t>
             </w:r>
           </w:p>
         </w:tc>
@@ -8740,6 +8836,14 @@
               <w:jc w:val="center"/>
               <w:cnfStyle w:val="000000000000" w:firstRow="0" w:lastRow="0" w:firstColumn="0" w:lastColumn="0" w:oddVBand="0" w:evenVBand="0" w:oddHBand="0" w:evenHBand="0" w:firstRowFirstColumn="0" w:firstRowLastColumn="0" w:lastRowFirstColumn="0" w:lastRowLastColumn="0"/>
             </w:pPr>
+            <w:hyperlink r:id="rId62" w:history="1">
+              <w:r>
+                <w:rPr>
+                  <w:rStyle w:val="Hyperlink"/>
+                </w:rPr>
+                <w:t>evidence</w:t>
+              </w:r>
+            </w:hyperlink>
           </w:p>
         </w:tc>
       </w:tr>
@@ -8857,7 +8961,7 @@
               <w:jc w:val="center"/>
               <w:cnfStyle w:val="000000100000" w:firstRow="0" w:lastRow="0" w:firstColumn="0" w:lastColumn="0" w:oddVBand="0" w:evenVBand="0" w:oddHBand="1" w:evenHBand="0" w:firstRowFirstColumn="0" w:firstRowLastColumn="0" w:lastRowFirstColumn="0" w:lastRowLastColumn="0"/>
             </w:pPr>
-            <w:hyperlink r:id="rId11" w:history="1">
+            <w:hyperlink r:id="rId63" w:history="1">
               <w:r>
                 <w:rPr>
                   <w:rStyle w:val="Hyperlink"/>
@@ -8993,6 +9097,14 @@
               <w:jc w:val="center"/>
               <w:cnfStyle w:val="000000000000" w:firstRow="0" w:lastRow="0" w:firstColumn="0" w:lastColumn="0" w:oddVBand="0" w:evenVBand="0" w:oddHBand="0" w:evenHBand="0" w:firstRowFirstColumn="0" w:firstRowLastColumn="0" w:lastRowFirstColumn="0" w:lastRowLastColumn="0"/>
             </w:pPr>
+            <w:hyperlink r:id="rId64" w:history="1">
+              <w:r>
+                <w:rPr>
+                  <w:rStyle w:val="Hyperlink"/>
+                </w:rPr>
+                <w:t>evidence</w:t>
+              </w:r>
+            </w:hyperlink>
           </w:p>
         </w:tc>
       </w:tr>
@@ -9137,7 +9249,7 @@
               <w:jc w:val="center"/>
               <w:cnfStyle w:val="000000100000" w:firstRow="0" w:lastRow="0" w:firstColumn="0" w:lastColumn="0" w:oddVBand="0" w:evenVBand="0" w:oddHBand="1" w:evenHBand="0" w:firstRowFirstColumn="0" w:firstRowLastColumn="0" w:lastRowFirstColumn="0" w:lastRowLastColumn="0"/>
             </w:pPr>
-            <w:hyperlink r:id="rId12" w:history="1">
+            <w:hyperlink r:id="rId65" w:history="1">
               <w:r>
                 <w:rPr>
                   <w:rStyle w:val="Hyperlink"/>
